--- a/arb/docx/30.content.docx
+++ b/arb/docx/30.content.docx
@@ -9,6 +9,8 @@
       </w:pPr>
       <w:r>
         <w:rPr>
+          <w:rtl/>
+          <w:cs/>
           <w:lang w:val="ar_AE" w:bidi="ar_AE"/>
         </w:rPr>
       </w:r>
@@ -20,53 +22,53 @@
       </w:pPr>
       <w:r>
         <w:rPr>
+          <w:rtl/>
+          <w:cs/>
           <w:lang w:val="ar_AE" w:bidi="ar_AE"/>
         </w:rPr>
         <w:t>Resource: Biblica Open New Arabic Version 2012</w:t>
       </w:r>
       <w:r>
         <w:rPr>
-          <w:lang w:val="ar_AE" w:bidi="ar_AE"/>
-        </w:rPr>
-      </w:r>
-    </w:p>
-    <w:p>
-      <w:pPr>
-        <w:bidi/>
-      </w:pPr>
-      <w:r>
-        <w:rPr>
+          <w:rtl/>
+          <w:cs/>
+          <w:lang w:val="ar_AE" w:bidi="ar_AE"/>
+        </w:rPr>
+      </w:r>
+    </w:p>
+    <w:p>
+      <w:pPr>
+        <w:bidi/>
+      </w:pPr>
+      <w:r>
+        <w:rPr>
+          <w:rtl/>
+          <w:cs/>
           <w:lang w:val="ar_AE" w:bidi="ar_AE"/>
         </w:rPr>
       </w:r>
       <w:r>
         <w:rPr>
           <w:b/>
+          <w:rtl/>
+          <w:cs/>
           <w:lang w:val="ar_AE" w:bidi="ar_AE"/>
         </w:rPr>
         <w:t>Biblica Open New Arabic Version 2012</w:t>
       </w:r>
       <w:r>
         <w:rPr>
-          <w:lang w:val="ar_AE" w:bidi="ar_AE"/>
-        </w:rPr>
-        <w:t xml:space="preserve"> (Arabic) is based on: </w:t>
-      </w:r>
-      <w:r>
-        <w:rPr>
-          <w:lang w:val="ar_AE" w:bidi="ar_AE"/>
-        </w:rPr>
-        <w:t>Biblica Open New Arabic Version 2012</w:t>
-      </w:r>
-      <w:r>
-        <w:rPr>
-          <w:lang w:val="ar_AE" w:bidi="ar_AE"/>
-        </w:rPr>
-        <w:t xml:space="preserve">, </w:t>
+          <w:rtl/>
+          <w:cs/>
+          <w:lang w:val="ar_AE" w:bidi="ar_AE"/>
+        </w:rPr>
+        <w:t xml:space="preserve"> © </w:t>
       </w:r>
       <w:hyperlink r:id="rId13">
         <w:r>
           <w:rPr>
+            <w:rtl/>
+            <w:cs/>
             <w:lang w:val="ar_AE" w:bidi="ar_AE"/>
           </w:rPr>
           <w:rPr>
@@ -78,13 +80,17 @@
       </w:hyperlink>
       <w:r>
         <w:rPr>
-          <w:lang w:val="ar_AE" w:bidi="ar_AE"/>
-        </w:rPr>
-        <w:t xml:space="preserve">, None, which is licensed under a </w:t>
+          <w:rtl/>
+          <w:cs/>
+          <w:lang w:val="ar_AE" w:bidi="ar_AE"/>
+        </w:rPr>
+        <w:t xml:space="preserve">, licensed under a </w:t>
       </w:r>
       <w:hyperlink r:id="rId14">
         <w:r>
           <w:rPr>
+            <w:rtl/>
+            <w:cs/>
             <w:lang w:val="ar_AE" w:bidi="ar_AE"/>
           </w:rPr>
           <w:rPr>
@@ -96,38 +102,23 @@
       </w:hyperlink>
       <w:r>
         <w:rPr>
+          <w:rtl/>
+          <w:cs/>
           <w:lang w:val="ar_AE" w:bidi="ar_AE"/>
         </w:rPr>
         <w:t>.</w:t>
       </w:r>
       <w:r>
         <w:rPr>
-          <w:lang w:val="ar_AE" w:bidi="ar_AE"/>
-        </w:rPr>
-      </w:r>
-    </w:p>
-    <w:p>
-      <w:pPr>
-        <w:bidi/>
-      </w:pPr>
-      <w:r>
-        <w:rPr>
-          <w:lang w:val="ar_AE" w:bidi="ar_AE"/>
-        </w:rPr>
-      </w:r>
-      <w:r>
-        <w:rPr>
-          <w:lang w:val="ar_AE" w:bidi="ar_AE"/>
-        </w:rPr>
-        <w:t>This PDF version is provided under the same license.</w:t>
-      </w:r>
-      <w:r>
-        <w:rPr>
-          <w:lang w:val="ar_AE" w:bidi="ar_AE"/>
-        </w:rPr>
-      </w:r>
-      <w:r>
-        <w:rPr>
+          <w:rtl/>
+          <w:cs/>
+          <w:lang w:val="ar_AE" w:bidi="ar_AE"/>
+        </w:rPr>
+      </w:r>
+      <w:r>
+        <w:rPr>
+          <w:rtl/>
+          <w:cs/>
           <w:lang w:val="ar_AE" w:bidi="ar_AE"/>
         </w:rPr>
       </w:r>
@@ -139,6 +130,8 @@
       </w:pPr>
       <w:r>
         <w:rPr>
+          <w:rtl/>
+          <w:cs/>
           <w:lang w:val="ar_AE" w:bidi="ar_AE"/>
         </w:rPr>
         <w:t>Biblica Open New Arabic Version 2012</w:t>
@@ -168,6 +161,8 @@
       </w:pPr>
       <w:r>
         <w:rPr>
+          <w:rtl/>
+          <w:cs/>
           <w:lang w:val="ar_AE" w:bidi="ar_AE"/>
         </w:rPr>
       </w:r>
@@ -179,32 +174,42 @@
       </w:pPr>
       <w:r>
         <w:rPr>
-          <w:lang w:val="ar_AE" w:bidi="ar_AE"/>
-        </w:rPr>
-      </w:r>
-    </w:p>
-    <w:p>
-      <w:pPr>
-        <w:bidi/>
-      </w:pPr>
-      <w:r>
-        <w:rPr>
-          <w:lang w:val="ar_AE" w:bidi="ar_AE"/>
-        </w:rPr>
-      </w:r>
-      <w:r>
-        <w:rPr>
+          <w:rtl/>
+          <w:cs/>
+          <w:lang w:val="ar_AE" w:bidi="ar_AE"/>
+        </w:rPr>
+      </w:r>
+    </w:p>
+    <w:p>
+      <w:pPr>
+        <w:bidi/>
+      </w:pPr>
+      <w:r>
+        <w:rPr>
+          <w:rtl/>
+          <w:cs/>
+          <w:lang w:val="ar_AE" w:bidi="ar_AE"/>
+        </w:rPr>
+      </w:r>
+      <w:r>
+        <w:rPr>
+          <w:rtl/>
+          <w:cs/>
           <w:lang w:val="ar_AE" w:bidi="ar_AE"/>
         </w:rPr>
         <w:t xml:space="preserve"> </w:t>
       </w:r>
       <w:r>
         <w:rPr>
-          <w:lang w:val="ar_AE" w:bidi="ar_AE"/>
-        </w:rPr>
-      </w:r>
-      <w:r>
-        <w:rPr>
+          <w:rtl/>
+          <w:cs/>
+          <w:lang w:val="ar_AE" w:bidi="ar_AE"/>
+        </w:rPr>
+      </w:r>
+      <w:r>
+        <w:rPr>
+          <w:rtl/>
+          <w:cs/>
           <w:lang w:val="ar_AE" w:bidi="ar_AE"/>
         </w:rPr>
       </w:r>
@@ -226,675 +231,459 @@
     </w:p>
     <w:p>
       <w:pPr>
-        <w:bidi/>
-      </w:pPr>
-      <w:r>
-        <w:rPr>
-          <w:lang w:val="ar_AE" w:bidi="ar_AE"/>
-        </w:rPr>
-      </w:r>
-    </w:p>
-    <w:p>
-      <w:pPr>
         <w:pStyle w:val="Heading2"/>
         <w:bidi/>
       </w:pPr>
       <w:r>
         <w:rPr>
-          <w:lang w:val="ar_AE" w:bidi="ar_AE"/>
-        </w:rPr>
-        <w:t>Amos 1:1</w:t>
-      </w:r>
-      <w:r>
-        <w:rPr>
-          <w:lang w:val="ar_AE" w:bidi="ar_AE"/>
-        </w:rPr>
-      </w:r>
-    </w:p>
-    <w:p>
-      <w:pPr>
-        <w:bidi/>
-      </w:pPr>
-      <w:r>
-        <w:rPr>
-          <w:lang w:val="ar_AE" w:bidi="ar_AE"/>
-        </w:rPr>
-      </w:r>
-      <w:r>
-        <w:rPr>
-          <w:vertAlign w:val="superscript"/>
+          <w:rtl/>
+          <w:cs/>
+          <w:lang w:val="ar_AE" w:bidi="ar_AE"/>
+        </w:rPr>
+        <w:t>عاموس 1:1</w:t>
+      </w:r>
+      <w:r>
+        <w:rPr>
+          <w:rtl/>
+          <w:cs/>
+          <w:lang w:val="ar_AE" w:bidi="ar_AE"/>
+        </w:rPr>
+      </w:r>
+    </w:p>
+    <w:p>
+      <w:pPr>
+        <w:bidi/>
+      </w:pPr>
+      <w:r>
+        <w:rPr>
+          <w:rtl/>
+          <w:cs/>
+          <w:lang w:val="ar_AE" w:bidi="ar_AE"/>
+        </w:rPr>
+      </w:r>
+      <w:r>
+        <w:rPr>
+          <w:vertAlign w:val="superscript"/>
+          <w:rtl/>
+          <w:cs/>
           <w:lang w:val="ar_AE" w:bidi="ar_AE"/>
         </w:rPr>
         <w:t>1</w:t>
       </w:r>
       <w:r>
         <w:rPr>
+          <w:rtl/>
+          <w:cs/>
           <w:lang w:val="ar_AE" w:bidi="ar_AE"/>
         </w:rPr>
         <w:t xml:space="preserve"> هَذِهِ كَلِمَاتُ عَامُوسَ الَّذِي كَانَ رَاعِياً مِنْ رُعَاةِ تَقُوعَ، يُنْبِئُ فِيهَا بِمَا رَآهُ بِشَأْنِ إِسْرَائِيلَ فِي أَيَّامِ عُزِّيَّا مَلِكِ يَهُوذَا، وَفِي أَيَّامِ يَرُبْعَامَ بْنِ يُوآشَ مَلِكِ إِسْرَائِيلَ، قَبْلَ وُقُوعِ الزَّلْزَلَةِ بِسَنَتَيْنِ.</w:t>
       </w:r>
-      <w:r>
-        <w:rPr>
-          <w:lang w:val="ar_AE" w:bidi="ar_AE"/>
-        </w:rPr>
-      </w:r>
-      <w:r>
-        <w:rPr>
-          <w:lang w:val="ar_AE" w:bidi="ar_AE"/>
-        </w:rPr>
-      </w:r>
-    </w:p>
-    <w:p>
-      <w:pPr>
-        <w:bidi/>
-      </w:pPr>
-      <w:r>
-        <w:rPr>
-          <w:lang w:val="ar_AE" w:bidi="ar_AE"/>
-        </w:rPr>
-      </w:r>
-    </w:p>
-    <w:p>
-      <w:pPr>
-        <w:bidi/>
-      </w:pPr>
-      <w:r>
-        <w:rPr>
-          <w:lang w:val="ar_AE" w:bidi="ar_AE"/>
-        </w:rPr>
-      </w:r>
-      <w:r>
-        <w:rPr>
-          <w:vertAlign w:val="superscript"/>
+    </w:p>
+    <w:p>
+      <w:pPr>
+        <w:bidi/>
+      </w:pPr>
+      <w:r>
+        <w:rPr>
+          <w:rtl/>
+          <w:cs/>
+          <w:lang w:val="ar_AE" w:bidi="ar_AE"/>
+        </w:rPr>
+      </w:r>
+      <w:r>
+        <w:rPr>
+          <w:vertAlign w:val="superscript"/>
+          <w:rtl/>
+          <w:cs/>
           <w:lang w:val="ar_AE" w:bidi="ar_AE"/>
         </w:rPr>
         <w:t>2</w:t>
       </w:r>
       <w:r>
         <w:rPr>
+          <w:rtl/>
+          <w:cs/>
           <w:lang w:val="ar_AE" w:bidi="ar_AE"/>
         </w:rPr>
         <w:t xml:space="preserve"> قَالَ: «يَزْأَرُ الرَّبُّ مِنْ صِهْيَوْنَ وَيُدَوِّي بِصَوْتِهِ مِنْ أُورُشَلِيمَ، فَتَنْتَحِبُ مَرَاعِي الرُّعَاةِ، وَتَذْوِي قِمَّةُ الْكَرْمَلِ.</w:t>
       </w:r>
-      <w:r>
-        <w:rPr>
-          <w:lang w:val="ar_AE" w:bidi="ar_AE"/>
-        </w:rPr>
-      </w:r>
-      <w:r>
-        <w:rPr>
-          <w:lang w:val="ar_AE" w:bidi="ar_AE"/>
-        </w:rPr>
-      </w:r>
-    </w:p>
-    <w:p>
-      <w:pPr>
-        <w:bidi/>
-      </w:pPr>
-      <w:r>
-        <w:rPr>
-          <w:lang w:val="ar_AE" w:bidi="ar_AE"/>
-        </w:rPr>
-      </w:r>
-    </w:p>
-    <w:p>
-      <w:pPr>
-        <w:bidi/>
-      </w:pPr>
-      <w:r>
-        <w:rPr>
-          <w:lang w:val="ar_AE" w:bidi="ar_AE"/>
-        </w:rPr>
-      </w:r>
-      <w:r>
-        <w:rPr>
-          <w:vertAlign w:val="superscript"/>
+    </w:p>
+    <w:p>
+      <w:pPr>
+        <w:bidi/>
+      </w:pPr>
+      <w:r>
+        <w:rPr>
+          <w:rtl/>
+          <w:cs/>
+          <w:lang w:val="ar_AE" w:bidi="ar_AE"/>
+        </w:rPr>
+      </w:r>
+      <w:r>
+        <w:rPr>
+          <w:vertAlign w:val="superscript"/>
+          <w:rtl/>
+          <w:cs/>
           <w:lang w:val="ar_AE" w:bidi="ar_AE"/>
         </w:rPr>
         <w:t>3</w:t>
       </w:r>
       <w:r>
         <w:rPr>
+          <w:rtl/>
+          <w:cs/>
           <w:lang w:val="ar_AE" w:bidi="ar_AE"/>
         </w:rPr>
         <w:t xml:space="preserve"> هَذَا مَا يَقُولُهُ الرَّبُّ: مِنْ أَجْلِ مَعَاصِي دِمَشْقَ الثَّلاثِ وَالأَرْبَعِ لَنْ أَرُدَّ عَنْهَا سَخَطِي، لأَنَّ أَهْلَهَا قَدْ دَاسُوا شَعْبِي فِي جِلْعَادَ بِنَوَارِجَ مِنْ حَدِيدٍ.</w:t>
       </w:r>
-      <w:r>
-        <w:rPr>
-          <w:lang w:val="ar_AE" w:bidi="ar_AE"/>
-        </w:rPr>
-      </w:r>
-      <w:r>
-        <w:rPr>
-          <w:lang w:val="ar_AE" w:bidi="ar_AE"/>
-        </w:rPr>
-      </w:r>
-    </w:p>
-    <w:p>
-      <w:pPr>
-        <w:bidi/>
-      </w:pPr>
-      <w:r>
-        <w:rPr>
-          <w:lang w:val="ar_AE" w:bidi="ar_AE"/>
-        </w:rPr>
-      </w:r>
-    </w:p>
-    <w:p>
-      <w:pPr>
-        <w:bidi/>
-      </w:pPr>
-      <w:r>
-        <w:rPr>
-          <w:lang w:val="ar_AE" w:bidi="ar_AE"/>
-        </w:rPr>
-      </w:r>
-      <w:r>
-        <w:rPr>
-          <w:vertAlign w:val="superscript"/>
+    </w:p>
+    <w:p>
+      <w:pPr>
+        <w:bidi/>
+      </w:pPr>
+      <w:r>
+        <w:rPr>
+          <w:rtl/>
+          <w:cs/>
+          <w:lang w:val="ar_AE" w:bidi="ar_AE"/>
+        </w:rPr>
+      </w:r>
+      <w:r>
+        <w:rPr>
+          <w:vertAlign w:val="superscript"/>
+          <w:rtl/>
+          <w:cs/>
           <w:lang w:val="ar_AE" w:bidi="ar_AE"/>
         </w:rPr>
         <w:t>4</w:t>
       </w:r>
       <w:r>
         <w:rPr>
+          <w:rtl/>
+          <w:cs/>
           <w:lang w:val="ar_AE" w:bidi="ar_AE"/>
         </w:rPr>
         <w:t xml:space="preserve"> لِذَلِكَ أُرْسِلُ نَاراً عَلَى بَيْتِ حَزَائِيلَ فَتَلْتَهِمُ حُصُونَ بَنْهَدَدَ.</w:t>
       </w:r>
-      <w:r>
-        <w:rPr>
-          <w:lang w:val="ar_AE" w:bidi="ar_AE"/>
-        </w:rPr>
-      </w:r>
-      <w:r>
-        <w:rPr>
-          <w:lang w:val="ar_AE" w:bidi="ar_AE"/>
-        </w:rPr>
-      </w:r>
-    </w:p>
-    <w:p>
-      <w:pPr>
-        <w:bidi/>
-      </w:pPr>
-      <w:r>
-        <w:rPr>
-          <w:lang w:val="ar_AE" w:bidi="ar_AE"/>
-        </w:rPr>
-      </w:r>
-    </w:p>
-    <w:p>
-      <w:pPr>
-        <w:bidi/>
-      </w:pPr>
-      <w:r>
-        <w:rPr>
-          <w:lang w:val="ar_AE" w:bidi="ar_AE"/>
-        </w:rPr>
-      </w:r>
-      <w:r>
-        <w:rPr>
-          <w:vertAlign w:val="superscript"/>
+    </w:p>
+    <w:p>
+      <w:pPr>
+        <w:bidi/>
+      </w:pPr>
+      <w:r>
+        <w:rPr>
+          <w:rtl/>
+          <w:cs/>
+          <w:lang w:val="ar_AE" w:bidi="ar_AE"/>
+        </w:rPr>
+      </w:r>
+      <w:r>
+        <w:rPr>
+          <w:vertAlign w:val="superscript"/>
+          <w:rtl/>
+          <w:cs/>
           <w:lang w:val="ar_AE" w:bidi="ar_AE"/>
         </w:rPr>
         <w:t>5</w:t>
       </w:r>
       <w:r>
         <w:rPr>
+          <w:rtl/>
+          <w:cs/>
           <w:lang w:val="ar_AE" w:bidi="ar_AE"/>
         </w:rPr>
         <w:t xml:space="preserve"> وَأُحَطِّمُ مِزْلاجَ دِمَشْقَ وَأَسْتَأْصِلُ أَهْلَ وَادِي آوَنَ، وَأُهْلِكُ حَامِلَ صَوْلَجَانِ مُلْكِ بَيْتِ عَدْنٍ، وَيُسَاقُ شَعْبُ أَرَامَ إِلَى السَّبْيِ إِلَى أَرْضِ قِيرَ.</w:t>
       </w:r>
-      <w:r>
-        <w:rPr>
-          <w:lang w:val="ar_AE" w:bidi="ar_AE"/>
-        </w:rPr>
-      </w:r>
-      <w:r>
-        <w:rPr>
-          <w:lang w:val="ar_AE" w:bidi="ar_AE"/>
-        </w:rPr>
-      </w:r>
-    </w:p>
-    <w:p>
-      <w:pPr>
-        <w:bidi/>
-      </w:pPr>
-      <w:r>
-        <w:rPr>
-          <w:lang w:val="ar_AE" w:bidi="ar_AE"/>
-        </w:rPr>
-      </w:r>
-    </w:p>
-    <w:p>
-      <w:pPr>
-        <w:bidi/>
-      </w:pPr>
-      <w:r>
-        <w:rPr>
-          <w:lang w:val="ar_AE" w:bidi="ar_AE"/>
-        </w:rPr>
-      </w:r>
-      <w:r>
-        <w:rPr>
-          <w:vertAlign w:val="superscript"/>
+    </w:p>
+    <w:p>
+      <w:pPr>
+        <w:bidi/>
+      </w:pPr>
+      <w:r>
+        <w:rPr>
+          <w:rtl/>
+          <w:cs/>
+          <w:lang w:val="ar_AE" w:bidi="ar_AE"/>
+        </w:rPr>
+      </w:r>
+      <w:r>
+        <w:rPr>
+          <w:vertAlign w:val="superscript"/>
+          <w:rtl/>
+          <w:cs/>
           <w:lang w:val="ar_AE" w:bidi="ar_AE"/>
         </w:rPr>
         <w:t>6</w:t>
       </w:r>
       <w:r>
         <w:rPr>
+          <w:rtl/>
+          <w:cs/>
           <w:lang w:val="ar_AE" w:bidi="ar_AE"/>
         </w:rPr>
         <w:t xml:space="preserve"> هَذَا مَا يَقُولُهُ الرَّبُّ: مِنْ أَجْلِ مَعَاصِي غَزَّةَ الثَّلاثِ وَالأَرْبَعِ لَنْ أَرُدَّ عَنْهَا سَخَطِي، لأَنَّ أَهْلَهَا نَفَوْا شَعْباً عَنْ آخِرِهِ لِيُسَلِّمُوهُ إِلَى أَدُومَ.</w:t>
       </w:r>
-      <w:r>
-        <w:rPr>
-          <w:lang w:val="ar_AE" w:bidi="ar_AE"/>
-        </w:rPr>
-      </w:r>
-      <w:r>
-        <w:rPr>
-          <w:lang w:val="ar_AE" w:bidi="ar_AE"/>
-        </w:rPr>
-      </w:r>
-    </w:p>
-    <w:p>
-      <w:pPr>
-        <w:bidi/>
-      </w:pPr>
-      <w:r>
-        <w:rPr>
-          <w:lang w:val="ar_AE" w:bidi="ar_AE"/>
-        </w:rPr>
-      </w:r>
-    </w:p>
-    <w:p>
-      <w:pPr>
-        <w:bidi/>
-      </w:pPr>
-      <w:r>
-        <w:rPr>
-          <w:lang w:val="ar_AE" w:bidi="ar_AE"/>
-        </w:rPr>
-      </w:r>
-      <w:r>
-        <w:rPr>
-          <w:vertAlign w:val="superscript"/>
+    </w:p>
+    <w:p>
+      <w:pPr>
+        <w:bidi/>
+      </w:pPr>
+      <w:r>
+        <w:rPr>
+          <w:rtl/>
+          <w:cs/>
+          <w:lang w:val="ar_AE" w:bidi="ar_AE"/>
+        </w:rPr>
+      </w:r>
+      <w:r>
+        <w:rPr>
+          <w:vertAlign w:val="superscript"/>
+          <w:rtl/>
+          <w:cs/>
           <w:lang w:val="ar_AE" w:bidi="ar_AE"/>
         </w:rPr>
         <w:t>7</w:t>
       </w:r>
       <w:r>
         <w:rPr>
+          <w:rtl/>
+          <w:cs/>
           <w:lang w:val="ar_AE" w:bidi="ar_AE"/>
         </w:rPr>
         <w:t xml:space="preserve"> لِذَلِكَ سَأُرْسِلُ نَاراً عَلَى أَسْوَارِ غَزَّةَ تَلْتَهِمُ حُصُونَهَا.</w:t>
       </w:r>
-      <w:r>
-        <w:rPr>
-          <w:lang w:val="ar_AE" w:bidi="ar_AE"/>
-        </w:rPr>
-      </w:r>
-      <w:r>
-        <w:rPr>
-          <w:lang w:val="ar_AE" w:bidi="ar_AE"/>
-        </w:rPr>
-      </w:r>
-    </w:p>
-    <w:p>
-      <w:pPr>
-        <w:bidi/>
-      </w:pPr>
-      <w:r>
-        <w:rPr>
-          <w:lang w:val="ar_AE" w:bidi="ar_AE"/>
-        </w:rPr>
-      </w:r>
-    </w:p>
-    <w:p>
-      <w:pPr>
-        <w:bidi/>
-      </w:pPr>
-      <w:r>
-        <w:rPr>
-          <w:lang w:val="ar_AE" w:bidi="ar_AE"/>
-        </w:rPr>
-      </w:r>
-      <w:r>
-        <w:rPr>
-          <w:vertAlign w:val="superscript"/>
+    </w:p>
+    <w:p>
+      <w:pPr>
+        <w:bidi/>
+      </w:pPr>
+      <w:r>
+        <w:rPr>
+          <w:rtl/>
+          <w:cs/>
+          <w:lang w:val="ar_AE" w:bidi="ar_AE"/>
+        </w:rPr>
+      </w:r>
+      <w:r>
+        <w:rPr>
+          <w:vertAlign w:val="superscript"/>
+          <w:rtl/>
+          <w:cs/>
           <w:lang w:val="ar_AE" w:bidi="ar_AE"/>
         </w:rPr>
         <w:t>8</w:t>
       </w:r>
       <w:r>
         <w:rPr>
+          <w:rtl/>
+          <w:cs/>
           <w:lang w:val="ar_AE" w:bidi="ar_AE"/>
         </w:rPr>
         <w:t xml:space="preserve"> وَأَسْتَأْصِلُ أَهْلَ أَشْدُودَ، وَأُهْلِكُ حَامِلَ صَوْلَجَانِ مُلْكِ أَشْقَلُونَ، وَأُوَجِّهُ ضَرَبَاتِي ضِدَّ عَقْرُونَ فَيَفْنَى مَنْ بَقِيَ مِنَ الْفِلِسْطِينِيِّينَ.</w:t>
       </w:r>
-      <w:r>
-        <w:rPr>
-          <w:lang w:val="ar_AE" w:bidi="ar_AE"/>
-        </w:rPr>
-      </w:r>
-      <w:r>
-        <w:rPr>
-          <w:lang w:val="ar_AE" w:bidi="ar_AE"/>
-        </w:rPr>
-      </w:r>
-    </w:p>
-    <w:p>
-      <w:pPr>
-        <w:bidi/>
-      </w:pPr>
-      <w:r>
-        <w:rPr>
-          <w:lang w:val="ar_AE" w:bidi="ar_AE"/>
-        </w:rPr>
-      </w:r>
-    </w:p>
-    <w:p>
-      <w:pPr>
-        <w:bidi/>
-      </w:pPr>
-      <w:r>
-        <w:rPr>
-          <w:lang w:val="ar_AE" w:bidi="ar_AE"/>
-        </w:rPr>
-      </w:r>
-      <w:r>
-        <w:rPr>
-          <w:vertAlign w:val="superscript"/>
+    </w:p>
+    <w:p>
+      <w:pPr>
+        <w:bidi/>
+      </w:pPr>
+      <w:r>
+        <w:rPr>
+          <w:rtl/>
+          <w:cs/>
+          <w:lang w:val="ar_AE" w:bidi="ar_AE"/>
+        </w:rPr>
+      </w:r>
+      <w:r>
+        <w:rPr>
+          <w:vertAlign w:val="superscript"/>
+          <w:rtl/>
+          <w:cs/>
           <w:lang w:val="ar_AE" w:bidi="ar_AE"/>
         </w:rPr>
         <w:t>9</w:t>
       </w:r>
       <w:r>
         <w:rPr>
+          <w:rtl/>
+          <w:cs/>
           <w:lang w:val="ar_AE" w:bidi="ar_AE"/>
         </w:rPr>
         <w:t xml:space="preserve"> هَذَا مَا يَقُولُهُ الرَّبُّ: مِنْ أَجْلِ مَعَاصِي صُورَ الثَّلاثِ وَالأَرْبَعِ لَنْ أَرُدَّ عَنْهَا سَخَطِي، لأَنَّ أَهْلَهَا سَلَّمُوا شَعْباً بِكَامِلِهِ إِلَى أَدُومَ، وَنَقَضُوا عَهْدَ الإِخْوَةِ.</w:t>
       </w:r>
-      <w:r>
-        <w:rPr>
-          <w:lang w:val="ar_AE" w:bidi="ar_AE"/>
-        </w:rPr>
-      </w:r>
-      <w:r>
-        <w:rPr>
-          <w:lang w:val="ar_AE" w:bidi="ar_AE"/>
-        </w:rPr>
-      </w:r>
-    </w:p>
-    <w:p>
-      <w:pPr>
-        <w:bidi/>
-      </w:pPr>
-      <w:r>
-        <w:rPr>
-          <w:lang w:val="ar_AE" w:bidi="ar_AE"/>
-        </w:rPr>
-      </w:r>
-    </w:p>
-    <w:p>
-      <w:pPr>
-        <w:bidi/>
-      </w:pPr>
-      <w:r>
-        <w:rPr>
-          <w:lang w:val="ar_AE" w:bidi="ar_AE"/>
-        </w:rPr>
-      </w:r>
-      <w:r>
-        <w:rPr>
-          <w:vertAlign w:val="superscript"/>
+    </w:p>
+    <w:p>
+      <w:pPr>
+        <w:bidi/>
+      </w:pPr>
+      <w:r>
+        <w:rPr>
+          <w:rtl/>
+          <w:cs/>
+          <w:lang w:val="ar_AE" w:bidi="ar_AE"/>
+        </w:rPr>
+      </w:r>
+      <w:r>
+        <w:rPr>
+          <w:vertAlign w:val="superscript"/>
+          <w:rtl/>
+          <w:cs/>
           <w:lang w:val="ar_AE" w:bidi="ar_AE"/>
         </w:rPr>
         <w:t>10</w:t>
       </w:r>
       <w:r>
         <w:rPr>
+          <w:rtl/>
+          <w:cs/>
           <w:lang w:val="ar_AE" w:bidi="ar_AE"/>
         </w:rPr>
         <w:t xml:space="preserve"> لِهَذَا أُرْسِلُ نَاراً عَلَى أَسْوَارِ صُورَ فَتَلْتَهِمُ حُصُونَهَا.</w:t>
       </w:r>
-      <w:r>
-        <w:rPr>
-          <w:lang w:val="ar_AE" w:bidi="ar_AE"/>
-        </w:rPr>
-      </w:r>
-      <w:r>
-        <w:rPr>
-          <w:lang w:val="ar_AE" w:bidi="ar_AE"/>
-        </w:rPr>
-      </w:r>
-    </w:p>
-    <w:p>
-      <w:pPr>
-        <w:bidi/>
-      </w:pPr>
-      <w:r>
-        <w:rPr>
-          <w:lang w:val="ar_AE" w:bidi="ar_AE"/>
-        </w:rPr>
-      </w:r>
-    </w:p>
-    <w:p>
-      <w:pPr>
-        <w:bidi/>
-      </w:pPr>
-      <w:r>
-        <w:rPr>
-          <w:lang w:val="ar_AE" w:bidi="ar_AE"/>
-        </w:rPr>
-      </w:r>
-      <w:r>
-        <w:rPr>
-          <w:vertAlign w:val="superscript"/>
+    </w:p>
+    <w:p>
+      <w:pPr>
+        <w:bidi/>
+      </w:pPr>
+      <w:r>
+        <w:rPr>
+          <w:rtl/>
+          <w:cs/>
+          <w:lang w:val="ar_AE" w:bidi="ar_AE"/>
+        </w:rPr>
+      </w:r>
+      <w:r>
+        <w:rPr>
+          <w:vertAlign w:val="superscript"/>
+          <w:rtl/>
+          <w:cs/>
           <w:lang w:val="ar_AE" w:bidi="ar_AE"/>
         </w:rPr>
         <w:t>11</w:t>
       </w:r>
       <w:r>
         <w:rPr>
+          <w:rtl/>
+          <w:cs/>
           <w:lang w:val="ar_AE" w:bidi="ar_AE"/>
         </w:rPr>
         <w:t xml:space="preserve"> وَهَذَا مَا يَقُولُهُ الرَّبُّ: مِنْ أَجْلِ مَعَاصِي أَدُومَ الثَّلاثِ وَالأَرْبَعِ لَنْ أَرُدَّ عَنْهُمْ سَخَطِي، لأَنَّهُمْ تَعَقَّبُوا إِخْوَتَهُمْ بِالسَّيْفِ، وَتَغَاضَوْا عَنْ كُلِّ رَحْمَةٍ، وَجَعَلُوا غَضَبَهُمْ يَتَأَجَّجُ مُلْتَهِماً بِاسْتِمْرَارٍ، وَظَلُّوا حَاقِدِينَ عَلَى الدَّوَامِ.</w:t>
       </w:r>
-      <w:r>
-        <w:rPr>
-          <w:lang w:val="ar_AE" w:bidi="ar_AE"/>
-        </w:rPr>
-      </w:r>
-      <w:r>
-        <w:rPr>
-          <w:lang w:val="ar_AE" w:bidi="ar_AE"/>
-        </w:rPr>
-      </w:r>
-    </w:p>
-    <w:p>
-      <w:pPr>
-        <w:bidi/>
-      </w:pPr>
-      <w:r>
-        <w:rPr>
-          <w:lang w:val="ar_AE" w:bidi="ar_AE"/>
-        </w:rPr>
-      </w:r>
-    </w:p>
-    <w:p>
-      <w:pPr>
-        <w:bidi/>
-      </w:pPr>
-      <w:r>
-        <w:rPr>
-          <w:lang w:val="ar_AE" w:bidi="ar_AE"/>
-        </w:rPr>
-      </w:r>
-      <w:r>
-        <w:rPr>
-          <w:vertAlign w:val="superscript"/>
+    </w:p>
+    <w:p>
+      <w:pPr>
+        <w:bidi/>
+      </w:pPr>
+      <w:r>
+        <w:rPr>
+          <w:rtl/>
+          <w:cs/>
+          <w:lang w:val="ar_AE" w:bidi="ar_AE"/>
+        </w:rPr>
+      </w:r>
+      <w:r>
+        <w:rPr>
+          <w:vertAlign w:val="superscript"/>
+          <w:rtl/>
+          <w:cs/>
           <w:lang w:val="ar_AE" w:bidi="ar_AE"/>
         </w:rPr>
         <w:t>12</w:t>
       </w:r>
       <w:r>
         <w:rPr>
+          <w:rtl/>
+          <w:cs/>
           <w:lang w:val="ar_AE" w:bidi="ar_AE"/>
         </w:rPr>
         <w:t xml:space="preserve"> فَأُرْسِلُ نَاراً عَلَى تَيْمَانَ، فَتَلْتَهِمُ حُصُونَ بُصْرَةَ.</w:t>
       </w:r>
-      <w:r>
-        <w:rPr>
-          <w:lang w:val="ar_AE" w:bidi="ar_AE"/>
-        </w:rPr>
-      </w:r>
-      <w:r>
-        <w:rPr>
-          <w:lang w:val="ar_AE" w:bidi="ar_AE"/>
-        </w:rPr>
-      </w:r>
-    </w:p>
-    <w:p>
-      <w:pPr>
-        <w:bidi/>
-      </w:pPr>
-      <w:r>
-        <w:rPr>
-          <w:lang w:val="ar_AE" w:bidi="ar_AE"/>
-        </w:rPr>
-      </w:r>
-    </w:p>
-    <w:p>
-      <w:pPr>
-        <w:bidi/>
-      </w:pPr>
-      <w:r>
-        <w:rPr>
-          <w:lang w:val="ar_AE" w:bidi="ar_AE"/>
-        </w:rPr>
-      </w:r>
-      <w:r>
-        <w:rPr>
-          <w:vertAlign w:val="superscript"/>
+    </w:p>
+    <w:p>
+      <w:pPr>
+        <w:bidi/>
+      </w:pPr>
+      <w:r>
+        <w:rPr>
+          <w:rtl/>
+          <w:cs/>
+          <w:lang w:val="ar_AE" w:bidi="ar_AE"/>
+        </w:rPr>
+      </w:r>
+      <w:r>
+        <w:rPr>
+          <w:vertAlign w:val="superscript"/>
+          <w:rtl/>
+          <w:cs/>
           <w:lang w:val="ar_AE" w:bidi="ar_AE"/>
         </w:rPr>
         <w:t>13</w:t>
       </w:r>
       <w:r>
         <w:rPr>
+          <w:rtl/>
+          <w:cs/>
           <w:lang w:val="ar_AE" w:bidi="ar_AE"/>
         </w:rPr>
         <w:t xml:space="preserve"> هَذَا مَا يَقُولُهُ الرَّبُّ: مِنْ أَجْلِ مَعَاصِي الْعَمُّونِيِّينَ الثَّلاثِ وَالأَرْبَعِ لَنْ أَرُدَّ عَنْهُمْ سَخَطِي، لأَنَّهُمْ شَقُّوا بُطُونَ الْحَوَامِلِ فِي جِلْعَادَ لِيُوَسِّعُوا تُخُمَهُمْ.</w:t>
       </w:r>
-      <w:r>
-        <w:rPr>
-          <w:lang w:val="ar_AE" w:bidi="ar_AE"/>
-        </w:rPr>
-      </w:r>
-      <w:r>
-        <w:rPr>
-          <w:lang w:val="ar_AE" w:bidi="ar_AE"/>
-        </w:rPr>
-      </w:r>
-    </w:p>
-    <w:p>
-      <w:pPr>
-        <w:bidi/>
-      </w:pPr>
-      <w:r>
-        <w:rPr>
-          <w:lang w:val="ar_AE" w:bidi="ar_AE"/>
-        </w:rPr>
-      </w:r>
-    </w:p>
-    <w:p>
-      <w:pPr>
-        <w:bidi/>
-      </w:pPr>
-      <w:r>
-        <w:rPr>
-          <w:lang w:val="ar_AE" w:bidi="ar_AE"/>
-        </w:rPr>
-      </w:r>
-      <w:r>
-        <w:rPr>
-          <w:vertAlign w:val="superscript"/>
+    </w:p>
+    <w:p>
+      <w:pPr>
+        <w:bidi/>
+      </w:pPr>
+      <w:r>
+        <w:rPr>
+          <w:rtl/>
+          <w:cs/>
+          <w:lang w:val="ar_AE" w:bidi="ar_AE"/>
+        </w:rPr>
+      </w:r>
+      <w:r>
+        <w:rPr>
+          <w:vertAlign w:val="superscript"/>
+          <w:rtl/>
+          <w:cs/>
           <w:lang w:val="ar_AE" w:bidi="ar_AE"/>
         </w:rPr>
         <w:t>14</w:t>
       </w:r>
       <w:r>
         <w:rPr>
+          <w:rtl/>
+          <w:cs/>
           <w:lang w:val="ar_AE" w:bidi="ar_AE"/>
         </w:rPr>
         <w:t xml:space="preserve"> لِهَذَا أُضْرِمُ نَاراً فِي سُورِ رَبَّةَ فَتَلْتَهِمُ حُصُونَهَا فِي مُعْتَرَكِ جَلَبَةِ يَوْمِ الْحَرْبِ، وَفِي وَسَطِ عَاصِفَةٍ فِي يَوْمِ الزَّوْبَعَةِ.</w:t>
       </w:r>
-      <w:r>
-        <w:rPr>
-          <w:lang w:val="ar_AE" w:bidi="ar_AE"/>
-        </w:rPr>
-      </w:r>
-      <w:r>
-        <w:rPr>
-          <w:lang w:val="ar_AE" w:bidi="ar_AE"/>
-        </w:rPr>
-      </w:r>
-    </w:p>
-    <w:p>
-      <w:pPr>
-        <w:bidi/>
-      </w:pPr>
-      <w:r>
-        <w:rPr>
-          <w:lang w:val="ar_AE" w:bidi="ar_AE"/>
-        </w:rPr>
-      </w:r>
-    </w:p>
-    <w:p>
-      <w:pPr>
-        <w:bidi/>
-      </w:pPr>
-      <w:r>
-        <w:rPr>
-          <w:lang w:val="ar_AE" w:bidi="ar_AE"/>
-        </w:rPr>
-      </w:r>
-      <w:r>
-        <w:rPr>
-          <w:vertAlign w:val="superscript"/>
+    </w:p>
+    <w:p>
+      <w:pPr>
+        <w:bidi/>
+      </w:pPr>
+      <w:r>
+        <w:rPr>
+          <w:rtl/>
+          <w:cs/>
+          <w:lang w:val="ar_AE" w:bidi="ar_AE"/>
+        </w:rPr>
+      </w:r>
+      <w:r>
+        <w:rPr>
+          <w:vertAlign w:val="superscript"/>
+          <w:rtl/>
+          <w:cs/>
           <w:lang w:val="ar_AE" w:bidi="ar_AE"/>
         </w:rPr>
         <w:t>15</w:t>
       </w:r>
       <w:r>
         <w:rPr>
+          <w:rtl/>
+          <w:cs/>
           <w:lang w:val="ar_AE" w:bidi="ar_AE"/>
         </w:rPr>
         <w:t xml:space="preserve"> وَيُسَاقُ مَلِكُهُمْ إِلَى السَّبْيِ مَعَ سَائِرِ رُؤَسَائِهِ يَقُولُ الرَّبُّ.</w:t>
       </w:r>
-      <w:r>
-        <w:rPr>
-          <w:lang w:val="ar_AE" w:bidi="ar_AE"/>
-        </w:rPr>
-      </w:r>
-      <w:r>
-        <w:rPr>
-          <w:lang w:val="ar_AE" w:bidi="ar_AE"/>
-        </w:rPr>
-      </w:r>
-    </w:p>
-    <w:p>
-      <w:pPr>
-        <w:bidi/>
-      </w:pPr>
-      <w:r>
-        <w:rPr>
-          <w:lang w:val="ar_AE" w:bidi="ar_AE"/>
-        </w:rPr>
-      </w:r>
     </w:p>
     <w:p>
       <w:pPr>
@@ -903,703 +692,483 @@
       </w:pPr>
       <w:r>
         <w:rPr>
-          <w:lang w:val="ar_AE" w:bidi="ar_AE"/>
-        </w:rPr>
-        <w:t>Amos 2:1</w:t>
-      </w:r>
-      <w:r>
-        <w:rPr>
-          <w:lang w:val="ar_AE" w:bidi="ar_AE"/>
-        </w:rPr>
-      </w:r>
-    </w:p>
-    <w:p>
-      <w:pPr>
-        <w:bidi/>
-      </w:pPr>
-      <w:r>
-        <w:rPr>
-          <w:lang w:val="ar_AE" w:bidi="ar_AE"/>
-        </w:rPr>
-      </w:r>
-      <w:r>
-        <w:rPr>
-          <w:vertAlign w:val="superscript"/>
+          <w:rtl/>
+          <w:cs/>
+          <w:lang w:val="ar_AE" w:bidi="ar_AE"/>
+        </w:rPr>
+        <w:t>عاموس 2:1</w:t>
+      </w:r>
+      <w:r>
+        <w:rPr>
+          <w:rtl/>
+          <w:cs/>
+          <w:lang w:val="ar_AE" w:bidi="ar_AE"/>
+        </w:rPr>
+      </w:r>
+    </w:p>
+    <w:p>
+      <w:pPr>
+        <w:bidi/>
+      </w:pPr>
+      <w:r>
+        <w:rPr>
+          <w:rtl/>
+          <w:cs/>
+          <w:lang w:val="ar_AE" w:bidi="ar_AE"/>
+        </w:rPr>
+      </w:r>
+      <w:r>
+        <w:rPr>
+          <w:vertAlign w:val="superscript"/>
+          <w:rtl/>
+          <w:cs/>
           <w:lang w:val="ar_AE" w:bidi="ar_AE"/>
         </w:rPr>
         <w:t>1</w:t>
       </w:r>
       <w:r>
         <w:rPr>
+          <w:rtl/>
+          <w:cs/>
           <w:lang w:val="ar_AE" w:bidi="ar_AE"/>
         </w:rPr>
         <w:t xml:space="preserve"> هَذَا مَا يَقُولُهُ الرَّبُّ: مِنْ أَجْلِ مَعَاصِي مُوآبَ الثَّلاثِ وَالأَرْبَعِ لَنْ أَرُدَّ عَنْهُمْ سَخَطِي، لأَنَّ مُوآبَ أَحْرَقَ عِظَامَ مَلِكِ أَدُومَ حَتَّى صَارَتْ كِلْساً.</w:t>
       </w:r>
-      <w:r>
-        <w:rPr>
-          <w:lang w:val="ar_AE" w:bidi="ar_AE"/>
-        </w:rPr>
-      </w:r>
-      <w:r>
-        <w:rPr>
-          <w:lang w:val="ar_AE" w:bidi="ar_AE"/>
-        </w:rPr>
-      </w:r>
-    </w:p>
-    <w:p>
-      <w:pPr>
-        <w:bidi/>
-      </w:pPr>
-      <w:r>
-        <w:rPr>
-          <w:lang w:val="ar_AE" w:bidi="ar_AE"/>
-        </w:rPr>
-      </w:r>
-    </w:p>
-    <w:p>
-      <w:pPr>
-        <w:bidi/>
-      </w:pPr>
-      <w:r>
-        <w:rPr>
-          <w:lang w:val="ar_AE" w:bidi="ar_AE"/>
-        </w:rPr>
-      </w:r>
-      <w:r>
-        <w:rPr>
-          <w:vertAlign w:val="superscript"/>
+    </w:p>
+    <w:p>
+      <w:pPr>
+        <w:bidi/>
+      </w:pPr>
+      <w:r>
+        <w:rPr>
+          <w:rtl/>
+          <w:cs/>
+          <w:lang w:val="ar_AE" w:bidi="ar_AE"/>
+        </w:rPr>
+      </w:r>
+      <w:r>
+        <w:rPr>
+          <w:vertAlign w:val="superscript"/>
+          <w:rtl/>
+          <w:cs/>
           <w:lang w:val="ar_AE" w:bidi="ar_AE"/>
         </w:rPr>
         <w:t>2</w:t>
       </w:r>
       <w:r>
         <w:rPr>
+          <w:rtl/>
+          <w:cs/>
           <w:lang w:val="ar_AE" w:bidi="ar_AE"/>
         </w:rPr>
         <w:t xml:space="preserve"> لِهَذَا أُرْسِلُ نَاراً عَلَى مُوآبَ فَتَلْتَهِمُ حُصُونَ قَرْيُوتَ، فَيَمُوتُ مُوآبُ فِي وَسَطِ الضَّجِيجِ وَصَيْحَاتِ الْمُحَارِبِينَ وَدَوِيِّ الأَبْوَاقِ.</w:t>
       </w:r>
-      <w:r>
-        <w:rPr>
-          <w:lang w:val="ar_AE" w:bidi="ar_AE"/>
-        </w:rPr>
-      </w:r>
-      <w:r>
-        <w:rPr>
-          <w:lang w:val="ar_AE" w:bidi="ar_AE"/>
-        </w:rPr>
-      </w:r>
-    </w:p>
-    <w:p>
-      <w:pPr>
-        <w:bidi/>
-      </w:pPr>
-      <w:r>
-        <w:rPr>
-          <w:lang w:val="ar_AE" w:bidi="ar_AE"/>
-        </w:rPr>
-      </w:r>
-    </w:p>
-    <w:p>
-      <w:pPr>
-        <w:bidi/>
-      </w:pPr>
-      <w:r>
-        <w:rPr>
-          <w:lang w:val="ar_AE" w:bidi="ar_AE"/>
-        </w:rPr>
-      </w:r>
-      <w:r>
-        <w:rPr>
-          <w:vertAlign w:val="superscript"/>
+    </w:p>
+    <w:p>
+      <w:pPr>
+        <w:bidi/>
+      </w:pPr>
+      <w:r>
+        <w:rPr>
+          <w:rtl/>
+          <w:cs/>
+          <w:lang w:val="ar_AE" w:bidi="ar_AE"/>
+        </w:rPr>
+      </w:r>
+      <w:r>
+        <w:rPr>
+          <w:vertAlign w:val="superscript"/>
+          <w:rtl/>
+          <w:cs/>
           <w:lang w:val="ar_AE" w:bidi="ar_AE"/>
         </w:rPr>
         <w:t>3</w:t>
       </w:r>
       <w:r>
         <w:rPr>
+          <w:rtl/>
+          <w:cs/>
           <w:lang w:val="ar_AE" w:bidi="ar_AE"/>
         </w:rPr>
         <w:t xml:space="preserve"> وَأَسْتَأْصِلُ الْحَاكِمَ مِنْ بَيْنِ الْمُوآبِيِّينَ، وَأَقْضِي عَلَى كُلِّ رُؤَسَائِهِمْ، يَقُولُ الرَّبُّ.</w:t>
       </w:r>
-      <w:r>
-        <w:rPr>
-          <w:lang w:val="ar_AE" w:bidi="ar_AE"/>
-        </w:rPr>
-      </w:r>
-      <w:r>
-        <w:rPr>
-          <w:lang w:val="ar_AE" w:bidi="ar_AE"/>
-        </w:rPr>
-      </w:r>
-    </w:p>
-    <w:p>
-      <w:pPr>
-        <w:bidi/>
-      </w:pPr>
-      <w:r>
-        <w:rPr>
-          <w:lang w:val="ar_AE" w:bidi="ar_AE"/>
-        </w:rPr>
-      </w:r>
-    </w:p>
-    <w:p>
-      <w:pPr>
-        <w:bidi/>
-      </w:pPr>
-      <w:r>
-        <w:rPr>
-          <w:lang w:val="ar_AE" w:bidi="ar_AE"/>
-        </w:rPr>
-      </w:r>
-      <w:r>
-        <w:rPr>
-          <w:vertAlign w:val="superscript"/>
+    </w:p>
+    <w:p>
+      <w:pPr>
+        <w:bidi/>
+      </w:pPr>
+      <w:r>
+        <w:rPr>
+          <w:rtl/>
+          <w:cs/>
+          <w:lang w:val="ar_AE" w:bidi="ar_AE"/>
+        </w:rPr>
+      </w:r>
+      <w:r>
+        <w:rPr>
+          <w:vertAlign w:val="superscript"/>
+          <w:rtl/>
+          <w:cs/>
           <w:lang w:val="ar_AE" w:bidi="ar_AE"/>
         </w:rPr>
         <w:t>4</w:t>
       </w:r>
       <w:r>
         <w:rPr>
+          <w:rtl/>
+          <w:cs/>
           <w:lang w:val="ar_AE" w:bidi="ar_AE"/>
         </w:rPr>
         <w:t xml:space="preserve"> هَذَا مَا يَقُولُهُ الرَّبُّ: مِنْ أَجْلِ مَعَاصِي يَهُوذَا الثَّلاثِ وَالأَرْبَعِ لَنْ أَرُدَّ عَنْهُمْ سَخَطِي، لأَنَّهُمْ رَفَضُوا شَرِيعَةَ الرَّبِّ وَلَمْ يُطِيعُوا فَرَائِضَهُ، فَأَضَلَّتْهُمْ أَكَاذِيبُهُمُ الَّتِي غَوَى وَرَاءَهَا آبَاؤُهُمْ.</w:t>
       </w:r>
-      <w:r>
-        <w:rPr>
-          <w:lang w:val="ar_AE" w:bidi="ar_AE"/>
-        </w:rPr>
-      </w:r>
-      <w:r>
-        <w:rPr>
-          <w:lang w:val="ar_AE" w:bidi="ar_AE"/>
-        </w:rPr>
-      </w:r>
-    </w:p>
-    <w:p>
-      <w:pPr>
-        <w:bidi/>
-      </w:pPr>
-      <w:r>
-        <w:rPr>
-          <w:lang w:val="ar_AE" w:bidi="ar_AE"/>
-        </w:rPr>
-      </w:r>
-    </w:p>
-    <w:p>
-      <w:pPr>
-        <w:bidi/>
-      </w:pPr>
-      <w:r>
-        <w:rPr>
-          <w:lang w:val="ar_AE" w:bidi="ar_AE"/>
-        </w:rPr>
-      </w:r>
-      <w:r>
-        <w:rPr>
-          <w:vertAlign w:val="superscript"/>
+    </w:p>
+    <w:p>
+      <w:pPr>
+        <w:bidi/>
+      </w:pPr>
+      <w:r>
+        <w:rPr>
+          <w:rtl/>
+          <w:cs/>
+          <w:lang w:val="ar_AE" w:bidi="ar_AE"/>
+        </w:rPr>
+      </w:r>
+      <w:r>
+        <w:rPr>
+          <w:vertAlign w:val="superscript"/>
+          <w:rtl/>
+          <w:cs/>
           <w:lang w:val="ar_AE" w:bidi="ar_AE"/>
         </w:rPr>
         <w:t>5</w:t>
       </w:r>
       <w:r>
         <w:rPr>
+          <w:rtl/>
+          <w:cs/>
           <w:lang w:val="ar_AE" w:bidi="ar_AE"/>
         </w:rPr>
         <w:t xml:space="preserve"> لِهَذَا أُرْسِلُ نَاراً عَلَى يَهُوذَا فَتَلْتَهِمُ حُصُونَ أُورُشَلِيمَ.</w:t>
       </w:r>
-      <w:r>
-        <w:rPr>
-          <w:lang w:val="ar_AE" w:bidi="ar_AE"/>
-        </w:rPr>
-      </w:r>
-      <w:r>
-        <w:rPr>
-          <w:lang w:val="ar_AE" w:bidi="ar_AE"/>
-        </w:rPr>
-      </w:r>
-    </w:p>
-    <w:p>
-      <w:pPr>
-        <w:bidi/>
-      </w:pPr>
-      <w:r>
-        <w:rPr>
-          <w:lang w:val="ar_AE" w:bidi="ar_AE"/>
-        </w:rPr>
-      </w:r>
-    </w:p>
-    <w:p>
-      <w:pPr>
-        <w:bidi/>
-      </w:pPr>
-      <w:r>
-        <w:rPr>
-          <w:lang w:val="ar_AE" w:bidi="ar_AE"/>
-        </w:rPr>
-      </w:r>
-      <w:r>
-        <w:rPr>
-          <w:vertAlign w:val="superscript"/>
+    </w:p>
+    <w:p>
+      <w:pPr>
+        <w:bidi/>
+      </w:pPr>
+      <w:r>
+        <w:rPr>
+          <w:rtl/>
+          <w:cs/>
+          <w:lang w:val="ar_AE" w:bidi="ar_AE"/>
+        </w:rPr>
+      </w:r>
+      <w:r>
+        <w:rPr>
+          <w:vertAlign w:val="superscript"/>
+          <w:rtl/>
+          <w:cs/>
           <w:lang w:val="ar_AE" w:bidi="ar_AE"/>
         </w:rPr>
         <w:t>6</w:t>
       </w:r>
       <w:r>
         <w:rPr>
+          <w:rtl/>
+          <w:cs/>
           <w:lang w:val="ar_AE" w:bidi="ar_AE"/>
         </w:rPr>
         <w:t xml:space="preserve"> هَذَا مَا يَقُولُهُ الرَّبُّ: مِنْ أَجْلِ مَعَاصِي إِسْرَائِيلَ الثَّلاثِ وَالأَرْبَعِ لَنْ أَرُدَّ عَنْهُمْ سَخَطِي، لأَنَّهُمْ بَاعُوا الصِّدِّيقَ لِقَاءَ الْفِضَّةِ، وَالْبَائِسَ مُقَابِلَ نَعْلَيْنِ.</w:t>
       </w:r>
-      <w:r>
-        <w:rPr>
-          <w:lang w:val="ar_AE" w:bidi="ar_AE"/>
-        </w:rPr>
-      </w:r>
-      <w:r>
-        <w:rPr>
-          <w:lang w:val="ar_AE" w:bidi="ar_AE"/>
-        </w:rPr>
-      </w:r>
-    </w:p>
-    <w:p>
-      <w:pPr>
-        <w:bidi/>
-      </w:pPr>
-      <w:r>
-        <w:rPr>
-          <w:lang w:val="ar_AE" w:bidi="ar_AE"/>
-        </w:rPr>
-      </w:r>
-    </w:p>
-    <w:p>
-      <w:pPr>
-        <w:bidi/>
-      </w:pPr>
-      <w:r>
-        <w:rPr>
-          <w:lang w:val="ar_AE" w:bidi="ar_AE"/>
-        </w:rPr>
-      </w:r>
-      <w:r>
-        <w:rPr>
-          <w:vertAlign w:val="superscript"/>
+    </w:p>
+    <w:p>
+      <w:pPr>
+        <w:bidi/>
+      </w:pPr>
+      <w:r>
+        <w:rPr>
+          <w:rtl/>
+          <w:cs/>
+          <w:lang w:val="ar_AE" w:bidi="ar_AE"/>
+        </w:rPr>
+      </w:r>
+      <w:r>
+        <w:rPr>
+          <w:vertAlign w:val="superscript"/>
+          <w:rtl/>
+          <w:cs/>
           <w:lang w:val="ar_AE" w:bidi="ar_AE"/>
         </w:rPr>
         <w:t>7</w:t>
       </w:r>
       <w:r>
         <w:rPr>
+          <w:rtl/>
+          <w:cs/>
           <w:lang w:val="ar_AE" w:bidi="ar_AE"/>
         </w:rPr>
         <w:t xml:space="preserve"> الَّذِينَ يَسْحَقُونَ رَأْسَ الْمِسْكِينِ فِي التُّرَابِ، وَيَجُورُونَ عَلَى الْبَائِسِينَ، وَيُعَاشِرُ الرَّجُلُ وَابْنُهُ امْرَأَةً وَاحِدَةً، فَيَتَدَنَّسُ بِذَلِكَ اسْمِي الْمُقَدَّسُ.</w:t>
       </w:r>
-      <w:r>
-        <w:rPr>
-          <w:lang w:val="ar_AE" w:bidi="ar_AE"/>
-        </w:rPr>
-      </w:r>
-      <w:r>
-        <w:rPr>
-          <w:lang w:val="ar_AE" w:bidi="ar_AE"/>
-        </w:rPr>
-      </w:r>
-    </w:p>
-    <w:p>
-      <w:pPr>
-        <w:bidi/>
-      </w:pPr>
-      <w:r>
-        <w:rPr>
-          <w:lang w:val="ar_AE" w:bidi="ar_AE"/>
-        </w:rPr>
-      </w:r>
-    </w:p>
-    <w:p>
-      <w:pPr>
-        <w:bidi/>
-      </w:pPr>
-      <w:r>
-        <w:rPr>
-          <w:lang w:val="ar_AE" w:bidi="ar_AE"/>
-        </w:rPr>
-      </w:r>
-      <w:r>
-        <w:rPr>
-          <w:vertAlign w:val="superscript"/>
+    </w:p>
+    <w:p>
+      <w:pPr>
+        <w:bidi/>
+      </w:pPr>
+      <w:r>
+        <w:rPr>
+          <w:rtl/>
+          <w:cs/>
+          <w:lang w:val="ar_AE" w:bidi="ar_AE"/>
+        </w:rPr>
+      </w:r>
+      <w:r>
+        <w:rPr>
+          <w:vertAlign w:val="superscript"/>
+          <w:rtl/>
+          <w:cs/>
           <w:lang w:val="ar_AE" w:bidi="ar_AE"/>
         </w:rPr>
         <w:t>8</w:t>
       </w:r>
       <w:r>
         <w:rPr>
+          <w:rtl/>
+          <w:cs/>
           <w:lang w:val="ar_AE" w:bidi="ar_AE"/>
         </w:rPr>
         <w:t xml:space="preserve"> يَرْقُدُونَ إِلَى جُوَارِ الْمَذْبَحِ فَوْقَ ثِيَابٍ مَرْهُونَةٍ، وَيَشْرَبُونَ فِي هَيْكَلِ إِلَهِهِمْ خَمْرَ الْمُغَرَّمِينَ.</w:t>
       </w:r>
-      <w:r>
-        <w:rPr>
-          <w:lang w:val="ar_AE" w:bidi="ar_AE"/>
-        </w:rPr>
-      </w:r>
-      <w:r>
-        <w:rPr>
-          <w:lang w:val="ar_AE" w:bidi="ar_AE"/>
-        </w:rPr>
-      </w:r>
-    </w:p>
-    <w:p>
-      <w:pPr>
-        <w:bidi/>
-      </w:pPr>
-      <w:r>
-        <w:rPr>
-          <w:lang w:val="ar_AE" w:bidi="ar_AE"/>
-        </w:rPr>
-      </w:r>
-    </w:p>
-    <w:p>
-      <w:pPr>
-        <w:bidi/>
-      </w:pPr>
-      <w:r>
-        <w:rPr>
-          <w:lang w:val="ar_AE" w:bidi="ar_AE"/>
-        </w:rPr>
-      </w:r>
-      <w:r>
-        <w:rPr>
-          <w:vertAlign w:val="superscript"/>
+    </w:p>
+    <w:p>
+      <w:pPr>
+        <w:bidi/>
+      </w:pPr>
+      <w:r>
+        <w:rPr>
+          <w:rtl/>
+          <w:cs/>
+          <w:lang w:val="ar_AE" w:bidi="ar_AE"/>
+        </w:rPr>
+      </w:r>
+      <w:r>
+        <w:rPr>
+          <w:vertAlign w:val="superscript"/>
+          <w:rtl/>
+          <w:cs/>
           <w:lang w:val="ar_AE" w:bidi="ar_AE"/>
         </w:rPr>
         <w:t>9</w:t>
       </w:r>
       <w:r>
         <w:rPr>
+          <w:rtl/>
+          <w:cs/>
           <w:lang w:val="ar_AE" w:bidi="ar_AE"/>
         </w:rPr>
         <w:t xml:space="preserve"> مَعَ أَنِّي أَهْلَكْتُ مِنْ أَمَامِهِمِ الأَمُورِيِّينَ ذَوِي الْقَامَاتِ الطَّوِيلَةِ كَأَشْجَارِ الأَرْزِ، الأَقْوِيَاءَ كَأَشْجَارِ الْبَلُّوطِ، أَتْلَفْتُ أَثْمَارَهُمْ عَلَى أَغْصَانِهَا، وَجُذُورَ أَشْجَارِهِمْ مِنْ تَحْتِ الأَرْضِ.</w:t>
       </w:r>
-      <w:r>
-        <w:rPr>
-          <w:lang w:val="ar_AE" w:bidi="ar_AE"/>
-        </w:rPr>
-      </w:r>
-      <w:r>
-        <w:rPr>
-          <w:lang w:val="ar_AE" w:bidi="ar_AE"/>
-        </w:rPr>
-      </w:r>
-    </w:p>
-    <w:p>
-      <w:pPr>
-        <w:bidi/>
-      </w:pPr>
-      <w:r>
-        <w:rPr>
-          <w:lang w:val="ar_AE" w:bidi="ar_AE"/>
-        </w:rPr>
-      </w:r>
-    </w:p>
-    <w:p>
-      <w:pPr>
-        <w:bidi/>
-      </w:pPr>
-      <w:r>
-        <w:rPr>
-          <w:lang w:val="ar_AE" w:bidi="ar_AE"/>
-        </w:rPr>
-      </w:r>
-      <w:r>
-        <w:rPr>
-          <w:vertAlign w:val="superscript"/>
+    </w:p>
+    <w:p>
+      <w:pPr>
+        <w:bidi/>
+      </w:pPr>
+      <w:r>
+        <w:rPr>
+          <w:rtl/>
+          <w:cs/>
+          <w:lang w:val="ar_AE" w:bidi="ar_AE"/>
+        </w:rPr>
+      </w:r>
+      <w:r>
+        <w:rPr>
+          <w:vertAlign w:val="superscript"/>
+          <w:rtl/>
+          <w:cs/>
           <w:lang w:val="ar_AE" w:bidi="ar_AE"/>
         </w:rPr>
         <w:t>10</w:t>
       </w:r>
       <w:r>
         <w:rPr>
+          <w:rtl/>
+          <w:cs/>
           <w:lang w:val="ar_AE" w:bidi="ar_AE"/>
         </w:rPr>
         <w:t xml:space="preserve"> كَمَا أَخْرَجْتُكُمْ مِنْ دِيَارِ مِصْرَ وَقُدْتُ طَرِيقَكُمْ عَبْرَ الصَّحْرَاءِ طَوَالَ أَرْبَعِينَ سَنَةً لِتَرِثُوا أَرْضَ الأَمُورِيِّينَ.</w:t>
       </w:r>
-      <w:r>
-        <w:rPr>
-          <w:lang w:val="ar_AE" w:bidi="ar_AE"/>
-        </w:rPr>
-      </w:r>
-      <w:r>
-        <w:rPr>
-          <w:lang w:val="ar_AE" w:bidi="ar_AE"/>
-        </w:rPr>
-      </w:r>
-    </w:p>
-    <w:p>
-      <w:pPr>
-        <w:bidi/>
-      </w:pPr>
-      <w:r>
-        <w:rPr>
-          <w:lang w:val="ar_AE" w:bidi="ar_AE"/>
-        </w:rPr>
-      </w:r>
-    </w:p>
-    <w:p>
-      <w:pPr>
-        <w:bidi/>
-      </w:pPr>
-      <w:r>
-        <w:rPr>
-          <w:lang w:val="ar_AE" w:bidi="ar_AE"/>
-        </w:rPr>
-      </w:r>
-      <w:r>
-        <w:rPr>
-          <w:vertAlign w:val="superscript"/>
+    </w:p>
+    <w:p>
+      <w:pPr>
+        <w:bidi/>
+      </w:pPr>
+      <w:r>
+        <w:rPr>
+          <w:rtl/>
+          <w:cs/>
+          <w:lang w:val="ar_AE" w:bidi="ar_AE"/>
+        </w:rPr>
+      </w:r>
+      <w:r>
+        <w:rPr>
+          <w:vertAlign w:val="superscript"/>
+          <w:rtl/>
+          <w:cs/>
           <w:lang w:val="ar_AE" w:bidi="ar_AE"/>
         </w:rPr>
         <w:t>11</w:t>
       </w:r>
       <w:r>
         <w:rPr>
+          <w:rtl/>
+          <w:cs/>
           <w:lang w:val="ar_AE" w:bidi="ar_AE"/>
         </w:rPr>
         <w:t xml:space="preserve"> وَأَقَمْتُ مِنْ بَيْنِ أَبْنَائِكُمْ أَنْبِيَاءَ وَمِنْ فِتْيَانِكُمْ نَذِيرِينَ. أَلَيْسَ هَذَا صَحِيحاً يَا أَبْنَاءَ إِسْرَائِيلَ، يَقُولُ الرَّبُّ؟</w:t>
       </w:r>
-      <w:r>
-        <w:rPr>
-          <w:lang w:val="ar_AE" w:bidi="ar_AE"/>
-        </w:rPr>
-      </w:r>
-      <w:r>
-        <w:rPr>
-          <w:lang w:val="ar_AE" w:bidi="ar_AE"/>
-        </w:rPr>
-      </w:r>
-    </w:p>
-    <w:p>
-      <w:pPr>
-        <w:bidi/>
-      </w:pPr>
-      <w:r>
-        <w:rPr>
-          <w:lang w:val="ar_AE" w:bidi="ar_AE"/>
-        </w:rPr>
-      </w:r>
-    </w:p>
-    <w:p>
-      <w:pPr>
-        <w:bidi/>
-      </w:pPr>
-      <w:r>
-        <w:rPr>
-          <w:lang w:val="ar_AE" w:bidi="ar_AE"/>
-        </w:rPr>
-      </w:r>
-      <w:r>
-        <w:rPr>
-          <w:vertAlign w:val="superscript"/>
+    </w:p>
+    <w:p>
+      <w:pPr>
+        <w:bidi/>
+      </w:pPr>
+      <w:r>
+        <w:rPr>
+          <w:rtl/>
+          <w:cs/>
+          <w:lang w:val="ar_AE" w:bidi="ar_AE"/>
+        </w:rPr>
+      </w:r>
+      <w:r>
+        <w:rPr>
+          <w:vertAlign w:val="superscript"/>
+          <w:rtl/>
+          <w:cs/>
           <w:lang w:val="ar_AE" w:bidi="ar_AE"/>
         </w:rPr>
         <w:t>12</w:t>
       </w:r>
       <w:r>
         <w:rPr>
+          <w:rtl/>
+          <w:cs/>
           <w:lang w:val="ar_AE" w:bidi="ar_AE"/>
         </w:rPr>
         <w:t xml:space="preserve"> وَلَكِنَّكُمْ سَقَيْتُمُ النَّذِيرِينَ خَمْراً، وَأَمَرْتُمُ الأَنْبِيَاءَ قَائِلِينَ: لَا تَتَنَبَّأُوا.</w:t>
       </w:r>
-      <w:r>
-        <w:rPr>
-          <w:lang w:val="ar_AE" w:bidi="ar_AE"/>
-        </w:rPr>
-      </w:r>
-      <w:r>
-        <w:rPr>
-          <w:lang w:val="ar_AE" w:bidi="ar_AE"/>
-        </w:rPr>
-      </w:r>
-    </w:p>
-    <w:p>
-      <w:pPr>
-        <w:bidi/>
-      </w:pPr>
-      <w:r>
-        <w:rPr>
-          <w:lang w:val="ar_AE" w:bidi="ar_AE"/>
-        </w:rPr>
-      </w:r>
-    </w:p>
-    <w:p>
-      <w:pPr>
-        <w:bidi/>
-      </w:pPr>
-      <w:r>
-        <w:rPr>
-          <w:lang w:val="ar_AE" w:bidi="ar_AE"/>
-        </w:rPr>
-      </w:r>
-      <w:r>
-        <w:rPr>
-          <w:vertAlign w:val="superscript"/>
+    </w:p>
+    <w:p>
+      <w:pPr>
+        <w:bidi/>
+      </w:pPr>
+      <w:r>
+        <w:rPr>
+          <w:rtl/>
+          <w:cs/>
+          <w:lang w:val="ar_AE" w:bidi="ar_AE"/>
+        </w:rPr>
+      </w:r>
+      <w:r>
+        <w:rPr>
+          <w:vertAlign w:val="superscript"/>
+          <w:rtl/>
+          <w:cs/>
           <w:lang w:val="ar_AE" w:bidi="ar_AE"/>
         </w:rPr>
         <w:t>13</w:t>
       </w:r>
       <w:r>
         <w:rPr>
+          <w:rtl/>
+          <w:cs/>
           <w:lang w:val="ar_AE" w:bidi="ar_AE"/>
         </w:rPr>
         <w:t xml:space="preserve"> هَأَنَذَا أَسْحَقُكُمْ فِي مَوَاضِعِكُمْ فَتَئِنُّونَ كَمَا تَئِنُّ عَرَبَةٌ تَحْتَ وَطْأَةِ ثِقْلِ أَكْدَاسِهَا.</w:t>
       </w:r>
-      <w:r>
-        <w:rPr>
-          <w:lang w:val="ar_AE" w:bidi="ar_AE"/>
-        </w:rPr>
-      </w:r>
-      <w:r>
-        <w:rPr>
-          <w:lang w:val="ar_AE" w:bidi="ar_AE"/>
-        </w:rPr>
-      </w:r>
-    </w:p>
-    <w:p>
-      <w:pPr>
-        <w:bidi/>
-      </w:pPr>
-      <w:r>
-        <w:rPr>
-          <w:lang w:val="ar_AE" w:bidi="ar_AE"/>
-        </w:rPr>
-      </w:r>
-    </w:p>
-    <w:p>
-      <w:pPr>
-        <w:bidi/>
-      </w:pPr>
-      <w:r>
-        <w:rPr>
-          <w:lang w:val="ar_AE" w:bidi="ar_AE"/>
-        </w:rPr>
-      </w:r>
-      <w:r>
-        <w:rPr>
-          <w:vertAlign w:val="superscript"/>
+    </w:p>
+    <w:p>
+      <w:pPr>
+        <w:bidi/>
+      </w:pPr>
+      <w:r>
+        <w:rPr>
+          <w:rtl/>
+          <w:cs/>
+          <w:lang w:val="ar_AE" w:bidi="ar_AE"/>
+        </w:rPr>
+      </w:r>
+      <w:r>
+        <w:rPr>
+          <w:vertAlign w:val="superscript"/>
+          <w:rtl/>
+          <w:cs/>
           <w:lang w:val="ar_AE" w:bidi="ar_AE"/>
         </w:rPr>
         <w:t>14</w:t>
       </w:r>
       <w:r>
         <w:rPr>
+          <w:rtl/>
+          <w:cs/>
           <w:lang w:val="ar_AE" w:bidi="ar_AE"/>
         </w:rPr>
         <w:t xml:space="preserve"> فَلا يُتَاحُ الْهَرَبُ لِلسَّرِيعِ، وَتَتَلاشَى قُوَّةُ الْجَبَّارِ، وَيَعْجِزُ الْقَوِيُّ عَنْ إِنْقَاذِ نَفْسِهِ.</w:t>
       </w:r>
-      <w:r>
-        <w:rPr>
-          <w:lang w:val="ar_AE" w:bidi="ar_AE"/>
-        </w:rPr>
-      </w:r>
-      <w:r>
-        <w:rPr>
-          <w:lang w:val="ar_AE" w:bidi="ar_AE"/>
-        </w:rPr>
-      </w:r>
-    </w:p>
-    <w:p>
-      <w:pPr>
-        <w:bidi/>
-      </w:pPr>
-      <w:r>
-        <w:rPr>
-          <w:lang w:val="ar_AE" w:bidi="ar_AE"/>
-        </w:rPr>
-      </w:r>
-    </w:p>
-    <w:p>
-      <w:pPr>
-        <w:bidi/>
-      </w:pPr>
-      <w:r>
-        <w:rPr>
-          <w:lang w:val="ar_AE" w:bidi="ar_AE"/>
-        </w:rPr>
-      </w:r>
-      <w:r>
-        <w:rPr>
-          <w:vertAlign w:val="superscript"/>
+    </w:p>
+    <w:p>
+      <w:pPr>
+        <w:bidi/>
+      </w:pPr>
+      <w:r>
+        <w:rPr>
+          <w:rtl/>
+          <w:cs/>
+          <w:lang w:val="ar_AE" w:bidi="ar_AE"/>
+        </w:rPr>
+      </w:r>
+      <w:r>
+        <w:rPr>
+          <w:vertAlign w:val="superscript"/>
+          <w:rtl/>
+          <w:cs/>
           <w:lang w:val="ar_AE" w:bidi="ar_AE"/>
         </w:rPr>
         <w:t>15</w:t>
       </w:r>
       <w:r>
         <w:rPr>
+          <w:rtl/>
+          <w:cs/>
           <w:lang w:val="ar_AE" w:bidi="ar_AE"/>
         </w:rPr>
         <w:t xml:space="preserve"> وَلا يَصْمُدُ رَامِي الْقَوْسِ وَلا يُصِيبُ الْهَدَفَ، وَلا يَسْلَمُ سَرِيعُ الْعَدْوِ، وَلا يَنْجُو رَاكِبُ الْفَرَسِ بِحَيَاتِهِ.</w:t>
       </w:r>
-      <w:r>
-        <w:rPr>
-          <w:lang w:val="ar_AE" w:bidi="ar_AE"/>
-        </w:rPr>
-      </w:r>
-      <w:r>
-        <w:rPr>
-          <w:lang w:val="ar_AE" w:bidi="ar_AE"/>
-        </w:rPr>
-      </w:r>
-    </w:p>
-    <w:p>
-      <w:pPr>
-        <w:bidi/>
-      </w:pPr>
-      <w:r>
-        <w:rPr>
-          <w:lang w:val="ar_AE" w:bidi="ar_AE"/>
-        </w:rPr>
-      </w:r>
-    </w:p>
-    <w:p>
-      <w:pPr>
-        <w:bidi/>
-      </w:pPr>
-      <w:r>
-        <w:rPr>
-          <w:lang w:val="ar_AE" w:bidi="ar_AE"/>
-        </w:rPr>
-      </w:r>
-      <w:r>
-        <w:rPr>
-          <w:vertAlign w:val="superscript"/>
+    </w:p>
+    <w:p>
+      <w:pPr>
+        <w:bidi/>
+      </w:pPr>
+      <w:r>
+        <w:rPr>
+          <w:rtl/>
+          <w:cs/>
+          <w:lang w:val="ar_AE" w:bidi="ar_AE"/>
+        </w:rPr>
+      </w:r>
+      <w:r>
+        <w:rPr>
+          <w:vertAlign w:val="superscript"/>
+          <w:rtl/>
+          <w:cs/>
           <w:lang w:val="ar_AE" w:bidi="ar_AE"/>
         </w:rPr>
         <w:t>16</w:t>
       </w:r>
       <w:r>
         <w:rPr>
+          <w:rtl/>
+          <w:cs/>
           <w:lang w:val="ar_AE" w:bidi="ar_AE"/>
         </w:rPr>
         <w:t xml:space="preserve"> وَالثَّابِتُ الْجَنَانِ بَيْنَ أَقْرَانِهِ الأَبْطَالِ يَفِرُّ عُرْيَاناً فِي ذَلِكَ الْيَوْمِ، يَقُولُ الرَّبُّ.</w:t>
       </w:r>
-      <w:r>
-        <w:rPr>
-          <w:lang w:val="ar_AE" w:bidi="ar_AE"/>
-        </w:rPr>
-      </w:r>
-      <w:r>
-        <w:rPr>
-          <w:lang w:val="ar_AE" w:bidi="ar_AE"/>
-        </w:rPr>
-      </w:r>
-    </w:p>
-    <w:p>
-      <w:pPr>
-        <w:bidi/>
-      </w:pPr>
-      <w:r>
-        <w:rPr>
-          <w:lang w:val="ar_AE" w:bidi="ar_AE"/>
-        </w:rPr>
-      </w:r>
     </w:p>
     <w:p>
       <w:pPr>
@@ -1608,660 +1177,454 @@
       </w:pPr>
       <w:r>
         <w:rPr>
-          <w:lang w:val="ar_AE" w:bidi="ar_AE"/>
-        </w:rPr>
-        <w:t>Amos 3:1</w:t>
-      </w:r>
-      <w:r>
-        <w:rPr>
-          <w:lang w:val="ar_AE" w:bidi="ar_AE"/>
-        </w:rPr>
-      </w:r>
-    </w:p>
-    <w:p>
-      <w:pPr>
-        <w:bidi/>
-      </w:pPr>
-      <w:r>
-        <w:rPr>
-          <w:lang w:val="ar_AE" w:bidi="ar_AE"/>
-        </w:rPr>
-      </w:r>
-      <w:r>
-        <w:rPr>
-          <w:vertAlign w:val="superscript"/>
+          <w:rtl/>
+          <w:cs/>
+          <w:lang w:val="ar_AE" w:bidi="ar_AE"/>
+        </w:rPr>
+        <w:t>عاموس 3:1</w:t>
+      </w:r>
+      <w:r>
+        <w:rPr>
+          <w:rtl/>
+          <w:cs/>
+          <w:lang w:val="ar_AE" w:bidi="ar_AE"/>
+        </w:rPr>
+      </w:r>
+    </w:p>
+    <w:p>
+      <w:pPr>
+        <w:bidi/>
+      </w:pPr>
+      <w:r>
+        <w:rPr>
+          <w:rtl/>
+          <w:cs/>
+          <w:lang w:val="ar_AE" w:bidi="ar_AE"/>
+        </w:rPr>
+      </w:r>
+      <w:r>
+        <w:rPr>
+          <w:vertAlign w:val="superscript"/>
+          <w:rtl/>
+          <w:cs/>
           <w:lang w:val="ar_AE" w:bidi="ar_AE"/>
         </w:rPr>
         <w:t>1</w:t>
       </w:r>
       <w:r>
         <w:rPr>
+          <w:rtl/>
+          <w:cs/>
           <w:lang w:val="ar_AE" w:bidi="ar_AE"/>
         </w:rPr>
         <w:t xml:space="preserve"> اسْمَعُوا يَا بَنِي إِسْرَائِيلَ هَذِهِ الْكَلِمَةَ الَّتِي قَضَى بِها الرَّبُّ عَلَيْكُمْ، بَلْ عَلَى كُلِّ الْقَبِيلَةِ الَّتِي أَخْرَجْتُهَا مِنْ دِيَارِ مِصْرَ:</w:t>
       </w:r>
-      <w:r>
-        <w:rPr>
-          <w:lang w:val="ar_AE" w:bidi="ar_AE"/>
-        </w:rPr>
-      </w:r>
-      <w:r>
-        <w:rPr>
-          <w:lang w:val="ar_AE" w:bidi="ar_AE"/>
-        </w:rPr>
-      </w:r>
-    </w:p>
-    <w:p>
-      <w:pPr>
-        <w:bidi/>
-      </w:pPr>
-      <w:r>
-        <w:rPr>
-          <w:lang w:val="ar_AE" w:bidi="ar_AE"/>
-        </w:rPr>
-      </w:r>
-    </w:p>
-    <w:p>
-      <w:pPr>
-        <w:bidi/>
-      </w:pPr>
-      <w:r>
-        <w:rPr>
-          <w:lang w:val="ar_AE" w:bidi="ar_AE"/>
-        </w:rPr>
-      </w:r>
-      <w:r>
-        <w:rPr>
-          <w:vertAlign w:val="superscript"/>
+    </w:p>
+    <w:p>
+      <w:pPr>
+        <w:bidi/>
+      </w:pPr>
+      <w:r>
+        <w:rPr>
+          <w:rtl/>
+          <w:cs/>
+          <w:lang w:val="ar_AE" w:bidi="ar_AE"/>
+        </w:rPr>
+      </w:r>
+      <w:r>
+        <w:rPr>
+          <w:vertAlign w:val="superscript"/>
+          <w:rtl/>
+          <w:cs/>
           <w:lang w:val="ar_AE" w:bidi="ar_AE"/>
         </w:rPr>
         <w:t>2</w:t>
       </w:r>
       <w:r>
         <w:rPr>
+          <w:rtl/>
+          <w:cs/>
           <w:lang w:val="ar_AE" w:bidi="ar_AE"/>
         </w:rPr>
         <w:t xml:space="preserve"> إِيَّاكُمْ وَحْدَكُمُ اخْتَرْتُ مِنْ بَيْنِ جَمِيعِ قَبَائِلِ الأَرْضِ، لِهَذَا أُعَاقِبُكُمْ عَلَى جَمِيعِ آثَامِكُمْ.</w:t>
       </w:r>
-      <w:r>
-        <w:rPr>
-          <w:lang w:val="ar_AE" w:bidi="ar_AE"/>
-        </w:rPr>
-      </w:r>
-      <w:r>
-        <w:rPr>
-          <w:lang w:val="ar_AE" w:bidi="ar_AE"/>
-        </w:rPr>
-      </w:r>
-    </w:p>
-    <w:p>
-      <w:pPr>
-        <w:bidi/>
-      </w:pPr>
-      <w:r>
-        <w:rPr>
-          <w:lang w:val="ar_AE" w:bidi="ar_AE"/>
-        </w:rPr>
-      </w:r>
-    </w:p>
-    <w:p>
-      <w:pPr>
-        <w:bidi/>
-      </w:pPr>
-      <w:r>
-        <w:rPr>
-          <w:lang w:val="ar_AE" w:bidi="ar_AE"/>
-        </w:rPr>
-      </w:r>
-      <w:r>
-        <w:rPr>
-          <w:vertAlign w:val="superscript"/>
+    </w:p>
+    <w:p>
+      <w:pPr>
+        <w:bidi/>
+      </w:pPr>
+      <w:r>
+        <w:rPr>
+          <w:rtl/>
+          <w:cs/>
+          <w:lang w:val="ar_AE" w:bidi="ar_AE"/>
+        </w:rPr>
+      </w:r>
+      <w:r>
+        <w:rPr>
+          <w:vertAlign w:val="superscript"/>
+          <w:rtl/>
+          <w:cs/>
           <w:lang w:val="ar_AE" w:bidi="ar_AE"/>
         </w:rPr>
         <w:t>3</w:t>
       </w:r>
       <w:r>
         <w:rPr>
+          <w:rtl/>
+          <w:cs/>
           <w:lang w:val="ar_AE" w:bidi="ar_AE"/>
         </w:rPr>
         <w:t xml:space="preserve"> هَلْ يَتَرَافَقُ اثْنَانِ مَعاً مَا لَمْ يَكُونَا عَلَى مَوْعِدٍ؟</w:t>
       </w:r>
-      <w:r>
-        <w:rPr>
-          <w:lang w:val="ar_AE" w:bidi="ar_AE"/>
-        </w:rPr>
-      </w:r>
-      <w:r>
-        <w:rPr>
-          <w:lang w:val="ar_AE" w:bidi="ar_AE"/>
-        </w:rPr>
-      </w:r>
-    </w:p>
-    <w:p>
-      <w:pPr>
-        <w:bidi/>
-      </w:pPr>
-      <w:r>
-        <w:rPr>
-          <w:lang w:val="ar_AE" w:bidi="ar_AE"/>
-        </w:rPr>
-      </w:r>
-    </w:p>
-    <w:p>
-      <w:pPr>
-        <w:bidi/>
-      </w:pPr>
-      <w:r>
-        <w:rPr>
-          <w:lang w:val="ar_AE" w:bidi="ar_AE"/>
-        </w:rPr>
-      </w:r>
-      <w:r>
-        <w:rPr>
-          <w:vertAlign w:val="superscript"/>
+    </w:p>
+    <w:p>
+      <w:pPr>
+        <w:bidi/>
+      </w:pPr>
+      <w:r>
+        <w:rPr>
+          <w:rtl/>
+          <w:cs/>
+          <w:lang w:val="ar_AE" w:bidi="ar_AE"/>
+        </w:rPr>
+      </w:r>
+      <w:r>
+        <w:rPr>
+          <w:vertAlign w:val="superscript"/>
+          <w:rtl/>
+          <w:cs/>
           <w:lang w:val="ar_AE" w:bidi="ar_AE"/>
         </w:rPr>
         <w:t>4</w:t>
       </w:r>
       <w:r>
         <w:rPr>
+          <w:rtl/>
+          <w:cs/>
           <w:lang w:val="ar_AE" w:bidi="ar_AE"/>
         </w:rPr>
         <w:t xml:space="preserve"> أَيَزْأَرُ أَسَدٌ فِي الْغَابَةِ مِنْ غَيْرِ أَنْ يَقَعَ عَلَى فَرِيسَةٍ؟ أَيُزَمْجِرُ الشِّبْلُ بِصَوْتِهِ مِنْ عَرِينِهِ مَا لَمْ يَكُنْ قَدِ اقْتَنَصَ شَيْئاً؟</w:t>
       </w:r>
-      <w:r>
-        <w:rPr>
-          <w:lang w:val="ar_AE" w:bidi="ar_AE"/>
-        </w:rPr>
-      </w:r>
-      <w:r>
-        <w:rPr>
-          <w:lang w:val="ar_AE" w:bidi="ar_AE"/>
-        </w:rPr>
-      </w:r>
-    </w:p>
-    <w:p>
-      <w:pPr>
-        <w:bidi/>
-      </w:pPr>
-      <w:r>
-        <w:rPr>
-          <w:lang w:val="ar_AE" w:bidi="ar_AE"/>
-        </w:rPr>
-      </w:r>
-    </w:p>
-    <w:p>
-      <w:pPr>
-        <w:bidi/>
-      </w:pPr>
-      <w:r>
-        <w:rPr>
-          <w:lang w:val="ar_AE" w:bidi="ar_AE"/>
-        </w:rPr>
-      </w:r>
-      <w:r>
-        <w:rPr>
-          <w:vertAlign w:val="superscript"/>
+    </w:p>
+    <w:p>
+      <w:pPr>
+        <w:bidi/>
+      </w:pPr>
+      <w:r>
+        <w:rPr>
+          <w:rtl/>
+          <w:cs/>
+          <w:lang w:val="ar_AE" w:bidi="ar_AE"/>
+        </w:rPr>
+      </w:r>
+      <w:r>
+        <w:rPr>
+          <w:vertAlign w:val="superscript"/>
+          <w:rtl/>
+          <w:cs/>
           <w:lang w:val="ar_AE" w:bidi="ar_AE"/>
         </w:rPr>
         <w:t>5</w:t>
       </w:r>
       <w:r>
         <w:rPr>
+          <w:rtl/>
+          <w:cs/>
           <w:lang w:val="ar_AE" w:bidi="ar_AE"/>
         </w:rPr>
         <w:t xml:space="preserve"> أَيَسْقُطُ الْعُصْفُورُ فِي فَخٍّ عَلَى الأَرْضِ إِذَا لَمْ يَكُنْ هُنَاكَ فَخٌّ مَنْصُوبٌ؟ أَيَنْطَبِقُ فَخٌّ عَلَى الأَرْضِ مِنْ غَيْرِ أَنْ يَكُونَ قَدْ أَمْسَكَ شَيْئاً؟</w:t>
       </w:r>
-      <w:r>
-        <w:rPr>
-          <w:lang w:val="ar_AE" w:bidi="ar_AE"/>
-        </w:rPr>
-      </w:r>
-      <w:r>
-        <w:rPr>
-          <w:lang w:val="ar_AE" w:bidi="ar_AE"/>
-        </w:rPr>
-      </w:r>
-    </w:p>
-    <w:p>
-      <w:pPr>
-        <w:bidi/>
-      </w:pPr>
-      <w:r>
-        <w:rPr>
-          <w:lang w:val="ar_AE" w:bidi="ar_AE"/>
-        </w:rPr>
-      </w:r>
-    </w:p>
-    <w:p>
-      <w:pPr>
-        <w:bidi/>
-      </w:pPr>
-      <w:r>
-        <w:rPr>
-          <w:lang w:val="ar_AE" w:bidi="ar_AE"/>
-        </w:rPr>
-      </w:r>
-      <w:r>
-        <w:rPr>
-          <w:vertAlign w:val="superscript"/>
+    </w:p>
+    <w:p>
+      <w:pPr>
+        <w:bidi/>
+      </w:pPr>
+      <w:r>
+        <w:rPr>
+          <w:rtl/>
+          <w:cs/>
+          <w:lang w:val="ar_AE" w:bidi="ar_AE"/>
+        </w:rPr>
+      </w:r>
+      <w:r>
+        <w:rPr>
+          <w:vertAlign w:val="superscript"/>
+          <w:rtl/>
+          <w:cs/>
           <w:lang w:val="ar_AE" w:bidi="ar_AE"/>
         </w:rPr>
         <w:t>6</w:t>
       </w:r>
       <w:r>
         <w:rPr>
+          <w:rtl/>
+          <w:cs/>
           <w:lang w:val="ar_AE" w:bidi="ar_AE"/>
         </w:rPr>
         <w:t xml:space="preserve"> أَيُدَوِّي بُوقٌ فِي الْمَدِينَةِ وَلا يَعْتَرِي الشَّعْبَ الْخَوْفُ؟ أَيَقَعُ بَلاءٌ فِي الْمَدِينَةِ مَا لَمْ يَكُنِ الرَّبُّ قَدْ أَرْسَلَهُ؟</w:t>
       </w:r>
-      <w:r>
-        <w:rPr>
-          <w:lang w:val="ar_AE" w:bidi="ar_AE"/>
-        </w:rPr>
-      </w:r>
-      <w:r>
-        <w:rPr>
-          <w:lang w:val="ar_AE" w:bidi="ar_AE"/>
-        </w:rPr>
-      </w:r>
-    </w:p>
-    <w:p>
-      <w:pPr>
-        <w:bidi/>
-      </w:pPr>
-      <w:r>
-        <w:rPr>
-          <w:lang w:val="ar_AE" w:bidi="ar_AE"/>
-        </w:rPr>
-      </w:r>
-    </w:p>
-    <w:p>
-      <w:pPr>
-        <w:bidi/>
-      </w:pPr>
-      <w:r>
-        <w:rPr>
-          <w:lang w:val="ar_AE" w:bidi="ar_AE"/>
-        </w:rPr>
-      </w:r>
-      <w:r>
-        <w:rPr>
-          <w:vertAlign w:val="superscript"/>
+    </w:p>
+    <w:p>
+      <w:pPr>
+        <w:bidi/>
+      </w:pPr>
+      <w:r>
+        <w:rPr>
+          <w:rtl/>
+          <w:cs/>
+          <w:lang w:val="ar_AE" w:bidi="ar_AE"/>
+        </w:rPr>
+      </w:r>
+      <w:r>
+        <w:rPr>
+          <w:vertAlign w:val="superscript"/>
+          <w:rtl/>
+          <w:cs/>
           <w:lang w:val="ar_AE" w:bidi="ar_AE"/>
         </w:rPr>
         <w:t>7</w:t>
       </w:r>
       <w:r>
         <w:rPr>
+          <w:rtl/>
+          <w:cs/>
           <w:lang w:val="ar_AE" w:bidi="ar_AE"/>
         </w:rPr>
         <w:t xml:space="preserve"> إِنَّ السَّيِّدَ الرَّبَّ لَا يُجْرِي أَمْراً مِنْ غَيْرِ أَنْ يُعْلِنَ سِرَّهُ لِعَبِيدِهِ الأَنْبِيَاءِ.</w:t>
       </w:r>
-      <w:r>
-        <w:rPr>
-          <w:lang w:val="ar_AE" w:bidi="ar_AE"/>
-        </w:rPr>
-      </w:r>
-      <w:r>
-        <w:rPr>
-          <w:lang w:val="ar_AE" w:bidi="ar_AE"/>
-        </w:rPr>
-      </w:r>
-    </w:p>
-    <w:p>
-      <w:pPr>
-        <w:bidi/>
-      </w:pPr>
-      <w:r>
-        <w:rPr>
-          <w:lang w:val="ar_AE" w:bidi="ar_AE"/>
-        </w:rPr>
-      </w:r>
-    </w:p>
-    <w:p>
-      <w:pPr>
-        <w:bidi/>
-      </w:pPr>
-      <w:r>
-        <w:rPr>
-          <w:lang w:val="ar_AE" w:bidi="ar_AE"/>
-        </w:rPr>
-      </w:r>
-      <w:r>
-        <w:rPr>
-          <w:vertAlign w:val="superscript"/>
+    </w:p>
+    <w:p>
+      <w:pPr>
+        <w:bidi/>
+      </w:pPr>
+      <w:r>
+        <w:rPr>
+          <w:rtl/>
+          <w:cs/>
+          <w:lang w:val="ar_AE" w:bidi="ar_AE"/>
+        </w:rPr>
+      </w:r>
+      <w:r>
+        <w:rPr>
+          <w:vertAlign w:val="superscript"/>
+          <w:rtl/>
+          <w:cs/>
           <w:lang w:val="ar_AE" w:bidi="ar_AE"/>
         </w:rPr>
         <w:t>8</w:t>
       </w:r>
       <w:r>
         <w:rPr>
+          <w:rtl/>
+          <w:cs/>
           <w:lang w:val="ar_AE" w:bidi="ar_AE"/>
         </w:rPr>
         <w:t xml:space="preserve"> قَدْ زَأَرَ الأَسَدُ فَمَنْ لَا يَخَافُ، وَتَكَلَّمَ الرَّبُّ فَمَنْ لَا يَتَنَبَّأُ؟</w:t>
       </w:r>
-      <w:r>
-        <w:rPr>
-          <w:lang w:val="ar_AE" w:bidi="ar_AE"/>
-        </w:rPr>
-      </w:r>
-      <w:r>
-        <w:rPr>
-          <w:lang w:val="ar_AE" w:bidi="ar_AE"/>
-        </w:rPr>
-      </w:r>
-    </w:p>
-    <w:p>
-      <w:pPr>
-        <w:bidi/>
-      </w:pPr>
-      <w:r>
-        <w:rPr>
-          <w:lang w:val="ar_AE" w:bidi="ar_AE"/>
-        </w:rPr>
-      </w:r>
-    </w:p>
-    <w:p>
-      <w:pPr>
-        <w:bidi/>
-      </w:pPr>
-      <w:r>
-        <w:rPr>
-          <w:lang w:val="ar_AE" w:bidi="ar_AE"/>
-        </w:rPr>
-      </w:r>
-      <w:r>
-        <w:rPr>
-          <w:vertAlign w:val="superscript"/>
+    </w:p>
+    <w:p>
+      <w:pPr>
+        <w:bidi/>
+      </w:pPr>
+      <w:r>
+        <w:rPr>
+          <w:rtl/>
+          <w:cs/>
+          <w:lang w:val="ar_AE" w:bidi="ar_AE"/>
+        </w:rPr>
+      </w:r>
+      <w:r>
+        <w:rPr>
+          <w:vertAlign w:val="superscript"/>
+          <w:rtl/>
+          <w:cs/>
           <w:lang w:val="ar_AE" w:bidi="ar_AE"/>
         </w:rPr>
         <w:t>9</w:t>
       </w:r>
       <w:r>
         <w:rPr>
+          <w:rtl/>
+          <w:cs/>
           <w:lang w:val="ar_AE" w:bidi="ar_AE"/>
         </w:rPr>
         <w:t xml:space="preserve"> أَذِيعُوا فِي حُصُونِ أَشْدُودَ وَفِي حُصُونِ دِيَارِ مِصْرَ وَقُولُوا: احْتَشِدُوا عَلَى جِبَالِ السَّامِرَةِ، وَاشْهَدُوا مَا فِي وَسَطِهَا مِنْ جَلَبَةٍ، وَانْظُرُوا إِلَى الْمَظْلُومِينَ فِي دَاخِلِهَا.</w:t>
       </w:r>
-      <w:r>
-        <w:rPr>
-          <w:lang w:val="ar_AE" w:bidi="ar_AE"/>
-        </w:rPr>
-      </w:r>
-      <w:r>
-        <w:rPr>
-          <w:lang w:val="ar_AE" w:bidi="ar_AE"/>
-        </w:rPr>
-      </w:r>
-    </w:p>
-    <w:p>
-      <w:pPr>
-        <w:bidi/>
-      </w:pPr>
-      <w:r>
-        <w:rPr>
-          <w:lang w:val="ar_AE" w:bidi="ar_AE"/>
-        </w:rPr>
-      </w:r>
-    </w:p>
-    <w:p>
-      <w:pPr>
-        <w:bidi/>
-      </w:pPr>
-      <w:r>
-        <w:rPr>
-          <w:lang w:val="ar_AE" w:bidi="ar_AE"/>
-        </w:rPr>
-      </w:r>
-      <w:r>
-        <w:rPr>
-          <w:vertAlign w:val="superscript"/>
+    </w:p>
+    <w:p>
+      <w:pPr>
+        <w:bidi/>
+      </w:pPr>
+      <w:r>
+        <w:rPr>
+          <w:rtl/>
+          <w:cs/>
+          <w:lang w:val="ar_AE" w:bidi="ar_AE"/>
+        </w:rPr>
+      </w:r>
+      <w:r>
+        <w:rPr>
+          <w:vertAlign w:val="superscript"/>
+          <w:rtl/>
+          <w:cs/>
           <w:lang w:val="ar_AE" w:bidi="ar_AE"/>
         </w:rPr>
         <w:t>10</w:t>
       </w:r>
       <w:r>
         <w:rPr>
+          <w:rtl/>
+          <w:cs/>
           <w:lang w:val="ar_AE" w:bidi="ar_AE"/>
         </w:rPr>
         <w:t xml:space="preserve"> فَهَؤُلاءِ الَّذِينَ يَكْنِزُونَ الْجَوْرَ وَالنَّهْبَ فِي قُصُورِهِمْ لَا يَعْرِفُونَ التَّصَرُّفَ بِاسْتِقَامَةٍ، يَقُولُ الرَّبُّ.</w:t>
       </w:r>
-      <w:r>
-        <w:rPr>
-          <w:lang w:val="ar_AE" w:bidi="ar_AE"/>
-        </w:rPr>
-      </w:r>
-      <w:r>
-        <w:rPr>
-          <w:lang w:val="ar_AE" w:bidi="ar_AE"/>
-        </w:rPr>
-      </w:r>
-    </w:p>
-    <w:p>
-      <w:pPr>
-        <w:bidi/>
-      </w:pPr>
-      <w:r>
-        <w:rPr>
-          <w:lang w:val="ar_AE" w:bidi="ar_AE"/>
-        </w:rPr>
-      </w:r>
-    </w:p>
-    <w:p>
-      <w:pPr>
-        <w:bidi/>
-      </w:pPr>
-      <w:r>
-        <w:rPr>
-          <w:lang w:val="ar_AE" w:bidi="ar_AE"/>
-        </w:rPr>
-      </w:r>
-      <w:r>
-        <w:rPr>
-          <w:vertAlign w:val="superscript"/>
+    </w:p>
+    <w:p>
+      <w:pPr>
+        <w:bidi/>
+      </w:pPr>
+      <w:r>
+        <w:rPr>
+          <w:rtl/>
+          <w:cs/>
+          <w:lang w:val="ar_AE" w:bidi="ar_AE"/>
+        </w:rPr>
+      </w:r>
+      <w:r>
+        <w:rPr>
+          <w:vertAlign w:val="superscript"/>
+          <w:rtl/>
+          <w:cs/>
           <w:lang w:val="ar_AE" w:bidi="ar_AE"/>
         </w:rPr>
         <w:t>11</w:t>
       </w:r>
       <w:r>
         <w:rPr>
+          <w:rtl/>
+          <w:cs/>
           <w:lang w:val="ar_AE" w:bidi="ar_AE"/>
         </w:rPr>
         <w:t xml:space="preserve"> لِذَلِكَ يُعْلِنُ الرَّبُّ الإِلَهُ: سَيَجْتَاحُ الْعَدُوُّ الْبِلادَ، وَيُحِيلُ حُصُونَكُمْ حُطَاماً وَيَنْهَبُ قُصُورَكُمْ.</w:t>
       </w:r>
-      <w:r>
-        <w:rPr>
-          <w:lang w:val="ar_AE" w:bidi="ar_AE"/>
-        </w:rPr>
-      </w:r>
-      <w:r>
-        <w:rPr>
-          <w:lang w:val="ar_AE" w:bidi="ar_AE"/>
-        </w:rPr>
-      </w:r>
-    </w:p>
-    <w:p>
-      <w:pPr>
-        <w:bidi/>
-      </w:pPr>
-      <w:r>
-        <w:rPr>
-          <w:lang w:val="ar_AE" w:bidi="ar_AE"/>
-        </w:rPr>
-      </w:r>
-    </w:p>
-    <w:p>
-      <w:pPr>
-        <w:bidi/>
-      </w:pPr>
-      <w:r>
-        <w:rPr>
-          <w:lang w:val="ar_AE" w:bidi="ar_AE"/>
-        </w:rPr>
-      </w:r>
-      <w:r>
-        <w:rPr>
-          <w:vertAlign w:val="superscript"/>
+    </w:p>
+    <w:p>
+      <w:pPr>
+        <w:bidi/>
+      </w:pPr>
+      <w:r>
+        <w:rPr>
+          <w:rtl/>
+          <w:cs/>
+          <w:lang w:val="ar_AE" w:bidi="ar_AE"/>
+        </w:rPr>
+      </w:r>
+      <w:r>
+        <w:rPr>
+          <w:vertAlign w:val="superscript"/>
+          <w:rtl/>
+          <w:cs/>
           <w:lang w:val="ar_AE" w:bidi="ar_AE"/>
         </w:rPr>
         <w:t>12</w:t>
       </w:r>
       <w:r>
         <w:rPr>
+          <w:rtl/>
+          <w:cs/>
           <w:lang w:val="ar_AE" w:bidi="ar_AE"/>
         </w:rPr>
         <w:t xml:space="preserve"> هَذَا مَا يَقُولُهُ الرَّبُّ: كَمَا يَعْجَزُ الرَّاعِي أَنْ يَنْتَزِعَ مِنْ فَمِ الأَسَدِ سِوَى رِجْلَيْ حَمَلٍ، أَوْ قِطْعَةً مِنْ أُذُنٍ، هَكَذَا لَنْ يَنْجُوَ سِوَى الْقَلِيلِ مِنْ شَعْبِ إِسْرَائِيلَ الْمُقِيمِينَ فِي السَّامِرَةِ، الْمُتَّكِئِينَ عَلَى الأَرَائِكِ الْوَثِيرَةِ وَالأَسِرَّةِ النَّاعِمَةِ.</w:t>
       </w:r>
-      <w:r>
-        <w:rPr>
-          <w:lang w:val="ar_AE" w:bidi="ar_AE"/>
-        </w:rPr>
-      </w:r>
-      <w:r>
-        <w:rPr>
-          <w:lang w:val="ar_AE" w:bidi="ar_AE"/>
-        </w:rPr>
-      </w:r>
-    </w:p>
-    <w:p>
-      <w:pPr>
-        <w:bidi/>
-      </w:pPr>
-      <w:r>
-        <w:rPr>
-          <w:lang w:val="ar_AE" w:bidi="ar_AE"/>
-        </w:rPr>
-      </w:r>
-    </w:p>
-    <w:p>
-      <w:pPr>
-        <w:bidi/>
-      </w:pPr>
-      <w:r>
-        <w:rPr>
-          <w:lang w:val="ar_AE" w:bidi="ar_AE"/>
-        </w:rPr>
-      </w:r>
-      <w:r>
-        <w:rPr>
-          <w:vertAlign w:val="superscript"/>
+    </w:p>
+    <w:p>
+      <w:pPr>
+        <w:bidi/>
+      </w:pPr>
+      <w:r>
+        <w:rPr>
+          <w:rtl/>
+          <w:cs/>
+          <w:lang w:val="ar_AE" w:bidi="ar_AE"/>
+        </w:rPr>
+      </w:r>
+      <w:r>
+        <w:rPr>
+          <w:vertAlign w:val="superscript"/>
+          <w:rtl/>
+          <w:cs/>
           <w:lang w:val="ar_AE" w:bidi="ar_AE"/>
         </w:rPr>
         <w:t>13</w:t>
       </w:r>
       <w:r>
         <w:rPr>
+          <w:rtl/>
+          <w:cs/>
           <w:lang w:val="ar_AE" w:bidi="ar_AE"/>
         </w:rPr>
         <w:t xml:space="preserve"> اسْمَعُوا وَاشْهَدُوا عَلَى بَيْتِ يَعْقُوبَ، يَقُولُ السَّيِّدُ الرَّبُّ الإِلَهُ الْقَدِيرُ.</w:t>
       </w:r>
-      <w:r>
-        <w:rPr>
-          <w:lang w:val="ar_AE" w:bidi="ar_AE"/>
-        </w:rPr>
-      </w:r>
-      <w:r>
-        <w:rPr>
-          <w:lang w:val="ar_AE" w:bidi="ar_AE"/>
-        </w:rPr>
-      </w:r>
-    </w:p>
-    <w:p>
-      <w:pPr>
-        <w:bidi/>
-      </w:pPr>
-      <w:r>
-        <w:rPr>
-          <w:lang w:val="ar_AE" w:bidi="ar_AE"/>
-        </w:rPr>
-      </w:r>
-    </w:p>
-    <w:p>
-      <w:pPr>
-        <w:bidi/>
-      </w:pPr>
-      <w:r>
-        <w:rPr>
-          <w:lang w:val="ar_AE" w:bidi="ar_AE"/>
-        </w:rPr>
-      </w:r>
-      <w:r>
-        <w:rPr>
-          <w:vertAlign w:val="superscript"/>
+    </w:p>
+    <w:p>
+      <w:pPr>
+        <w:bidi/>
+      </w:pPr>
+      <w:r>
+        <w:rPr>
+          <w:rtl/>
+          <w:cs/>
+          <w:lang w:val="ar_AE" w:bidi="ar_AE"/>
+        </w:rPr>
+      </w:r>
+      <w:r>
+        <w:rPr>
+          <w:vertAlign w:val="superscript"/>
+          <w:rtl/>
+          <w:cs/>
           <w:lang w:val="ar_AE" w:bidi="ar_AE"/>
         </w:rPr>
         <w:t>14</w:t>
       </w:r>
       <w:r>
         <w:rPr>
+          <w:rtl/>
+          <w:cs/>
           <w:lang w:val="ar_AE" w:bidi="ar_AE"/>
         </w:rPr>
         <w:t xml:space="preserve"> فِي ذَلِكَ الْيَوْمِ الَّذِي أُعَاقِبُ فِيهِ إِسْرَائِيلَ عَلَى تَعَدِّيَاتِهِ، أَهْدِمُ أَيْضاً مَذَابِحَ بَيْتِ إِيلَ، وَتُقْطَعُ قُرُونُ الْمَذْبَحِ وَتَتَهَاوَى عَلَى الأَرْضِ.</w:t>
       </w:r>
-      <w:r>
-        <w:rPr>
-          <w:lang w:val="ar_AE" w:bidi="ar_AE"/>
-        </w:rPr>
-      </w:r>
-      <w:r>
-        <w:rPr>
-          <w:lang w:val="ar_AE" w:bidi="ar_AE"/>
-        </w:rPr>
-      </w:r>
-    </w:p>
-    <w:p>
-      <w:pPr>
-        <w:bidi/>
-      </w:pPr>
-      <w:r>
-        <w:rPr>
-          <w:lang w:val="ar_AE" w:bidi="ar_AE"/>
-        </w:rPr>
-      </w:r>
-    </w:p>
-    <w:p>
-      <w:pPr>
-        <w:bidi/>
-      </w:pPr>
-      <w:r>
-        <w:rPr>
-          <w:lang w:val="ar_AE" w:bidi="ar_AE"/>
-        </w:rPr>
-      </w:r>
-      <w:r>
-        <w:rPr>
-          <w:vertAlign w:val="superscript"/>
+    </w:p>
+    <w:p>
+      <w:pPr>
+        <w:bidi/>
+      </w:pPr>
+      <w:r>
+        <w:rPr>
+          <w:rtl/>
+          <w:cs/>
+          <w:lang w:val="ar_AE" w:bidi="ar_AE"/>
+        </w:rPr>
+      </w:r>
+      <w:r>
+        <w:rPr>
+          <w:vertAlign w:val="superscript"/>
+          <w:rtl/>
+          <w:cs/>
           <w:lang w:val="ar_AE" w:bidi="ar_AE"/>
         </w:rPr>
         <w:t>15</w:t>
       </w:r>
       <w:r>
         <w:rPr>
+          <w:rtl/>
+          <w:cs/>
           <w:lang w:val="ar_AE" w:bidi="ar_AE"/>
         </w:rPr>
         <w:t xml:space="preserve"> وَأُدَمِّرُ الْبُيُوتَ الَّتِي يَأْوُونَ إِلَيْهَا فِي الشِّتَاءِ، وَبُيُوتَ الْمُنْتَجَعَاتِ الصَّيْفِيَّةِ، وَتَنْدَكُّ بُيُوتُ الْعَاجِ وَتَزُولُ مِنَ الْوُجُودِ قُصُورٌ كَثِيرَةٌ، يَقُولُ الرَّبُّ.</w:t>
       </w:r>
-      <w:r>
-        <w:rPr>
-          <w:lang w:val="ar_AE" w:bidi="ar_AE"/>
-        </w:rPr>
-      </w:r>
-      <w:r>
-        <w:rPr>
-          <w:lang w:val="ar_AE" w:bidi="ar_AE"/>
-        </w:rPr>
-      </w:r>
-    </w:p>
-    <w:p>
-      <w:pPr>
-        <w:bidi/>
-      </w:pPr>
-      <w:r>
-        <w:rPr>
-          <w:lang w:val="ar_AE" w:bidi="ar_AE"/>
-        </w:rPr>
-      </w:r>
     </w:p>
     <w:p>
       <w:pPr>
@@ -2270,574 +1633,396 @@
       </w:pPr>
       <w:r>
         <w:rPr>
-          <w:lang w:val="ar_AE" w:bidi="ar_AE"/>
-        </w:rPr>
-        <w:t>Amos 4:1</w:t>
-      </w:r>
-      <w:r>
-        <w:rPr>
-          <w:lang w:val="ar_AE" w:bidi="ar_AE"/>
-        </w:rPr>
-      </w:r>
-    </w:p>
-    <w:p>
-      <w:pPr>
-        <w:bidi/>
-      </w:pPr>
-      <w:r>
-        <w:rPr>
-          <w:lang w:val="ar_AE" w:bidi="ar_AE"/>
-        </w:rPr>
-      </w:r>
-      <w:r>
-        <w:rPr>
-          <w:vertAlign w:val="superscript"/>
+          <w:rtl/>
+          <w:cs/>
+          <w:lang w:val="ar_AE" w:bidi="ar_AE"/>
+        </w:rPr>
+        <w:t>عاموس 4:1</w:t>
+      </w:r>
+      <w:r>
+        <w:rPr>
+          <w:rtl/>
+          <w:cs/>
+          <w:lang w:val="ar_AE" w:bidi="ar_AE"/>
+        </w:rPr>
+      </w:r>
+    </w:p>
+    <w:p>
+      <w:pPr>
+        <w:bidi/>
+      </w:pPr>
+      <w:r>
+        <w:rPr>
+          <w:rtl/>
+          <w:cs/>
+          <w:lang w:val="ar_AE" w:bidi="ar_AE"/>
+        </w:rPr>
+      </w:r>
+      <w:r>
+        <w:rPr>
+          <w:vertAlign w:val="superscript"/>
+          <w:rtl/>
+          <w:cs/>
           <w:lang w:val="ar_AE" w:bidi="ar_AE"/>
         </w:rPr>
         <w:t>1</w:t>
       </w:r>
       <w:r>
         <w:rPr>
+          <w:rtl/>
+          <w:cs/>
           <w:lang w:val="ar_AE" w:bidi="ar_AE"/>
         </w:rPr>
         <w:t xml:space="preserve"> اسْمَعِي هَذِهِ الْكَلِمَةِ يَا نِسَاءَ بَاشَانَ، اللَّوَاتِي يُقِمْنَ فِي جَبَلِ السَّامِرَةِ، مِمَّنْ يَظْلِمْنَ الْمِسْكِينَ وَيَسْحَقْنَ الْفُقَرَاءَ وَاللَّوَاتِي يَقُلْنَ لأَزْوَاجِهِنَّ: هَاتُوا مُسْكِراً لِنَشْرَبَ.</w:t>
       </w:r>
-      <w:r>
-        <w:rPr>
-          <w:lang w:val="ar_AE" w:bidi="ar_AE"/>
-        </w:rPr>
-      </w:r>
-      <w:r>
-        <w:rPr>
-          <w:lang w:val="ar_AE" w:bidi="ar_AE"/>
-        </w:rPr>
-      </w:r>
-    </w:p>
-    <w:p>
-      <w:pPr>
-        <w:bidi/>
-      </w:pPr>
-      <w:r>
-        <w:rPr>
-          <w:lang w:val="ar_AE" w:bidi="ar_AE"/>
-        </w:rPr>
-      </w:r>
-    </w:p>
-    <w:p>
-      <w:pPr>
-        <w:bidi/>
-      </w:pPr>
-      <w:r>
-        <w:rPr>
-          <w:lang w:val="ar_AE" w:bidi="ar_AE"/>
-        </w:rPr>
-      </w:r>
-      <w:r>
-        <w:rPr>
-          <w:vertAlign w:val="superscript"/>
+    </w:p>
+    <w:p>
+      <w:pPr>
+        <w:bidi/>
+      </w:pPr>
+      <w:r>
+        <w:rPr>
+          <w:rtl/>
+          <w:cs/>
+          <w:lang w:val="ar_AE" w:bidi="ar_AE"/>
+        </w:rPr>
+      </w:r>
+      <w:r>
+        <w:rPr>
+          <w:vertAlign w:val="superscript"/>
+          <w:rtl/>
+          <w:cs/>
           <w:lang w:val="ar_AE" w:bidi="ar_AE"/>
         </w:rPr>
         <w:t>2</w:t>
       </w:r>
       <w:r>
         <w:rPr>
+          <w:rtl/>
+          <w:cs/>
           <w:lang w:val="ar_AE" w:bidi="ar_AE"/>
         </w:rPr>
         <w:t xml:space="preserve"> قَدْ أَقْسَمَ السَّيِّدُ الرَّبُّ بِقَدَاسَتِهِ قَائِلاً: هَا أَيَّامٌ تُقْبِلُ عَلَيْكُنَّ، يَجُرُّكُنَّ فِيهَا الْعَدُوُّ بِالْكَلالِيبِ وَذُرِّيَّتَكُنَّ بِشُصُوصِ السَّمَكِ.</w:t>
       </w:r>
-      <w:r>
-        <w:rPr>
-          <w:lang w:val="ar_AE" w:bidi="ar_AE"/>
-        </w:rPr>
-      </w:r>
-      <w:r>
-        <w:rPr>
-          <w:lang w:val="ar_AE" w:bidi="ar_AE"/>
-        </w:rPr>
-      </w:r>
-    </w:p>
-    <w:p>
-      <w:pPr>
-        <w:bidi/>
-      </w:pPr>
-      <w:r>
-        <w:rPr>
-          <w:lang w:val="ar_AE" w:bidi="ar_AE"/>
-        </w:rPr>
-      </w:r>
-    </w:p>
-    <w:p>
-      <w:pPr>
-        <w:bidi/>
-      </w:pPr>
-      <w:r>
-        <w:rPr>
-          <w:lang w:val="ar_AE" w:bidi="ar_AE"/>
-        </w:rPr>
-      </w:r>
-      <w:r>
-        <w:rPr>
-          <w:vertAlign w:val="superscript"/>
+    </w:p>
+    <w:p>
+      <w:pPr>
+        <w:bidi/>
+      </w:pPr>
+      <w:r>
+        <w:rPr>
+          <w:rtl/>
+          <w:cs/>
+          <w:lang w:val="ar_AE" w:bidi="ar_AE"/>
+        </w:rPr>
+      </w:r>
+      <w:r>
+        <w:rPr>
+          <w:vertAlign w:val="superscript"/>
+          <w:rtl/>
+          <w:cs/>
           <w:lang w:val="ar_AE" w:bidi="ar_AE"/>
         </w:rPr>
         <w:t>3</w:t>
       </w:r>
       <w:r>
         <w:rPr>
+          <w:rtl/>
+          <w:cs/>
           <w:lang w:val="ar_AE" w:bidi="ar_AE"/>
         </w:rPr>
         <w:t xml:space="preserve"> وَتَخْرُجُ كُلُّ وَاحِدَةٍ مِنْكُنَّ مِنْ شَقٍّ، زَاحِفَةً عَلَى وَجْهِهَا، وَتُطْرَدْنَ إِلَى هَرْمُونَ، يَقُولُ الرَّبُّ.</w:t>
       </w:r>
-      <w:r>
-        <w:rPr>
-          <w:lang w:val="ar_AE" w:bidi="ar_AE"/>
-        </w:rPr>
-      </w:r>
-      <w:r>
-        <w:rPr>
-          <w:lang w:val="ar_AE" w:bidi="ar_AE"/>
-        </w:rPr>
-      </w:r>
-    </w:p>
-    <w:p>
-      <w:pPr>
-        <w:bidi/>
-      </w:pPr>
-      <w:r>
-        <w:rPr>
-          <w:lang w:val="ar_AE" w:bidi="ar_AE"/>
-        </w:rPr>
-      </w:r>
-    </w:p>
-    <w:p>
-      <w:pPr>
-        <w:bidi/>
-      </w:pPr>
-      <w:r>
-        <w:rPr>
-          <w:lang w:val="ar_AE" w:bidi="ar_AE"/>
-        </w:rPr>
-      </w:r>
-      <w:r>
-        <w:rPr>
-          <w:vertAlign w:val="superscript"/>
+    </w:p>
+    <w:p>
+      <w:pPr>
+        <w:bidi/>
+      </w:pPr>
+      <w:r>
+        <w:rPr>
+          <w:rtl/>
+          <w:cs/>
+          <w:lang w:val="ar_AE" w:bidi="ar_AE"/>
+        </w:rPr>
+      </w:r>
+      <w:r>
+        <w:rPr>
+          <w:vertAlign w:val="superscript"/>
+          <w:rtl/>
+          <w:cs/>
           <w:lang w:val="ar_AE" w:bidi="ar_AE"/>
         </w:rPr>
         <w:t>4</w:t>
       </w:r>
       <w:r>
         <w:rPr>
+          <w:rtl/>
+          <w:cs/>
           <w:lang w:val="ar_AE" w:bidi="ar_AE"/>
         </w:rPr>
         <w:t xml:space="preserve"> تَعَالَوْا إِلَى بَيْتِ إِيلَ وَارْتَكِبُوا الْمَعَاصِي، وَأَقْبِلُوا إِلَى الْجِلْجَالِ وَكَثِّرُوا ذُنُوبَكُمْ. قَرِّبُوا ذَبَائِحَكُمْ فِي كُلِّ صَبَاحٍ، وَعُشُورَكُمْ كُلَّ ثَلاثَةِ أَيَّامٍ.</w:t>
       </w:r>
-      <w:r>
-        <w:rPr>
-          <w:lang w:val="ar_AE" w:bidi="ar_AE"/>
-        </w:rPr>
-      </w:r>
-      <w:r>
-        <w:rPr>
-          <w:lang w:val="ar_AE" w:bidi="ar_AE"/>
-        </w:rPr>
-      </w:r>
-    </w:p>
-    <w:p>
-      <w:pPr>
-        <w:bidi/>
-      </w:pPr>
-      <w:r>
-        <w:rPr>
-          <w:lang w:val="ar_AE" w:bidi="ar_AE"/>
-        </w:rPr>
-      </w:r>
-    </w:p>
-    <w:p>
-      <w:pPr>
-        <w:bidi/>
-      </w:pPr>
-      <w:r>
-        <w:rPr>
-          <w:lang w:val="ar_AE" w:bidi="ar_AE"/>
-        </w:rPr>
-      </w:r>
-      <w:r>
-        <w:rPr>
-          <w:vertAlign w:val="superscript"/>
+    </w:p>
+    <w:p>
+      <w:pPr>
+        <w:bidi/>
+      </w:pPr>
+      <w:r>
+        <w:rPr>
+          <w:rtl/>
+          <w:cs/>
+          <w:lang w:val="ar_AE" w:bidi="ar_AE"/>
+        </w:rPr>
+      </w:r>
+      <w:r>
+        <w:rPr>
+          <w:vertAlign w:val="superscript"/>
+          <w:rtl/>
+          <w:cs/>
           <w:lang w:val="ar_AE" w:bidi="ar_AE"/>
         </w:rPr>
         <w:t>5</w:t>
       </w:r>
       <w:r>
         <w:rPr>
+          <w:rtl/>
+          <w:cs/>
           <w:lang w:val="ar_AE" w:bidi="ar_AE"/>
         </w:rPr>
         <w:t xml:space="preserve"> قَدِّمُوا مِنَ الْخَمِيرِ قُرْبَانَ شُكْرٍ، وَأَعْلِنُوا مُتَبَاهِينَ عَنْ تَقْدِمَاتِكُمُ التَّطَوُّعِيَّةِ، وَتَفَاخَرُوا بِها، لأَنَّ هَذَا مَا تُحِبُّونَ أَنْ تَفْعَلُوهُ يَا شَعْبَ إِسْرَائِيلَ، يَقُولُ السَّيِّدُ الرَّبُّ.</w:t>
       </w:r>
-      <w:r>
-        <w:rPr>
-          <w:lang w:val="ar_AE" w:bidi="ar_AE"/>
-        </w:rPr>
-      </w:r>
-      <w:r>
-        <w:rPr>
-          <w:lang w:val="ar_AE" w:bidi="ar_AE"/>
-        </w:rPr>
-      </w:r>
-    </w:p>
-    <w:p>
-      <w:pPr>
-        <w:bidi/>
-      </w:pPr>
-      <w:r>
-        <w:rPr>
-          <w:lang w:val="ar_AE" w:bidi="ar_AE"/>
-        </w:rPr>
-      </w:r>
-    </w:p>
-    <w:p>
-      <w:pPr>
-        <w:bidi/>
-      </w:pPr>
-      <w:r>
-        <w:rPr>
-          <w:lang w:val="ar_AE" w:bidi="ar_AE"/>
-        </w:rPr>
-      </w:r>
-      <w:r>
-        <w:rPr>
-          <w:vertAlign w:val="superscript"/>
+    </w:p>
+    <w:p>
+      <w:pPr>
+        <w:bidi/>
+      </w:pPr>
+      <w:r>
+        <w:rPr>
+          <w:rtl/>
+          <w:cs/>
+          <w:lang w:val="ar_AE" w:bidi="ar_AE"/>
+        </w:rPr>
+      </w:r>
+      <w:r>
+        <w:rPr>
+          <w:vertAlign w:val="superscript"/>
+          <w:rtl/>
+          <w:cs/>
           <w:lang w:val="ar_AE" w:bidi="ar_AE"/>
         </w:rPr>
         <w:t>6</w:t>
       </w:r>
       <w:r>
         <w:rPr>
+          <w:rtl/>
+          <w:cs/>
           <w:lang w:val="ar_AE" w:bidi="ar_AE"/>
         </w:rPr>
         <w:t xml:space="preserve"> قَدْ جَعَلْتُ الْجُوعَ يَعُمُّ مُدُنَكُمْ، فَلَمْ تَتَّسِخْ أَسْنَانُكُمْ بِالطَّعَامِ! وَأَفْقَرْتُكُمْ إِلَى الْخُبْزِ فِي كُلِّ أَمَاكِنِ سُكْنَاكُمْ، وَلَكِنَّكُمْ لَمْ تَرْجِعُوا إِلَيَّ تَائِبِينَ، يَقُولُ الرَّبُّ.</w:t>
       </w:r>
-      <w:r>
-        <w:rPr>
-          <w:lang w:val="ar_AE" w:bidi="ar_AE"/>
-        </w:rPr>
-      </w:r>
-      <w:r>
-        <w:rPr>
-          <w:lang w:val="ar_AE" w:bidi="ar_AE"/>
-        </w:rPr>
-      </w:r>
-    </w:p>
-    <w:p>
-      <w:pPr>
-        <w:bidi/>
-      </w:pPr>
-      <w:r>
-        <w:rPr>
-          <w:lang w:val="ar_AE" w:bidi="ar_AE"/>
-        </w:rPr>
-      </w:r>
-    </w:p>
-    <w:p>
-      <w:pPr>
-        <w:bidi/>
-      </w:pPr>
-      <w:r>
-        <w:rPr>
-          <w:lang w:val="ar_AE" w:bidi="ar_AE"/>
-        </w:rPr>
-      </w:r>
-      <w:r>
-        <w:rPr>
-          <w:vertAlign w:val="superscript"/>
+    </w:p>
+    <w:p>
+      <w:pPr>
+        <w:bidi/>
+      </w:pPr>
+      <w:r>
+        <w:rPr>
+          <w:rtl/>
+          <w:cs/>
+          <w:lang w:val="ar_AE" w:bidi="ar_AE"/>
+        </w:rPr>
+      </w:r>
+      <w:r>
+        <w:rPr>
+          <w:vertAlign w:val="superscript"/>
+          <w:rtl/>
+          <w:cs/>
           <w:lang w:val="ar_AE" w:bidi="ar_AE"/>
         </w:rPr>
         <w:t>7</w:t>
       </w:r>
       <w:r>
         <w:rPr>
+          <w:rtl/>
+          <w:cs/>
           <w:lang w:val="ar_AE" w:bidi="ar_AE"/>
         </w:rPr>
         <w:t xml:space="preserve"> مَنَعْتُ عَنْكُمُ الْمَطَرَ وَلَمْ يَكُنْ قَدْ بَقِيَ لِلْحَصَادِ سِوَى ثَلاثَةِ أَشْهُرٍ، وَأَمْطَرْتُ عَلَى مَدِينَةٍ دُونَ مَدِينَةٍ، وَعَلَى حَقْلٍ دُونَ الآخَرِ، فَجَفَّ الْحَقْلُ الَّذِي لَمْ أُمْطِرْ عَلَيْهِ.</w:t>
       </w:r>
-      <w:r>
-        <w:rPr>
-          <w:lang w:val="ar_AE" w:bidi="ar_AE"/>
-        </w:rPr>
-      </w:r>
-      <w:r>
-        <w:rPr>
-          <w:lang w:val="ar_AE" w:bidi="ar_AE"/>
-        </w:rPr>
-      </w:r>
-    </w:p>
-    <w:p>
-      <w:pPr>
-        <w:bidi/>
-      </w:pPr>
-      <w:r>
-        <w:rPr>
-          <w:lang w:val="ar_AE" w:bidi="ar_AE"/>
-        </w:rPr>
-      </w:r>
-    </w:p>
-    <w:p>
-      <w:pPr>
-        <w:bidi/>
-      </w:pPr>
-      <w:r>
-        <w:rPr>
-          <w:lang w:val="ar_AE" w:bidi="ar_AE"/>
-        </w:rPr>
-      </w:r>
-      <w:r>
-        <w:rPr>
-          <w:vertAlign w:val="superscript"/>
+    </w:p>
+    <w:p>
+      <w:pPr>
+        <w:bidi/>
+      </w:pPr>
+      <w:r>
+        <w:rPr>
+          <w:rtl/>
+          <w:cs/>
+          <w:lang w:val="ar_AE" w:bidi="ar_AE"/>
+        </w:rPr>
+      </w:r>
+      <w:r>
+        <w:rPr>
+          <w:vertAlign w:val="superscript"/>
+          <w:rtl/>
+          <w:cs/>
           <w:lang w:val="ar_AE" w:bidi="ar_AE"/>
         </w:rPr>
         <w:t>8</w:t>
       </w:r>
       <w:r>
         <w:rPr>
+          <w:rtl/>
+          <w:cs/>
           <w:lang w:val="ar_AE" w:bidi="ar_AE"/>
         </w:rPr>
         <w:t xml:space="preserve"> فَأَقْبَلَتْ مَدِينَتَانِ أَوْ ثَلاثٌ عَلَى مَدِينَةٍ وَاحِدَةٍ لِتَشْرَبَ مَاءً، وَلَكِنَّهَا لَمْ تَرْتَوِ، وَمَعَ ذَلِكَ لَمْ تَرْجِعُوا إِلَيَّ تَائِبِينَ، يَقُولُ الرَّبُّ.</w:t>
       </w:r>
-      <w:r>
-        <w:rPr>
-          <w:lang w:val="ar_AE" w:bidi="ar_AE"/>
-        </w:rPr>
-      </w:r>
-      <w:r>
-        <w:rPr>
-          <w:lang w:val="ar_AE" w:bidi="ar_AE"/>
-        </w:rPr>
-      </w:r>
-    </w:p>
-    <w:p>
-      <w:pPr>
-        <w:bidi/>
-      </w:pPr>
-      <w:r>
-        <w:rPr>
-          <w:lang w:val="ar_AE" w:bidi="ar_AE"/>
-        </w:rPr>
-      </w:r>
-    </w:p>
-    <w:p>
-      <w:pPr>
-        <w:bidi/>
-      </w:pPr>
-      <w:r>
-        <w:rPr>
-          <w:lang w:val="ar_AE" w:bidi="ar_AE"/>
-        </w:rPr>
-      </w:r>
-      <w:r>
-        <w:rPr>
-          <w:vertAlign w:val="superscript"/>
+    </w:p>
+    <w:p>
+      <w:pPr>
+        <w:bidi/>
+      </w:pPr>
+      <w:r>
+        <w:rPr>
+          <w:rtl/>
+          <w:cs/>
+          <w:lang w:val="ar_AE" w:bidi="ar_AE"/>
+        </w:rPr>
+      </w:r>
+      <w:r>
+        <w:rPr>
+          <w:vertAlign w:val="superscript"/>
+          <w:rtl/>
+          <w:cs/>
           <w:lang w:val="ar_AE" w:bidi="ar_AE"/>
         </w:rPr>
         <w:t>9</w:t>
       </w:r>
       <w:r>
         <w:rPr>
+          <w:rtl/>
+          <w:cs/>
           <w:lang w:val="ar_AE" w:bidi="ar_AE"/>
         </w:rPr>
         <w:t xml:space="preserve"> أَرْسَلْتُ الرِّيَاحَ اللّافِحَةَ وَالْيَرَقَانَ لِتُجَفِّفَ مَحَاصِيلَكُمْ، وَالْتَهَمَ الْجَرَادُ حَدَائِقَكُمْ وَكُرُومَكُمْ وَأَشْجَارَ تِينِكُمْ وَزَيْتُونِكُمْ. وَمَا رَجَعْتُمْ إِلَيَّ!</w:t>
       </w:r>
-      <w:r>
-        <w:rPr>
-          <w:lang w:val="ar_AE" w:bidi="ar_AE"/>
-        </w:rPr>
-      </w:r>
-      <w:r>
-        <w:rPr>
-          <w:lang w:val="ar_AE" w:bidi="ar_AE"/>
-        </w:rPr>
-      </w:r>
-    </w:p>
-    <w:p>
-      <w:pPr>
-        <w:bidi/>
-      </w:pPr>
-      <w:r>
-        <w:rPr>
-          <w:lang w:val="ar_AE" w:bidi="ar_AE"/>
-        </w:rPr>
-      </w:r>
-    </w:p>
-    <w:p>
-      <w:pPr>
-        <w:bidi/>
-      </w:pPr>
-      <w:r>
-        <w:rPr>
-          <w:lang w:val="ar_AE" w:bidi="ar_AE"/>
-        </w:rPr>
-      </w:r>
-      <w:r>
-        <w:rPr>
-          <w:vertAlign w:val="superscript"/>
+    </w:p>
+    <w:p>
+      <w:pPr>
+        <w:bidi/>
+      </w:pPr>
+      <w:r>
+        <w:rPr>
+          <w:rtl/>
+          <w:cs/>
+          <w:lang w:val="ar_AE" w:bidi="ar_AE"/>
+        </w:rPr>
+      </w:r>
+      <w:r>
+        <w:rPr>
+          <w:vertAlign w:val="superscript"/>
+          <w:rtl/>
+          <w:cs/>
           <w:lang w:val="ar_AE" w:bidi="ar_AE"/>
         </w:rPr>
         <w:t>10</w:t>
       </w:r>
       <w:r>
         <w:rPr>
+          <w:rtl/>
+          <w:cs/>
           <w:lang w:val="ar_AE" w:bidi="ar_AE"/>
         </w:rPr>
         <w:t xml:space="preserve"> أَصَبْتُكُمْ بِالأَوْبِئَةِ الَّتِي أُصِيبَتْ بِها مِصْرُ، وَقَضَيْتُ عَلَى شَبَابِكُمْ بِالسَّيْفِ وَسَبَيْتُ خُيُولَكُمْ، وَجَعَلْتُ نَتْنَ مُعَسْكَرِكُمْ يَزْكُمُ أُنُوفَكُمْ. وَلَكِنَّكُمْ لَمْ تَرْجِعُوا إِلَيَّ تَائِبِينَ يَقُولُ الرَّبُّ.</w:t>
       </w:r>
-      <w:r>
-        <w:rPr>
-          <w:lang w:val="ar_AE" w:bidi="ar_AE"/>
-        </w:rPr>
-      </w:r>
-      <w:r>
-        <w:rPr>
-          <w:lang w:val="ar_AE" w:bidi="ar_AE"/>
-        </w:rPr>
-      </w:r>
-    </w:p>
-    <w:p>
-      <w:pPr>
-        <w:bidi/>
-      </w:pPr>
-      <w:r>
-        <w:rPr>
-          <w:lang w:val="ar_AE" w:bidi="ar_AE"/>
-        </w:rPr>
-      </w:r>
-    </w:p>
-    <w:p>
-      <w:pPr>
-        <w:bidi/>
-      </w:pPr>
-      <w:r>
-        <w:rPr>
-          <w:lang w:val="ar_AE" w:bidi="ar_AE"/>
-        </w:rPr>
-      </w:r>
-      <w:r>
-        <w:rPr>
-          <w:vertAlign w:val="superscript"/>
+    </w:p>
+    <w:p>
+      <w:pPr>
+        <w:bidi/>
+      </w:pPr>
+      <w:r>
+        <w:rPr>
+          <w:rtl/>
+          <w:cs/>
+          <w:lang w:val="ar_AE" w:bidi="ar_AE"/>
+        </w:rPr>
+      </w:r>
+      <w:r>
+        <w:rPr>
+          <w:vertAlign w:val="superscript"/>
+          <w:rtl/>
+          <w:cs/>
           <w:lang w:val="ar_AE" w:bidi="ar_AE"/>
         </w:rPr>
         <w:t>11</w:t>
       </w:r>
       <w:r>
         <w:rPr>
+          <w:rtl/>
+          <w:cs/>
           <w:lang w:val="ar_AE" w:bidi="ar_AE"/>
         </w:rPr>
         <w:t xml:space="preserve"> دَمَّرْتُ بَعْضَ مُدُنِكُمْ كَمَا دَمَّرَ اللهُ سَدُومَ وَعَمُورَةَ، فَكَانَ مَنْ نَجَا مِنْكُمْ كَشُعْلَةٍ مُنْتَشَلَةٍ مِنَ النَّارِ. وَلَكِنَّكُمْ لَمْ تَرْجِعُوا إِلَيَّ تَائِبِينَ.</w:t>
       </w:r>
-      <w:r>
-        <w:rPr>
-          <w:lang w:val="ar_AE" w:bidi="ar_AE"/>
-        </w:rPr>
-      </w:r>
-      <w:r>
-        <w:rPr>
-          <w:lang w:val="ar_AE" w:bidi="ar_AE"/>
-        </w:rPr>
-      </w:r>
-    </w:p>
-    <w:p>
-      <w:pPr>
-        <w:bidi/>
-      </w:pPr>
-      <w:r>
-        <w:rPr>
-          <w:lang w:val="ar_AE" w:bidi="ar_AE"/>
-        </w:rPr>
-      </w:r>
-    </w:p>
-    <w:p>
-      <w:pPr>
-        <w:bidi/>
-      </w:pPr>
-      <w:r>
-        <w:rPr>
-          <w:lang w:val="ar_AE" w:bidi="ar_AE"/>
-        </w:rPr>
-      </w:r>
-      <w:r>
-        <w:rPr>
-          <w:vertAlign w:val="superscript"/>
+    </w:p>
+    <w:p>
+      <w:pPr>
+        <w:bidi/>
+      </w:pPr>
+      <w:r>
+        <w:rPr>
+          <w:rtl/>
+          <w:cs/>
+          <w:lang w:val="ar_AE" w:bidi="ar_AE"/>
+        </w:rPr>
+      </w:r>
+      <w:r>
+        <w:rPr>
+          <w:vertAlign w:val="superscript"/>
+          <w:rtl/>
+          <w:cs/>
           <w:lang w:val="ar_AE" w:bidi="ar_AE"/>
         </w:rPr>
         <w:t>12</w:t>
       </w:r>
       <w:r>
         <w:rPr>
+          <w:rtl/>
+          <w:cs/>
           <w:lang w:val="ar_AE" w:bidi="ar_AE"/>
         </w:rPr>
         <w:t xml:space="preserve"> لِذَلِكَ، هَذَا مَا أُجْرِيهِ عَلَيْكَ يَا إِسْرَائِيلُ. فَمِنْ أَجْلِ مَا أَصْنَعُهُ بِكَ تَأَهَّبْ لِلِقَاءِ إِلَهِكَ.</w:t>
       </w:r>
-      <w:r>
-        <w:rPr>
-          <w:lang w:val="ar_AE" w:bidi="ar_AE"/>
-        </w:rPr>
-      </w:r>
-      <w:r>
-        <w:rPr>
-          <w:lang w:val="ar_AE" w:bidi="ar_AE"/>
-        </w:rPr>
-      </w:r>
-    </w:p>
-    <w:p>
-      <w:pPr>
-        <w:bidi/>
-      </w:pPr>
-      <w:r>
-        <w:rPr>
-          <w:lang w:val="ar_AE" w:bidi="ar_AE"/>
-        </w:rPr>
-      </w:r>
-    </w:p>
-    <w:p>
-      <w:pPr>
-        <w:bidi/>
-      </w:pPr>
-      <w:r>
-        <w:rPr>
-          <w:lang w:val="ar_AE" w:bidi="ar_AE"/>
-        </w:rPr>
-      </w:r>
-      <w:r>
-        <w:rPr>
-          <w:vertAlign w:val="superscript"/>
+    </w:p>
+    <w:p>
+      <w:pPr>
+        <w:bidi/>
+      </w:pPr>
+      <w:r>
+        <w:rPr>
+          <w:rtl/>
+          <w:cs/>
+          <w:lang w:val="ar_AE" w:bidi="ar_AE"/>
+        </w:rPr>
+      </w:r>
+      <w:r>
+        <w:rPr>
+          <w:vertAlign w:val="superscript"/>
+          <w:rtl/>
+          <w:cs/>
           <w:lang w:val="ar_AE" w:bidi="ar_AE"/>
         </w:rPr>
         <w:t>13</w:t>
       </w:r>
       <w:r>
         <w:rPr>
+          <w:rtl/>
+          <w:cs/>
           <w:lang w:val="ar_AE" w:bidi="ar_AE"/>
         </w:rPr>
         <w:t xml:space="preserve"> فَانْظُرْ إِنَّهُ هُوَ صَانِعُ الْجِبَالِ وَخَالِقُ الرِّيَاحِ، الَّذِي أَعْلَنَ فِكْرَهُ لِلْبَشَرِ، وَأَحَالَ النَّهَارَ إِلَى لَيْلٍ، وَمَشَى فَوْقَ مَشَارِفِ الأَرْضِ، الرَّبُّ الإِلَهُ الْقَدِيرُ اسْمُهُ.</w:t>
       </w:r>
-      <w:r>
-        <w:rPr>
-          <w:lang w:val="ar_AE" w:bidi="ar_AE"/>
-        </w:rPr>
-      </w:r>
-      <w:r>
-        <w:rPr>
-          <w:lang w:val="ar_AE" w:bidi="ar_AE"/>
-        </w:rPr>
-      </w:r>
-    </w:p>
-    <w:p>
-      <w:pPr>
-        <w:bidi/>
-      </w:pPr>
-      <w:r>
-        <w:rPr>
-          <w:lang w:val="ar_AE" w:bidi="ar_AE"/>
-        </w:rPr>
-      </w:r>
     </w:p>
     <w:p>
       <w:pPr>
@@ -2846,1176 +2031,802 @@
       </w:pPr>
       <w:r>
         <w:rPr>
-          <w:lang w:val="ar_AE" w:bidi="ar_AE"/>
-        </w:rPr>
-        <w:t>Amos 5:1</w:t>
-      </w:r>
-      <w:r>
-        <w:rPr>
-          <w:lang w:val="ar_AE" w:bidi="ar_AE"/>
-        </w:rPr>
-      </w:r>
-    </w:p>
-    <w:p>
-      <w:pPr>
-        <w:bidi/>
-      </w:pPr>
-      <w:r>
-        <w:rPr>
-          <w:lang w:val="ar_AE" w:bidi="ar_AE"/>
-        </w:rPr>
-      </w:r>
-      <w:r>
-        <w:rPr>
-          <w:vertAlign w:val="superscript"/>
+          <w:rtl/>
+          <w:cs/>
+          <w:lang w:val="ar_AE" w:bidi="ar_AE"/>
+        </w:rPr>
+        <w:t>عاموس 5:1</w:t>
+      </w:r>
+      <w:r>
+        <w:rPr>
+          <w:rtl/>
+          <w:cs/>
+          <w:lang w:val="ar_AE" w:bidi="ar_AE"/>
+        </w:rPr>
+      </w:r>
+    </w:p>
+    <w:p>
+      <w:pPr>
+        <w:bidi/>
+      </w:pPr>
+      <w:r>
+        <w:rPr>
+          <w:rtl/>
+          <w:cs/>
+          <w:lang w:val="ar_AE" w:bidi="ar_AE"/>
+        </w:rPr>
+      </w:r>
+      <w:r>
+        <w:rPr>
+          <w:vertAlign w:val="superscript"/>
+          <w:rtl/>
+          <w:cs/>
           <w:lang w:val="ar_AE" w:bidi="ar_AE"/>
         </w:rPr>
         <w:t>1</w:t>
       </w:r>
       <w:r>
         <w:rPr>
+          <w:rtl/>
+          <w:cs/>
           <w:lang w:val="ar_AE" w:bidi="ar_AE"/>
         </w:rPr>
         <w:t xml:space="preserve"> اسْمَعُوا هَذِهِ الْمَرْثِيَّةَ الَّتِي أَرْثِيكُمْ بِها يَا بَنِي إِسْرَائِيلَ.</w:t>
       </w:r>
-      <w:r>
-        <w:rPr>
-          <w:lang w:val="ar_AE" w:bidi="ar_AE"/>
-        </w:rPr>
-      </w:r>
-      <w:r>
-        <w:rPr>
-          <w:lang w:val="ar_AE" w:bidi="ar_AE"/>
-        </w:rPr>
-      </w:r>
-    </w:p>
-    <w:p>
-      <w:pPr>
-        <w:bidi/>
-      </w:pPr>
-      <w:r>
-        <w:rPr>
-          <w:lang w:val="ar_AE" w:bidi="ar_AE"/>
-        </w:rPr>
-      </w:r>
-    </w:p>
-    <w:p>
-      <w:pPr>
-        <w:bidi/>
-      </w:pPr>
-      <w:r>
-        <w:rPr>
-          <w:lang w:val="ar_AE" w:bidi="ar_AE"/>
-        </w:rPr>
-      </w:r>
-      <w:r>
-        <w:rPr>
-          <w:vertAlign w:val="superscript"/>
+    </w:p>
+    <w:p>
+      <w:pPr>
+        <w:bidi/>
+      </w:pPr>
+      <w:r>
+        <w:rPr>
+          <w:rtl/>
+          <w:cs/>
+          <w:lang w:val="ar_AE" w:bidi="ar_AE"/>
+        </w:rPr>
+      </w:r>
+      <w:r>
+        <w:rPr>
+          <w:vertAlign w:val="superscript"/>
+          <w:rtl/>
+          <w:cs/>
           <w:lang w:val="ar_AE" w:bidi="ar_AE"/>
         </w:rPr>
         <w:t>2</w:t>
       </w:r>
       <w:r>
         <w:rPr>
+          <w:rtl/>
+          <w:cs/>
           <w:lang w:val="ar_AE" w:bidi="ar_AE"/>
         </w:rPr>
         <w:t xml:space="preserve"> قَدْ سَقَطَتْ عَذْرَاءُ إِسْرَائِيلَ وَلَنْ تَنْهَضَ بَعْدُ. صَارَتْ طَرِيحَةً عَلَى أَرْضِهَا وَلَيْسَ مَنْ يُقِيمُهَا.</w:t>
       </w:r>
-      <w:r>
-        <w:rPr>
-          <w:lang w:val="ar_AE" w:bidi="ar_AE"/>
-        </w:rPr>
-      </w:r>
-      <w:r>
-        <w:rPr>
-          <w:lang w:val="ar_AE" w:bidi="ar_AE"/>
-        </w:rPr>
-      </w:r>
-    </w:p>
-    <w:p>
-      <w:pPr>
-        <w:bidi/>
-      </w:pPr>
-      <w:r>
-        <w:rPr>
-          <w:lang w:val="ar_AE" w:bidi="ar_AE"/>
-        </w:rPr>
-      </w:r>
-    </w:p>
-    <w:p>
-      <w:pPr>
-        <w:bidi/>
-      </w:pPr>
-      <w:r>
-        <w:rPr>
-          <w:lang w:val="ar_AE" w:bidi="ar_AE"/>
-        </w:rPr>
-      </w:r>
-      <w:r>
-        <w:rPr>
-          <w:vertAlign w:val="superscript"/>
+    </w:p>
+    <w:p>
+      <w:pPr>
+        <w:bidi/>
+      </w:pPr>
+      <w:r>
+        <w:rPr>
+          <w:rtl/>
+          <w:cs/>
+          <w:lang w:val="ar_AE" w:bidi="ar_AE"/>
+        </w:rPr>
+      </w:r>
+      <w:r>
+        <w:rPr>
+          <w:vertAlign w:val="superscript"/>
+          <w:rtl/>
+          <w:cs/>
           <w:lang w:val="ar_AE" w:bidi="ar_AE"/>
         </w:rPr>
         <w:t>3</w:t>
       </w:r>
       <w:r>
         <w:rPr>
+          <w:rtl/>
+          <w:cs/>
           <w:lang w:val="ar_AE" w:bidi="ar_AE"/>
         </w:rPr>
         <w:t xml:space="preserve"> لأَنَّهُ هَكَذَا يَقُولُ الرَّبُّ: إِنَّ الْمَدِينَةَ الَّتِي قَدَّمَتْ أَلْفاً مِنْ رِجَالِهَا لِلْحَرْبِ، لَا يَبْقَى لَهَا مِنْهُمْ سِوَى مِئَةٍ. وَالَّتِي قَدَّمَتْ مِئَةً مِنْهُمْ لِلْحَرْبِ لَا يَبْقَى لِبَيْتِ إِسْرَائِيلَ مِنْهُمْ سِوَى عَشَرَةٍ.</w:t>
       </w:r>
-      <w:r>
-        <w:rPr>
-          <w:lang w:val="ar_AE" w:bidi="ar_AE"/>
-        </w:rPr>
-      </w:r>
-      <w:r>
-        <w:rPr>
-          <w:lang w:val="ar_AE" w:bidi="ar_AE"/>
-        </w:rPr>
-      </w:r>
-    </w:p>
-    <w:p>
-      <w:pPr>
-        <w:bidi/>
-      </w:pPr>
-      <w:r>
-        <w:rPr>
-          <w:lang w:val="ar_AE" w:bidi="ar_AE"/>
-        </w:rPr>
-      </w:r>
-    </w:p>
-    <w:p>
-      <w:pPr>
-        <w:bidi/>
-      </w:pPr>
-      <w:r>
-        <w:rPr>
-          <w:lang w:val="ar_AE" w:bidi="ar_AE"/>
-        </w:rPr>
-      </w:r>
-      <w:r>
-        <w:rPr>
-          <w:vertAlign w:val="superscript"/>
+    </w:p>
+    <w:p>
+      <w:pPr>
+        <w:bidi/>
+      </w:pPr>
+      <w:r>
+        <w:rPr>
+          <w:rtl/>
+          <w:cs/>
+          <w:lang w:val="ar_AE" w:bidi="ar_AE"/>
+        </w:rPr>
+      </w:r>
+      <w:r>
+        <w:rPr>
+          <w:vertAlign w:val="superscript"/>
+          <w:rtl/>
+          <w:cs/>
           <w:lang w:val="ar_AE" w:bidi="ar_AE"/>
         </w:rPr>
         <w:t>4</w:t>
       </w:r>
       <w:r>
         <w:rPr>
+          <w:rtl/>
+          <w:cs/>
           <w:lang w:val="ar_AE" w:bidi="ar_AE"/>
         </w:rPr>
         <w:t xml:space="preserve"> لأَنَّ هَذَا مَا يَقُولُهُ الرَّبُّ لِبَيْتِ إِسْرَائِيلَ: الْتَمِسُونِي فَتَحْيَوْا.</w:t>
       </w:r>
-      <w:r>
-        <w:rPr>
-          <w:lang w:val="ar_AE" w:bidi="ar_AE"/>
-        </w:rPr>
-      </w:r>
-      <w:r>
-        <w:rPr>
-          <w:lang w:val="ar_AE" w:bidi="ar_AE"/>
-        </w:rPr>
-      </w:r>
-    </w:p>
-    <w:p>
-      <w:pPr>
-        <w:bidi/>
-      </w:pPr>
-      <w:r>
-        <w:rPr>
-          <w:lang w:val="ar_AE" w:bidi="ar_AE"/>
-        </w:rPr>
-      </w:r>
-    </w:p>
-    <w:p>
-      <w:pPr>
-        <w:bidi/>
-      </w:pPr>
-      <w:r>
-        <w:rPr>
-          <w:lang w:val="ar_AE" w:bidi="ar_AE"/>
-        </w:rPr>
-      </w:r>
-      <w:r>
-        <w:rPr>
-          <w:vertAlign w:val="superscript"/>
+    </w:p>
+    <w:p>
+      <w:pPr>
+        <w:bidi/>
+      </w:pPr>
+      <w:r>
+        <w:rPr>
+          <w:rtl/>
+          <w:cs/>
+          <w:lang w:val="ar_AE" w:bidi="ar_AE"/>
+        </w:rPr>
+      </w:r>
+      <w:r>
+        <w:rPr>
+          <w:vertAlign w:val="superscript"/>
+          <w:rtl/>
+          <w:cs/>
           <w:lang w:val="ar_AE" w:bidi="ar_AE"/>
         </w:rPr>
         <w:t>5</w:t>
       </w:r>
       <w:r>
         <w:rPr>
+          <w:rtl/>
+          <w:cs/>
           <w:lang w:val="ar_AE" w:bidi="ar_AE"/>
         </w:rPr>
         <w:t xml:space="preserve"> لَا تَسْعَوْا وَرَاءَ بَيْتِ إِيلَ، وَلا تَدْخُلُوا الْجِلْجَالَ، وَلا تَعْبُرُوا إِلَى بِئْرِ سَبْعٍ، لأَنَّ أَهْلَ الْجِلْجَالِ لابُدَّ أَنْ يَتِمَّ سَبْيُهُمْ، وَبَيْتَ إِيلَ تُصْبِحُ عَدَماً.</w:t>
       </w:r>
-      <w:r>
-        <w:rPr>
-          <w:lang w:val="ar_AE" w:bidi="ar_AE"/>
-        </w:rPr>
-      </w:r>
-      <w:r>
-        <w:rPr>
-          <w:lang w:val="ar_AE" w:bidi="ar_AE"/>
-        </w:rPr>
-      </w:r>
-    </w:p>
-    <w:p>
-      <w:pPr>
-        <w:bidi/>
-      </w:pPr>
-      <w:r>
-        <w:rPr>
-          <w:lang w:val="ar_AE" w:bidi="ar_AE"/>
-        </w:rPr>
-      </w:r>
-    </w:p>
-    <w:p>
-      <w:pPr>
-        <w:bidi/>
-      </w:pPr>
-      <w:r>
-        <w:rPr>
-          <w:lang w:val="ar_AE" w:bidi="ar_AE"/>
-        </w:rPr>
-      </w:r>
-      <w:r>
-        <w:rPr>
-          <w:vertAlign w:val="superscript"/>
+    </w:p>
+    <w:p>
+      <w:pPr>
+        <w:bidi/>
+      </w:pPr>
+      <w:r>
+        <w:rPr>
+          <w:rtl/>
+          <w:cs/>
+          <w:lang w:val="ar_AE" w:bidi="ar_AE"/>
+        </w:rPr>
+      </w:r>
+      <w:r>
+        <w:rPr>
+          <w:vertAlign w:val="superscript"/>
+          <w:rtl/>
+          <w:cs/>
           <w:lang w:val="ar_AE" w:bidi="ar_AE"/>
         </w:rPr>
         <w:t>6</w:t>
       </w:r>
       <w:r>
         <w:rPr>
+          <w:rtl/>
+          <w:cs/>
           <w:lang w:val="ar_AE" w:bidi="ar_AE"/>
         </w:rPr>
         <w:t xml:space="preserve"> الْتَمِسُوا الرَّبَّ فَتَحيَوْا لِئَلّا يَنْدَلِعَ كَنَارٍ تُحْرِقُ بَيْتَ يُوسُفَ وَتَلْتَهِمُ بَيْتَ إِيلَ، وَلَيْسَ مَنْ يُطْفِئُ.</w:t>
       </w:r>
-      <w:r>
-        <w:rPr>
-          <w:lang w:val="ar_AE" w:bidi="ar_AE"/>
-        </w:rPr>
-      </w:r>
-      <w:r>
-        <w:rPr>
-          <w:lang w:val="ar_AE" w:bidi="ar_AE"/>
-        </w:rPr>
-      </w:r>
-    </w:p>
-    <w:p>
-      <w:pPr>
-        <w:bidi/>
-      </w:pPr>
-      <w:r>
-        <w:rPr>
-          <w:lang w:val="ar_AE" w:bidi="ar_AE"/>
-        </w:rPr>
-      </w:r>
-    </w:p>
-    <w:p>
-      <w:pPr>
-        <w:bidi/>
-      </w:pPr>
-      <w:r>
-        <w:rPr>
-          <w:lang w:val="ar_AE" w:bidi="ar_AE"/>
-        </w:rPr>
-      </w:r>
-      <w:r>
-        <w:rPr>
-          <w:vertAlign w:val="superscript"/>
+    </w:p>
+    <w:p>
+      <w:pPr>
+        <w:bidi/>
+      </w:pPr>
+      <w:r>
+        <w:rPr>
+          <w:rtl/>
+          <w:cs/>
+          <w:lang w:val="ar_AE" w:bidi="ar_AE"/>
+        </w:rPr>
+      </w:r>
+      <w:r>
+        <w:rPr>
+          <w:vertAlign w:val="superscript"/>
+          <w:rtl/>
+          <w:cs/>
           <w:lang w:val="ar_AE" w:bidi="ar_AE"/>
         </w:rPr>
         <w:t>7</w:t>
       </w:r>
       <w:r>
         <w:rPr>
+          <w:rtl/>
+          <w:cs/>
           <w:lang w:val="ar_AE" w:bidi="ar_AE"/>
         </w:rPr>
         <w:t xml:space="preserve"> إِنَّكُمْ تُحَوِّلُونَ الْعَدْلَ مَرَارَةً، وَتَطْرَحُونَ الْحَقَّ إِلَى الأَرْضِ.</w:t>
       </w:r>
-      <w:r>
-        <w:rPr>
-          <w:lang w:val="ar_AE" w:bidi="ar_AE"/>
-        </w:rPr>
-      </w:r>
-      <w:r>
-        <w:rPr>
-          <w:lang w:val="ar_AE" w:bidi="ar_AE"/>
-        </w:rPr>
-      </w:r>
-    </w:p>
-    <w:p>
-      <w:pPr>
-        <w:bidi/>
-      </w:pPr>
-      <w:r>
-        <w:rPr>
-          <w:lang w:val="ar_AE" w:bidi="ar_AE"/>
-        </w:rPr>
-      </w:r>
-    </w:p>
-    <w:p>
-      <w:pPr>
-        <w:bidi/>
-      </w:pPr>
-      <w:r>
-        <w:rPr>
-          <w:lang w:val="ar_AE" w:bidi="ar_AE"/>
-        </w:rPr>
-      </w:r>
-      <w:r>
-        <w:rPr>
-          <w:vertAlign w:val="superscript"/>
+    </w:p>
+    <w:p>
+      <w:pPr>
+        <w:bidi/>
+      </w:pPr>
+      <w:r>
+        <w:rPr>
+          <w:rtl/>
+          <w:cs/>
+          <w:lang w:val="ar_AE" w:bidi="ar_AE"/>
+        </w:rPr>
+      </w:r>
+      <w:r>
+        <w:rPr>
+          <w:vertAlign w:val="superscript"/>
+          <w:rtl/>
+          <w:cs/>
           <w:lang w:val="ar_AE" w:bidi="ar_AE"/>
         </w:rPr>
         <w:t>8</w:t>
       </w:r>
       <w:r>
         <w:rPr>
+          <w:rtl/>
+          <w:cs/>
           <w:lang w:val="ar_AE" w:bidi="ar_AE"/>
         </w:rPr>
         <w:t xml:space="preserve"> إِنَّهُ هُوَ الَّذِي خَلَقَ الثُّرَيَّا وَالْجَبَّارَ، وَيُحَوِّلُ دَيَاجِيرَ الظُّلْمَةِ إِلَى نَهَارٍ، وَالنَّهَارَ إِلَى لَيْلٍ، وَيَسْتَدْعِي مِيَاهَ الْبَحْرِ وَيُفِيضُهَا عَلَى وَجْهِ الأَرْضِ، الرَّبُّ اسْمُهُ.</w:t>
       </w:r>
-      <w:r>
-        <w:rPr>
-          <w:lang w:val="ar_AE" w:bidi="ar_AE"/>
-        </w:rPr>
-      </w:r>
-      <w:r>
-        <w:rPr>
-          <w:lang w:val="ar_AE" w:bidi="ar_AE"/>
-        </w:rPr>
-      </w:r>
-    </w:p>
-    <w:p>
-      <w:pPr>
-        <w:bidi/>
-      </w:pPr>
-      <w:r>
-        <w:rPr>
-          <w:lang w:val="ar_AE" w:bidi="ar_AE"/>
-        </w:rPr>
-      </w:r>
-    </w:p>
-    <w:p>
-      <w:pPr>
-        <w:bidi/>
-      </w:pPr>
-      <w:r>
-        <w:rPr>
-          <w:lang w:val="ar_AE" w:bidi="ar_AE"/>
-        </w:rPr>
-      </w:r>
-      <w:r>
-        <w:rPr>
-          <w:vertAlign w:val="superscript"/>
+    </w:p>
+    <w:p>
+      <w:pPr>
+        <w:bidi/>
+      </w:pPr>
+      <w:r>
+        <w:rPr>
+          <w:rtl/>
+          <w:cs/>
+          <w:lang w:val="ar_AE" w:bidi="ar_AE"/>
+        </w:rPr>
+      </w:r>
+      <w:r>
+        <w:rPr>
+          <w:vertAlign w:val="superscript"/>
+          <w:rtl/>
+          <w:cs/>
           <w:lang w:val="ar_AE" w:bidi="ar_AE"/>
         </w:rPr>
         <w:t>9</w:t>
       </w:r>
       <w:r>
         <w:rPr>
+          <w:rtl/>
+          <w:cs/>
           <w:lang w:val="ar_AE" w:bidi="ar_AE"/>
         </w:rPr>
         <w:t xml:space="preserve"> الَّذِي يُنْزِلُ الْخَرَابَ بِالْقَوِيِّ، فَيَعْصِفُ الدَّمَارُ بِالْحُصُونِ.</w:t>
       </w:r>
-      <w:r>
-        <w:rPr>
-          <w:lang w:val="ar_AE" w:bidi="ar_AE"/>
-        </w:rPr>
-      </w:r>
-      <w:r>
-        <w:rPr>
-          <w:lang w:val="ar_AE" w:bidi="ar_AE"/>
-        </w:rPr>
-      </w:r>
-    </w:p>
-    <w:p>
-      <w:pPr>
-        <w:bidi/>
-      </w:pPr>
-      <w:r>
-        <w:rPr>
-          <w:lang w:val="ar_AE" w:bidi="ar_AE"/>
-        </w:rPr>
-      </w:r>
-    </w:p>
-    <w:p>
-      <w:pPr>
-        <w:bidi/>
-      </w:pPr>
-      <w:r>
-        <w:rPr>
-          <w:lang w:val="ar_AE" w:bidi="ar_AE"/>
-        </w:rPr>
-      </w:r>
-      <w:r>
-        <w:rPr>
-          <w:vertAlign w:val="superscript"/>
+    </w:p>
+    <w:p>
+      <w:pPr>
+        <w:bidi/>
+      </w:pPr>
+      <w:r>
+        <w:rPr>
+          <w:rtl/>
+          <w:cs/>
+          <w:lang w:val="ar_AE" w:bidi="ar_AE"/>
+        </w:rPr>
+      </w:r>
+      <w:r>
+        <w:rPr>
+          <w:vertAlign w:val="superscript"/>
+          <w:rtl/>
+          <w:cs/>
           <w:lang w:val="ar_AE" w:bidi="ar_AE"/>
         </w:rPr>
         <w:t>10</w:t>
       </w:r>
       <w:r>
         <w:rPr>
+          <w:rtl/>
+          <w:cs/>
           <w:lang w:val="ar_AE" w:bidi="ar_AE"/>
         </w:rPr>
         <w:t xml:space="preserve"> قَدْ أَبْغَضُوا مَنْ يُنَدِّدُ بِالْجَوْرِ فِي سَاحَةِ الْقَضَاءِ، وَيَكْرَهُونَ مَنْ يَنْطِقُ بِالْحَقِّ.</w:t>
       </w:r>
-      <w:r>
-        <w:rPr>
-          <w:lang w:val="ar_AE" w:bidi="ar_AE"/>
-        </w:rPr>
-      </w:r>
-      <w:r>
-        <w:rPr>
-          <w:lang w:val="ar_AE" w:bidi="ar_AE"/>
-        </w:rPr>
-      </w:r>
-    </w:p>
-    <w:p>
-      <w:pPr>
-        <w:bidi/>
-      </w:pPr>
-      <w:r>
-        <w:rPr>
-          <w:lang w:val="ar_AE" w:bidi="ar_AE"/>
-        </w:rPr>
-      </w:r>
-    </w:p>
-    <w:p>
-      <w:pPr>
-        <w:bidi/>
-      </w:pPr>
-      <w:r>
-        <w:rPr>
-          <w:lang w:val="ar_AE" w:bidi="ar_AE"/>
-        </w:rPr>
-      </w:r>
-      <w:r>
-        <w:rPr>
-          <w:vertAlign w:val="superscript"/>
+    </w:p>
+    <w:p>
+      <w:pPr>
+        <w:bidi/>
+      </w:pPr>
+      <w:r>
+        <w:rPr>
+          <w:rtl/>
+          <w:cs/>
+          <w:lang w:val="ar_AE" w:bidi="ar_AE"/>
+        </w:rPr>
+      </w:r>
+      <w:r>
+        <w:rPr>
+          <w:vertAlign w:val="superscript"/>
+          <w:rtl/>
+          <w:cs/>
           <w:lang w:val="ar_AE" w:bidi="ar_AE"/>
         </w:rPr>
         <w:t>11</w:t>
       </w:r>
       <w:r>
         <w:rPr>
+          <w:rtl/>
+          <w:cs/>
           <w:lang w:val="ar_AE" w:bidi="ar_AE"/>
         </w:rPr>
         <w:t xml:space="preserve"> فَلأَنَّكُمْ تَطَأُونَ الْمِسْكِينَ وَتَبْتَزُّونَ مِنْهُ رِشْوَةَ قَمْحٍ حَتَّى تُشَيِّدُوا بُيُوتاً مِنْ حِجَارَةٍ مَنْحُوتَةٍ، فَإِنَّكُمْ لَنْ تَسْكُنُوا فِيهَا، وَتَغْرِسُوا كُرُوماً شَهِيَّةً وَلَكِنَّكُمْ لَنْ تَشْرَبُوا مِنْ خَمْرِهَا.</w:t>
       </w:r>
-      <w:r>
-        <w:rPr>
-          <w:lang w:val="ar_AE" w:bidi="ar_AE"/>
-        </w:rPr>
-      </w:r>
-      <w:r>
-        <w:rPr>
-          <w:lang w:val="ar_AE" w:bidi="ar_AE"/>
-        </w:rPr>
-      </w:r>
-    </w:p>
-    <w:p>
-      <w:pPr>
-        <w:bidi/>
-      </w:pPr>
-      <w:r>
-        <w:rPr>
-          <w:lang w:val="ar_AE" w:bidi="ar_AE"/>
-        </w:rPr>
-      </w:r>
-    </w:p>
-    <w:p>
-      <w:pPr>
-        <w:bidi/>
-      </w:pPr>
-      <w:r>
-        <w:rPr>
-          <w:lang w:val="ar_AE" w:bidi="ar_AE"/>
-        </w:rPr>
-      </w:r>
-      <w:r>
-        <w:rPr>
-          <w:vertAlign w:val="superscript"/>
+    </w:p>
+    <w:p>
+      <w:pPr>
+        <w:bidi/>
+      </w:pPr>
+      <w:r>
+        <w:rPr>
+          <w:rtl/>
+          <w:cs/>
+          <w:lang w:val="ar_AE" w:bidi="ar_AE"/>
+        </w:rPr>
+      </w:r>
+      <w:r>
+        <w:rPr>
+          <w:vertAlign w:val="superscript"/>
+          <w:rtl/>
+          <w:cs/>
           <w:lang w:val="ar_AE" w:bidi="ar_AE"/>
         </w:rPr>
         <w:t>12</w:t>
       </w:r>
       <w:r>
         <w:rPr>
+          <w:rtl/>
+          <w:cs/>
           <w:lang w:val="ar_AE" w:bidi="ar_AE"/>
         </w:rPr>
         <w:t xml:space="preserve"> لأَنَّنِي عَالِمٌ بِكَثْرَةِ مَعَاصِيكُمْ وَعِظَمِ خَطَايَاكُمْ، إِذْ إِنَّكُمْ تُضَايِقُونَ الْبَارَّ أَيُّهَا الْمُرْتَشُونَ الَّذِينَ تَصُدُّونَ الْمِسْكِينَ عَنْ حَقِّهِ فِي سَاحَةِ الْقَضَاءِ.</w:t>
       </w:r>
-      <w:r>
-        <w:rPr>
-          <w:lang w:val="ar_AE" w:bidi="ar_AE"/>
-        </w:rPr>
-      </w:r>
-      <w:r>
-        <w:rPr>
-          <w:lang w:val="ar_AE" w:bidi="ar_AE"/>
-        </w:rPr>
-      </w:r>
-    </w:p>
-    <w:p>
-      <w:pPr>
-        <w:bidi/>
-      </w:pPr>
-      <w:r>
-        <w:rPr>
-          <w:lang w:val="ar_AE" w:bidi="ar_AE"/>
-        </w:rPr>
-      </w:r>
-    </w:p>
-    <w:p>
-      <w:pPr>
-        <w:bidi/>
-      </w:pPr>
-      <w:r>
-        <w:rPr>
-          <w:lang w:val="ar_AE" w:bidi="ar_AE"/>
-        </w:rPr>
-      </w:r>
-      <w:r>
-        <w:rPr>
-          <w:vertAlign w:val="superscript"/>
+    </w:p>
+    <w:p>
+      <w:pPr>
+        <w:bidi/>
+      </w:pPr>
+      <w:r>
+        <w:rPr>
+          <w:rtl/>
+          <w:cs/>
+          <w:lang w:val="ar_AE" w:bidi="ar_AE"/>
+        </w:rPr>
+      </w:r>
+      <w:r>
+        <w:rPr>
+          <w:vertAlign w:val="superscript"/>
+          <w:rtl/>
+          <w:cs/>
           <w:lang w:val="ar_AE" w:bidi="ar_AE"/>
         </w:rPr>
         <w:t>13</w:t>
       </w:r>
       <w:r>
         <w:rPr>
+          <w:rtl/>
+          <w:cs/>
           <w:lang w:val="ar_AE" w:bidi="ar_AE"/>
         </w:rPr>
         <w:t xml:space="preserve"> لِهَذَا يَصْمُتُ الْعَاقِلُ فِي مِثْلِ هَذَا الزَّمَانِ الرَّدِيءِ.</w:t>
       </w:r>
-      <w:r>
-        <w:rPr>
-          <w:lang w:val="ar_AE" w:bidi="ar_AE"/>
-        </w:rPr>
-      </w:r>
-      <w:r>
-        <w:rPr>
-          <w:lang w:val="ar_AE" w:bidi="ar_AE"/>
-        </w:rPr>
-      </w:r>
-    </w:p>
-    <w:p>
-      <w:pPr>
-        <w:bidi/>
-      </w:pPr>
-      <w:r>
-        <w:rPr>
-          <w:lang w:val="ar_AE" w:bidi="ar_AE"/>
-        </w:rPr>
-      </w:r>
-    </w:p>
-    <w:p>
-      <w:pPr>
-        <w:bidi/>
-      </w:pPr>
-      <w:r>
-        <w:rPr>
-          <w:lang w:val="ar_AE" w:bidi="ar_AE"/>
-        </w:rPr>
-      </w:r>
-      <w:r>
-        <w:rPr>
-          <w:vertAlign w:val="superscript"/>
+    </w:p>
+    <w:p>
+      <w:pPr>
+        <w:bidi/>
+      </w:pPr>
+      <w:r>
+        <w:rPr>
+          <w:rtl/>
+          <w:cs/>
+          <w:lang w:val="ar_AE" w:bidi="ar_AE"/>
+        </w:rPr>
+      </w:r>
+      <w:r>
+        <w:rPr>
+          <w:vertAlign w:val="superscript"/>
+          <w:rtl/>
+          <w:cs/>
           <w:lang w:val="ar_AE" w:bidi="ar_AE"/>
         </w:rPr>
         <w:t>14</w:t>
       </w:r>
       <w:r>
         <w:rPr>
+          <w:rtl/>
+          <w:cs/>
           <w:lang w:val="ar_AE" w:bidi="ar_AE"/>
         </w:rPr>
         <w:t xml:space="preserve"> اطْلُبُوا الْخَيْرَ لَا الشَّرَّ لِتَحْيَوْا، فَيَكُونَ الرَّبُّ الإِلَهُ الْقَدِيرُ مَعَكُمْ كَمَا تَقُولُونَ.</w:t>
       </w:r>
-      <w:r>
-        <w:rPr>
-          <w:lang w:val="ar_AE" w:bidi="ar_AE"/>
-        </w:rPr>
-      </w:r>
-      <w:r>
-        <w:rPr>
-          <w:lang w:val="ar_AE" w:bidi="ar_AE"/>
-        </w:rPr>
-      </w:r>
-    </w:p>
-    <w:p>
-      <w:pPr>
-        <w:bidi/>
-      </w:pPr>
-      <w:r>
-        <w:rPr>
-          <w:lang w:val="ar_AE" w:bidi="ar_AE"/>
-        </w:rPr>
-      </w:r>
-    </w:p>
-    <w:p>
-      <w:pPr>
-        <w:bidi/>
-      </w:pPr>
-      <w:r>
-        <w:rPr>
-          <w:lang w:val="ar_AE" w:bidi="ar_AE"/>
-        </w:rPr>
-      </w:r>
-      <w:r>
-        <w:rPr>
-          <w:vertAlign w:val="superscript"/>
+    </w:p>
+    <w:p>
+      <w:pPr>
+        <w:bidi/>
+      </w:pPr>
+      <w:r>
+        <w:rPr>
+          <w:rtl/>
+          <w:cs/>
+          <w:lang w:val="ar_AE" w:bidi="ar_AE"/>
+        </w:rPr>
+      </w:r>
+      <w:r>
+        <w:rPr>
+          <w:vertAlign w:val="superscript"/>
+          <w:rtl/>
+          <w:cs/>
           <w:lang w:val="ar_AE" w:bidi="ar_AE"/>
         </w:rPr>
         <w:t>15</w:t>
       </w:r>
       <w:r>
         <w:rPr>
+          <w:rtl/>
+          <w:cs/>
           <w:lang w:val="ar_AE" w:bidi="ar_AE"/>
         </w:rPr>
         <w:t xml:space="preserve"> امْقُتُوا الشَّرَّ وَأَحِبُّوا الْخَيْرَ وَأَقِيمُوا الْعَدْلَ فِي سَاحَةِ الْقَضَاءِ، لَعَلَّ الرَّبَّ الإِلَهَ الْقَدِيرَ يَتَرَفَّقُ عَلَى بَقِيَّةِ بَيْتِ يُوسُفَ.</w:t>
       </w:r>
-      <w:r>
-        <w:rPr>
-          <w:lang w:val="ar_AE" w:bidi="ar_AE"/>
-        </w:rPr>
-      </w:r>
-      <w:r>
-        <w:rPr>
-          <w:lang w:val="ar_AE" w:bidi="ar_AE"/>
-        </w:rPr>
-      </w:r>
-    </w:p>
-    <w:p>
-      <w:pPr>
-        <w:bidi/>
-      </w:pPr>
-      <w:r>
-        <w:rPr>
-          <w:lang w:val="ar_AE" w:bidi="ar_AE"/>
-        </w:rPr>
-      </w:r>
-    </w:p>
-    <w:p>
-      <w:pPr>
-        <w:bidi/>
-      </w:pPr>
-      <w:r>
-        <w:rPr>
-          <w:lang w:val="ar_AE" w:bidi="ar_AE"/>
-        </w:rPr>
-      </w:r>
-      <w:r>
-        <w:rPr>
-          <w:vertAlign w:val="superscript"/>
+    </w:p>
+    <w:p>
+      <w:pPr>
+        <w:bidi/>
+      </w:pPr>
+      <w:r>
+        <w:rPr>
+          <w:rtl/>
+          <w:cs/>
+          <w:lang w:val="ar_AE" w:bidi="ar_AE"/>
+        </w:rPr>
+      </w:r>
+      <w:r>
+        <w:rPr>
+          <w:vertAlign w:val="superscript"/>
+          <w:rtl/>
+          <w:cs/>
           <w:lang w:val="ar_AE" w:bidi="ar_AE"/>
         </w:rPr>
         <w:t>16</w:t>
       </w:r>
       <w:r>
         <w:rPr>
+          <w:rtl/>
+          <w:cs/>
           <w:lang w:val="ar_AE" w:bidi="ar_AE"/>
         </w:rPr>
         <w:t xml:space="preserve"> لِذَلِكَ، هَذَا مَا يَقُولُهُ الرَّبُّ الإِلَهُ الْقَدِيرُ، سَيَمْلأُ النَّحِيبُ أَرْجَاءَ السَّاحَاتِ، وَيَرْتَفِعُ عَوِيلُهُمْ فِي الشَّوَارِعِ قَائِلِينَ: آهِ! آهِ! وَيَدْعُونَ الْفَلاحِينَ إِلَى الْبُكَاءِ، وَالنَّادِبَاتِ إِلَى الرِّثَاءِ،</w:t>
       </w:r>
-      <w:r>
-        <w:rPr>
-          <w:lang w:val="ar_AE" w:bidi="ar_AE"/>
-        </w:rPr>
-      </w:r>
-      <w:r>
-        <w:rPr>
-          <w:lang w:val="ar_AE" w:bidi="ar_AE"/>
-        </w:rPr>
-      </w:r>
-    </w:p>
-    <w:p>
-      <w:pPr>
-        <w:bidi/>
-      </w:pPr>
-      <w:r>
-        <w:rPr>
-          <w:lang w:val="ar_AE" w:bidi="ar_AE"/>
-        </w:rPr>
-      </w:r>
-    </w:p>
-    <w:p>
-      <w:pPr>
-        <w:bidi/>
-      </w:pPr>
-      <w:r>
-        <w:rPr>
-          <w:lang w:val="ar_AE" w:bidi="ar_AE"/>
-        </w:rPr>
-      </w:r>
-      <w:r>
-        <w:rPr>
-          <w:vertAlign w:val="superscript"/>
+    </w:p>
+    <w:p>
+      <w:pPr>
+        <w:bidi/>
+      </w:pPr>
+      <w:r>
+        <w:rPr>
+          <w:rtl/>
+          <w:cs/>
+          <w:lang w:val="ar_AE" w:bidi="ar_AE"/>
+        </w:rPr>
+      </w:r>
+      <w:r>
+        <w:rPr>
+          <w:vertAlign w:val="superscript"/>
+          <w:rtl/>
+          <w:cs/>
           <w:lang w:val="ar_AE" w:bidi="ar_AE"/>
         </w:rPr>
         <w:t>17</w:t>
       </w:r>
       <w:r>
         <w:rPr>
+          <w:rtl/>
+          <w:cs/>
           <w:lang w:val="ar_AE" w:bidi="ar_AE"/>
         </w:rPr>
         <w:t xml:space="preserve"> وَتَعْلُو الْوَلْوَلَةُ فِي جَوَانِبِ الْكُرُومِ، لأَنِّي سَأَجْتَازُ مُنْتَقِماً فِي وَسَطِكُمْ يَقُولُ الرَّبُّ.</w:t>
       </w:r>
-      <w:r>
-        <w:rPr>
-          <w:lang w:val="ar_AE" w:bidi="ar_AE"/>
-        </w:rPr>
-      </w:r>
-      <w:r>
-        <w:rPr>
-          <w:lang w:val="ar_AE" w:bidi="ar_AE"/>
-        </w:rPr>
-      </w:r>
-    </w:p>
-    <w:p>
-      <w:pPr>
-        <w:bidi/>
-      </w:pPr>
-      <w:r>
-        <w:rPr>
-          <w:lang w:val="ar_AE" w:bidi="ar_AE"/>
-        </w:rPr>
-      </w:r>
-    </w:p>
-    <w:p>
-      <w:pPr>
-        <w:bidi/>
-      </w:pPr>
-      <w:r>
-        <w:rPr>
-          <w:lang w:val="ar_AE" w:bidi="ar_AE"/>
-        </w:rPr>
-      </w:r>
-      <w:r>
-        <w:rPr>
-          <w:vertAlign w:val="superscript"/>
+    </w:p>
+    <w:p>
+      <w:pPr>
+        <w:bidi/>
+      </w:pPr>
+      <w:r>
+        <w:rPr>
+          <w:rtl/>
+          <w:cs/>
+          <w:lang w:val="ar_AE" w:bidi="ar_AE"/>
+        </w:rPr>
+      </w:r>
+      <w:r>
+        <w:rPr>
+          <w:vertAlign w:val="superscript"/>
+          <w:rtl/>
+          <w:cs/>
           <w:lang w:val="ar_AE" w:bidi="ar_AE"/>
         </w:rPr>
         <w:t>18</w:t>
       </w:r>
       <w:r>
         <w:rPr>
+          <w:rtl/>
+          <w:cs/>
           <w:lang w:val="ar_AE" w:bidi="ar_AE"/>
         </w:rPr>
         <w:t xml:space="preserve"> وَيْلٌ للَّذِينَ يَتَشَوَّقُونَ لِيَوْمِ الرَّبِّ. لِمَاذَا تَطْلُبُونَ مَجِيءَ يَوْمِ الرَّبِّ؟ فَيَوْمُ الرَّبِّ هُوَ ظُلْمَةٌ لَا نُورٌ.</w:t>
       </w:r>
-      <w:r>
-        <w:rPr>
-          <w:lang w:val="ar_AE" w:bidi="ar_AE"/>
-        </w:rPr>
-      </w:r>
-      <w:r>
-        <w:rPr>
-          <w:lang w:val="ar_AE" w:bidi="ar_AE"/>
-        </w:rPr>
-      </w:r>
-    </w:p>
-    <w:p>
-      <w:pPr>
-        <w:bidi/>
-      </w:pPr>
-      <w:r>
-        <w:rPr>
-          <w:lang w:val="ar_AE" w:bidi="ar_AE"/>
-        </w:rPr>
-      </w:r>
-    </w:p>
-    <w:p>
-      <w:pPr>
-        <w:bidi/>
-      </w:pPr>
-      <w:r>
-        <w:rPr>
-          <w:lang w:val="ar_AE" w:bidi="ar_AE"/>
-        </w:rPr>
-      </w:r>
-      <w:r>
-        <w:rPr>
-          <w:vertAlign w:val="superscript"/>
+    </w:p>
+    <w:p>
+      <w:pPr>
+        <w:bidi/>
+      </w:pPr>
+      <w:r>
+        <w:rPr>
+          <w:rtl/>
+          <w:cs/>
+          <w:lang w:val="ar_AE" w:bidi="ar_AE"/>
+        </w:rPr>
+      </w:r>
+      <w:r>
+        <w:rPr>
+          <w:vertAlign w:val="superscript"/>
+          <w:rtl/>
+          <w:cs/>
           <w:lang w:val="ar_AE" w:bidi="ar_AE"/>
         </w:rPr>
         <w:t>19</w:t>
       </w:r>
       <w:r>
         <w:rPr>
+          <w:rtl/>
+          <w:cs/>
           <w:lang w:val="ar_AE" w:bidi="ar_AE"/>
         </w:rPr>
         <w:t xml:space="preserve"> فَتَكُونُونَ كَرَجُلٍ هَرَبَ مِنْ وَجْهِ أَسَدٍ فَلَقِيَهُ دُبٌّ، أَوْ كَمَنْ دَخَلَ إِلَى بَيْتٍ وَاتَّكَأَ بِيَدِهِ عَلَى حَائِطٍ فَلَدَغَتْهُ أَفْعَى.</w:t>
       </w:r>
-      <w:r>
-        <w:rPr>
-          <w:lang w:val="ar_AE" w:bidi="ar_AE"/>
-        </w:rPr>
-      </w:r>
-      <w:r>
-        <w:rPr>
-          <w:lang w:val="ar_AE" w:bidi="ar_AE"/>
-        </w:rPr>
-      </w:r>
-    </w:p>
-    <w:p>
-      <w:pPr>
-        <w:bidi/>
-      </w:pPr>
-      <w:r>
-        <w:rPr>
-          <w:lang w:val="ar_AE" w:bidi="ar_AE"/>
-        </w:rPr>
-      </w:r>
-    </w:p>
-    <w:p>
-      <w:pPr>
-        <w:bidi/>
-      </w:pPr>
-      <w:r>
-        <w:rPr>
-          <w:lang w:val="ar_AE" w:bidi="ar_AE"/>
-        </w:rPr>
-      </w:r>
-      <w:r>
-        <w:rPr>
-          <w:vertAlign w:val="superscript"/>
+    </w:p>
+    <w:p>
+      <w:pPr>
+        <w:bidi/>
+      </w:pPr>
+      <w:r>
+        <w:rPr>
+          <w:rtl/>
+          <w:cs/>
+          <w:lang w:val="ar_AE" w:bidi="ar_AE"/>
+        </w:rPr>
+      </w:r>
+      <w:r>
+        <w:rPr>
+          <w:vertAlign w:val="superscript"/>
+          <w:rtl/>
+          <w:cs/>
           <w:lang w:val="ar_AE" w:bidi="ar_AE"/>
         </w:rPr>
         <w:t>20</w:t>
       </w:r>
       <w:r>
         <w:rPr>
+          <w:rtl/>
+          <w:cs/>
           <w:lang w:val="ar_AE" w:bidi="ar_AE"/>
         </w:rPr>
         <w:t xml:space="preserve"> أَوَ لَيْسَ يَوْمُ الرَّبِّ ظُلْمَةً لَا نُوراً، وَقَتَاماً خَالِياً مِنَ الضِّيَاءِ؟</w:t>
       </w:r>
-      <w:r>
-        <w:rPr>
-          <w:lang w:val="ar_AE" w:bidi="ar_AE"/>
-        </w:rPr>
-      </w:r>
-      <w:r>
-        <w:rPr>
-          <w:lang w:val="ar_AE" w:bidi="ar_AE"/>
-        </w:rPr>
-      </w:r>
-    </w:p>
-    <w:p>
-      <w:pPr>
-        <w:bidi/>
-      </w:pPr>
-      <w:r>
-        <w:rPr>
-          <w:lang w:val="ar_AE" w:bidi="ar_AE"/>
-        </w:rPr>
-      </w:r>
-    </w:p>
-    <w:p>
-      <w:pPr>
-        <w:bidi/>
-      </w:pPr>
-      <w:r>
-        <w:rPr>
-          <w:lang w:val="ar_AE" w:bidi="ar_AE"/>
-        </w:rPr>
-      </w:r>
-      <w:r>
-        <w:rPr>
-          <w:vertAlign w:val="superscript"/>
+    </w:p>
+    <w:p>
+      <w:pPr>
+        <w:bidi/>
+      </w:pPr>
+      <w:r>
+        <w:rPr>
+          <w:rtl/>
+          <w:cs/>
+          <w:lang w:val="ar_AE" w:bidi="ar_AE"/>
+        </w:rPr>
+      </w:r>
+      <w:r>
+        <w:rPr>
+          <w:vertAlign w:val="superscript"/>
+          <w:rtl/>
+          <w:cs/>
           <w:lang w:val="ar_AE" w:bidi="ar_AE"/>
         </w:rPr>
         <w:t>21</w:t>
       </w:r>
       <w:r>
         <w:rPr>
+          <w:rtl/>
+          <w:cs/>
           <w:lang w:val="ar_AE" w:bidi="ar_AE"/>
         </w:rPr>
         <w:t xml:space="preserve"> إِنِّي أَمْقُتُ أَعْيَادَكُمْ وَأَحْتَقِرُهَا، وَلا أُسَرُّ بِاحْتِفَالاتِكُمْ.</w:t>
       </w:r>
-      <w:r>
-        <w:rPr>
-          <w:lang w:val="ar_AE" w:bidi="ar_AE"/>
-        </w:rPr>
-      </w:r>
-      <w:r>
-        <w:rPr>
-          <w:lang w:val="ar_AE" w:bidi="ar_AE"/>
-        </w:rPr>
-      </w:r>
-    </w:p>
-    <w:p>
-      <w:pPr>
-        <w:bidi/>
-      </w:pPr>
-      <w:r>
-        <w:rPr>
-          <w:lang w:val="ar_AE" w:bidi="ar_AE"/>
-        </w:rPr>
-      </w:r>
-    </w:p>
-    <w:p>
-      <w:pPr>
-        <w:bidi/>
-      </w:pPr>
-      <w:r>
-        <w:rPr>
-          <w:lang w:val="ar_AE" w:bidi="ar_AE"/>
-        </w:rPr>
-      </w:r>
-      <w:r>
-        <w:rPr>
-          <w:vertAlign w:val="superscript"/>
+    </w:p>
+    <w:p>
+      <w:pPr>
+        <w:bidi/>
+      </w:pPr>
+      <w:r>
+        <w:rPr>
+          <w:rtl/>
+          <w:cs/>
+          <w:lang w:val="ar_AE" w:bidi="ar_AE"/>
+        </w:rPr>
+      </w:r>
+      <w:r>
+        <w:rPr>
+          <w:vertAlign w:val="superscript"/>
+          <w:rtl/>
+          <w:cs/>
           <w:lang w:val="ar_AE" w:bidi="ar_AE"/>
         </w:rPr>
         <w:t>22</w:t>
       </w:r>
       <w:r>
         <w:rPr>
+          <w:rtl/>
+          <w:cs/>
           <w:lang w:val="ar_AE" w:bidi="ar_AE"/>
         </w:rPr>
         <w:t xml:space="preserve"> وَمَعَ أَنَّكُمْ تُقَرِّبُونَ لِي ذَبَائِحَ مُحْرَقَاتِكُمْ وَتَقْدِمَاتِكُمْ مِنَ الدَّقِيقِ، فَإِنِّي لَا أَقْبَلُهَا وَلا أَلْتَفِتُ إِلَى ذَبَائِحِ السَّلامِ مِنْ مُسَمَّنَاتِ مَوَاشِيكُمْ.</w:t>
       </w:r>
-      <w:r>
-        <w:rPr>
-          <w:lang w:val="ar_AE" w:bidi="ar_AE"/>
-        </w:rPr>
-      </w:r>
-      <w:r>
-        <w:rPr>
-          <w:lang w:val="ar_AE" w:bidi="ar_AE"/>
-        </w:rPr>
-      </w:r>
-    </w:p>
-    <w:p>
-      <w:pPr>
-        <w:bidi/>
-      </w:pPr>
-      <w:r>
-        <w:rPr>
-          <w:lang w:val="ar_AE" w:bidi="ar_AE"/>
-        </w:rPr>
-      </w:r>
-    </w:p>
-    <w:p>
-      <w:pPr>
-        <w:bidi/>
-      </w:pPr>
-      <w:r>
-        <w:rPr>
-          <w:lang w:val="ar_AE" w:bidi="ar_AE"/>
-        </w:rPr>
-      </w:r>
-      <w:r>
-        <w:rPr>
-          <w:vertAlign w:val="superscript"/>
+    </w:p>
+    <w:p>
+      <w:pPr>
+        <w:bidi/>
+      </w:pPr>
+      <w:r>
+        <w:rPr>
+          <w:rtl/>
+          <w:cs/>
+          <w:lang w:val="ar_AE" w:bidi="ar_AE"/>
+        </w:rPr>
+      </w:r>
+      <w:r>
+        <w:rPr>
+          <w:vertAlign w:val="superscript"/>
+          <w:rtl/>
+          <w:cs/>
           <w:lang w:val="ar_AE" w:bidi="ar_AE"/>
         </w:rPr>
         <w:t>23</w:t>
       </w:r>
       <w:r>
         <w:rPr>
+          <w:rtl/>
+          <w:cs/>
           <w:lang w:val="ar_AE" w:bidi="ar_AE"/>
         </w:rPr>
         <w:t xml:space="preserve"> أَبْعِدُوا عَنِّي جَلَبَةَ أَغَانِيكُمْ لأَنِّي لَنْ أَصْغِيَ إِلَى نَغَمَاتِ رَبَابَاتِكُمْ.</w:t>
       </w:r>
-      <w:r>
-        <w:rPr>
-          <w:lang w:val="ar_AE" w:bidi="ar_AE"/>
-        </w:rPr>
-      </w:r>
-      <w:r>
-        <w:rPr>
-          <w:lang w:val="ar_AE" w:bidi="ar_AE"/>
-        </w:rPr>
-      </w:r>
-    </w:p>
-    <w:p>
-      <w:pPr>
-        <w:bidi/>
-      </w:pPr>
-      <w:r>
-        <w:rPr>
-          <w:lang w:val="ar_AE" w:bidi="ar_AE"/>
-        </w:rPr>
-      </w:r>
-    </w:p>
-    <w:p>
-      <w:pPr>
-        <w:bidi/>
-      </w:pPr>
-      <w:r>
-        <w:rPr>
-          <w:lang w:val="ar_AE" w:bidi="ar_AE"/>
-        </w:rPr>
-      </w:r>
-      <w:r>
-        <w:rPr>
-          <w:vertAlign w:val="superscript"/>
+    </w:p>
+    <w:p>
+      <w:pPr>
+        <w:bidi/>
+      </w:pPr>
+      <w:r>
+        <w:rPr>
+          <w:rtl/>
+          <w:cs/>
+          <w:lang w:val="ar_AE" w:bidi="ar_AE"/>
+        </w:rPr>
+      </w:r>
+      <w:r>
+        <w:rPr>
+          <w:vertAlign w:val="superscript"/>
+          <w:rtl/>
+          <w:cs/>
           <w:lang w:val="ar_AE" w:bidi="ar_AE"/>
         </w:rPr>
         <w:t>24</w:t>
       </w:r>
       <w:r>
         <w:rPr>
+          <w:rtl/>
+          <w:cs/>
           <w:lang w:val="ar_AE" w:bidi="ar_AE"/>
         </w:rPr>
         <w:t xml:space="preserve"> إِنَّمَا لِيَجْرِ الْحَقُّ مُتَدَفِّقاً كَالْمِيَاهِ وَالْعَدْلُ كَنَهْرٍ سَيَّالٍ.</w:t>
       </w:r>
-      <w:r>
-        <w:rPr>
-          <w:lang w:val="ar_AE" w:bidi="ar_AE"/>
-        </w:rPr>
-      </w:r>
-      <w:r>
-        <w:rPr>
-          <w:lang w:val="ar_AE" w:bidi="ar_AE"/>
-        </w:rPr>
-      </w:r>
-    </w:p>
-    <w:p>
-      <w:pPr>
-        <w:bidi/>
-      </w:pPr>
-      <w:r>
-        <w:rPr>
-          <w:lang w:val="ar_AE" w:bidi="ar_AE"/>
-        </w:rPr>
-      </w:r>
-    </w:p>
-    <w:p>
-      <w:pPr>
-        <w:bidi/>
-      </w:pPr>
-      <w:r>
-        <w:rPr>
-          <w:lang w:val="ar_AE" w:bidi="ar_AE"/>
-        </w:rPr>
-      </w:r>
-      <w:r>
-        <w:rPr>
-          <w:vertAlign w:val="superscript"/>
+    </w:p>
+    <w:p>
+      <w:pPr>
+        <w:bidi/>
+      </w:pPr>
+      <w:r>
+        <w:rPr>
+          <w:rtl/>
+          <w:cs/>
+          <w:lang w:val="ar_AE" w:bidi="ar_AE"/>
+        </w:rPr>
+      </w:r>
+      <w:r>
+        <w:rPr>
+          <w:vertAlign w:val="superscript"/>
+          <w:rtl/>
+          <w:cs/>
           <w:lang w:val="ar_AE" w:bidi="ar_AE"/>
         </w:rPr>
         <w:t>25</w:t>
       </w:r>
       <w:r>
         <w:rPr>
+          <w:rtl/>
+          <w:cs/>
           <w:lang w:val="ar_AE" w:bidi="ar_AE"/>
         </w:rPr>
         <w:t xml:space="preserve"> هَلْ قَرَّبْتُمْ لِي ذَبَائِحَ وَتَقْدِمَاتٍ طَوَالَ أَرْبَعِينَ سَنَةً فِي الْبَرِّيَّةِ، يَا بَيْتَ إِسْرَائِيلَ؟</w:t>
       </w:r>
-      <w:r>
-        <w:rPr>
-          <w:lang w:val="ar_AE" w:bidi="ar_AE"/>
-        </w:rPr>
-      </w:r>
-      <w:r>
-        <w:rPr>
-          <w:lang w:val="ar_AE" w:bidi="ar_AE"/>
-        </w:rPr>
-      </w:r>
-    </w:p>
-    <w:p>
-      <w:pPr>
-        <w:bidi/>
-      </w:pPr>
-      <w:r>
-        <w:rPr>
-          <w:lang w:val="ar_AE" w:bidi="ar_AE"/>
-        </w:rPr>
-      </w:r>
-    </w:p>
-    <w:p>
-      <w:pPr>
-        <w:bidi/>
-      </w:pPr>
-      <w:r>
-        <w:rPr>
-          <w:lang w:val="ar_AE" w:bidi="ar_AE"/>
-        </w:rPr>
-      </w:r>
-      <w:r>
-        <w:rPr>
-          <w:vertAlign w:val="superscript"/>
+    </w:p>
+    <w:p>
+      <w:pPr>
+        <w:bidi/>
+      </w:pPr>
+      <w:r>
+        <w:rPr>
+          <w:rtl/>
+          <w:cs/>
+          <w:lang w:val="ar_AE" w:bidi="ar_AE"/>
+        </w:rPr>
+      </w:r>
+      <w:r>
+        <w:rPr>
+          <w:vertAlign w:val="superscript"/>
+          <w:rtl/>
+          <w:cs/>
           <w:lang w:val="ar_AE" w:bidi="ar_AE"/>
         </w:rPr>
         <w:t>26</w:t>
       </w:r>
       <w:r>
         <w:rPr>
+          <w:rtl/>
+          <w:cs/>
           <w:lang w:val="ar_AE" w:bidi="ar_AE"/>
         </w:rPr>
         <w:t xml:space="preserve"> بَلْ إِنَّ الْمَلِكَ الَّذِي حَمَلْتُمْ خَيْمَتَهُ وَنَصْبَ تَمَاثِيلِهِ لَمْ يَكُنْ سِوَى نَجْمٍ صَنَعْتُمُوهُ لأَنْفُسِكُمْ وَعَبَدْتُمُوهُ كَإِلَهٍ.</w:t>
       </w:r>
-      <w:r>
-        <w:rPr>
-          <w:lang w:val="ar_AE" w:bidi="ar_AE"/>
-        </w:rPr>
-      </w:r>
-      <w:r>
-        <w:rPr>
-          <w:lang w:val="ar_AE" w:bidi="ar_AE"/>
-        </w:rPr>
-      </w:r>
-    </w:p>
-    <w:p>
-      <w:pPr>
-        <w:bidi/>
-      </w:pPr>
-      <w:r>
-        <w:rPr>
-          <w:lang w:val="ar_AE" w:bidi="ar_AE"/>
-        </w:rPr>
-      </w:r>
-    </w:p>
-    <w:p>
-      <w:pPr>
-        <w:bidi/>
-      </w:pPr>
-      <w:r>
-        <w:rPr>
-          <w:lang w:val="ar_AE" w:bidi="ar_AE"/>
-        </w:rPr>
-      </w:r>
-      <w:r>
-        <w:rPr>
-          <w:vertAlign w:val="superscript"/>
+    </w:p>
+    <w:p>
+      <w:pPr>
+        <w:bidi/>
+      </w:pPr>
+      <w:r>
+        <w:rPr>
+          <w:rtl/>
+          <w:cs/>
+          <w:lang w:val="ar_AE" w:bidi="ar_AE"/>
+        </w:rPr>
+      </w:r>
+      <w:r>
+        <w:rPr>
+          <w:vertAlign w:val="superscript"/>
+          <w:rtl/>
+          <w:cs/>
           <w:lang w:val="ar_AE" w:bidi="ar_AE"/>
         </w:rPr>
         <w:t>27</w:t>
       </w:r>
       <w:r>
         <w:rPr>
+          <w:rtl/>
+          <w:cs/>
           <w:lang w:val="ar_AE" w:bidi="ar_AE"/>
         </w:rPr>
         <w:t xml:space="preserve"> لِذَلِكَ أَسْبِيكُمْ إِلَى مَا وَرَاءَ دِمَشْقَ، يَقُولُ الرَّبُّ الَّذِي اسْمُهُ الإِلَهُ الْقَدِيرُ.</w:t>
       </w:r>
-      <w:r>
-        <w:rPr>
-          <w:lang w:val="ar_AE" w:bidi="ar_AE"/>
-        </w:rPr>
-      </w:r>
-      <w:r>
-        <w:rPr>
-          <w:lang w:val="ar_AE" w:bidi="ar_AE"/>
-        </w:rPr>
-      </w:r>
-    </w:p>
-    <w:p>
-      <w:pPr>
-        <w:bidi/>
-      </w:pPr>
-      <w:r>
-        <w:rPr>
-          <w:lang w:val="ar_AE" w:bidi="ar_AE"/>
-        </w:rPr>
-      </w:r>
     </w:p>
     <w:p>
       <w:pPr>
@@ -4024,617 +2835,425 @@
       </w:pPr>
       <w:r>
         <w:rPr>
-          <w:lang w:val="ar_AE" w:bidi="ar_AE"/>
-        </w:rPr>
-        <w:t>Amos 6:1</w:t>
-      </w:r>
-      <w:r>
-        <w:rPr>
-          <w:lang w:val="ar_AE" w:bidi="ar_AE"/>
-        </w:rPr>
-      </w:r>
-    </w:p>
-    <w:p>
-      <w:pPr>
-        <w:bidi/>
-      </w:pPr>
-      <w:r>
-        <w:rPr>
-          <w:lang w:val="ar_AE" w:bidi="ar_AE"/>
-        </w:rPr>
-      </w:r>
-      <w:r>
-        <w:rPr>
-          <w:vertAlign w:val="superscript"/>
+          <w:rtl/>
+          <w:cs/>
+          <w:lang w:val="ar_AE" w:bidi="ar_AE"/>
+        </w:rPr>
+        <w:t>عاموس 6:1</w:t>
+      </w:r>
+      <w:r>
+        <w:rPr>
+          <w:rtl/>
+          <w:cs/>
+          <w:lang w:val="ar_AE" w:bidi="ar_AE"/>
+        </w:rPr>
+      </w:r>
+    </w:p>
+    <w:p>
+      <w:pPr>
+        <w:bidi/>
+      </w:pPr>
+      <w:r>
+        <w:rPr>
+          <w:rtl/>
+          <w:cs/>
+          <w:lang w:val="ar_AE" w:bidi="ar_AE"/>
+        </w:rPr>
+      </w:r>
+      <w:r>
+        <w:rPr>
+          <w:vertAlign w:val="superscript"/>
+          <w:rtl/>
+          <w:cs/>
           <w:lang w:val="ar_AE" w:bidi="ar_AE"/>
         </w:rPr>
         <w:t>1</w:t>
       </w:r>
       <w:r>
         <w:rPr>
+          <w:rtl/>
+          <w:cs/>
           <w:lang w:val="ar_AE" w:bidi="ar_AE"/>
         </w:rPr>
         <w:t xml:space="preserve"> وَيْلٌ لِلْمُتْرَفِينَ فِي صِهْيَوْنَ وَالْمُطْمَئِنِّينَ فِي جَبَلِ السَّامِرَةِ، نُبلاءِ طَلِيعَةِ الأُمَمِ الَّذِينَ يَتَوَافَدُ إِلَيْهِمْ شَعْبُ إِسْرَائِيلَ.</w:t>
       </w:r>
-      <w:r>
-        <w:rPr>
-          <w:lang w:val="ar_AE" w:bidi="ar_AE"/>
-        </w:rPr>
-      </w:r>
-      <w:r>
-        <w:rPr>
-          <w:lang w:val="ar_AE" w:bidi="ar_AE"/>
-        </w:rPr>
-      </w:r>
-    </w:p>
-    <w:p>
-      <w:pPr>
-        <w:bidi/>
-      </w:pPr>
-      <w:r>
-        <w:rPr>
-          <w:lang w:val="ar_AE" w:bidi="ar_AE"/>
-        </w:rPr>
-      </w:r>
-    </w:p>
-    <w:p>
-      <w:pPr>
-        <w:bidi/>
-      </w:pPr>
-      <w:r>
-        <w:rPr>
-          <w:lang w:val="ar_AE" w:bidi="ar_AE"/>
-        </w:rPr>
-      </w:r>
-      <w:r>
-        <w:rPr>
-          <w:vertAlign w:val="superscript"/>
+    </w:p>
+    <w:p>
+      <w:pPr>
+        <w:bidi/>
+      </w:pPr>
+      <w:r>
+        <w:rPr>
+          <w:rtl/>
+          <w:cs/>
+          <w:lang w:val="ar_AE" w:bidi="ar_AE"/>
+        </w:rPr>
+      </w:r>
+      <w:r>
+        <w:rPr>
+          <w:vertAlign w:val="superscript"/>
+          <w:rtl/>
+          <w:cs/>
           <w:lang w:val="ar_AE" w:bidi="ar_AE"/>
         </w:rPr>
         <w:t>2</w:t>
       </w:r>
       <w:r>
         <w:rPr>
+          <w:rtl/>
+          <w:cs/>
           <w:lang w:val="ar_AE" w:bidi="ar_AE"/>
         </w:rPr>
         <w:t xml:space="preserve"> تَوَجَّهُوا إِلَى مَدِينَةِ كَلْنَةَ وَتَأَمَّلُوا، ثُمَّ انْتَقِلُوا إِلَى حَمَاةَ الْعَظِيمَةِ، وَمِنْهَا انْحَدِرُوا إِلَى جَتَّ مَدِينَةِ الْفِلِسْطِينِيِّينَ. هَلْ هِيَ خَيْرٌ مِنْ هَذِهِ الْمَمَالِكِ أَمْ تُخُومُهُمْ أَعْظَمُ مِنْ تُخُومِكُمْ؟</w:t>
       </w:r>
-      <w:r>
-        <w:rPr>
-          <w:lang w:val="ar_AE" w:bidi="ar_AE"/>
-        </w:rPr>
-      </w:r>
-      <w:r>
-        <w:rPr>
-          <w:lang w:val="ar_AE" w:bidi="ar_AE"/>
-        </w:rPr>
-      </w:r>
-    </w:p>
-    <w:p>
-      <w:pPr>
-        <w:bidi/>
-      </w:pPr>
-      <w:r>
-        <w:rPr>
-          <w:lang w:val="ar_AE" w:bidi="ar_AE"/>
-        </w:rPr>
-      </w:r>
-    </w:p>
-    <w:p>
-      <w:pPr>
-        <w:bidi/>
-      </w:pPr>
-      <w:r>
-        <w:rPr>
-          <w:lang w:val="ar_AE" w:bidi="ar_AE"/>
-        </w:rPr>
-      </w:r>
-      <w:r>
-        <w:rPr>
-          <w:vertAlign w:val="superscript"/>
+    </w:p>
+    <w:p>
+      <w:pPr>
+        <w:bidi/>
+      </w:pPr>
+      <w:r>
+        <w:rPr>
+          <w:rtl/>
+          <w:cs/>
+          <w:lang w:val="ar_AE" w:bidi="ar_AE"/>
+        </w:rPr>
+      </w:r>
+      <w:r>
+        <w:rPr>
+          <w:vertAlign w:val="superscript"/>
+          <w:rtl/>
+          <w:cs/>
           <w:lang w:val="ar_AE" w:bidi="ar_AE"/>
         </w:rPr>
         <w:t>3</w:t>
       </w:r>
       <w:r>
         <w:rPr>
+          <w:rtl/>
+          <w:cs/>
           <w:lang w:val="ar_AE" w:bidi="ar_AE"/>
         </w:rPr>
         <w:t xml:space="preserve"> أَنْتُمْ يَا مَنْ تَتَجَاهَلُونَ يَوْمَ السُّوءِ وَتُقَرِّبُونَ كُرْسِيَّ الظُّلْمِ.</w:t>
       </w:r>
-      <w:r>
-        <w:rPr>
-          <w:lang w:val="ar_AE" w:bidi="ar_AE"/>
-        </w:rPr>
-      </w:r>
-      <w:r>
-        <w:rPr>
-          <w:lang w:val="ar_AE" w:bidi="ar_AE"/>
-        </w:rPr>
-      </w:r>
-    </w:p>
-    <w:p>
-      <w:pPr>
-        <w:bidi/>
-      </w:pPr>
-      <w:r>
-        <w:rPr>
-          <w:lang w:val="ar_AE" w:bidi="ar_AE"/>
-        </w:rPr>
-      </w:r>
-    </w:p>
-    <w:p>
-      <w:pPr>
-        <w:bidi/>
-      </w:pPr>
-      <w:r>
-        <w:rPr>
-          <w:lang w:val="ar_AE" w:bidi="ar_AE"/>
-        </w:rPr>
-      </w:r>
-      <w:r>
-        <w:rPr>
-          <w:vertAlign w:val="superscript"/>
+    </w:p>
+    <w:p>
+      <w:pPr>
+        <w:bidi/>
+      </w:pPr>
+      <w:r>
+        <w:rPr>
+          <w:rtl/>
+          <w:cs/>
+          <w:lang w:val="ar_AE" w:bidi="ar_AE"/>
+        </w:rPr>
+      </w:r>
+      <w:r>
+        <w:rPr>
+          <w:vertAlign w:val="superscript"/>
+          <w:rtl/>
+          <w:cs/>
           <w:lang w:val="ar_AE" w:bidi="ar_AE"/>
         </w:rPr>
         <w:t>4</w:t>
       </w:r>
       <w:r>
         <w:rPr>
+          <w:rtl/>
+          <w:cs/>
           <w:lang w:val="ar_AE" w:bidi="ar_AE"/>
         </w:rPr>
         <w:t xml:space="preserve"> وَيْلٌ لِلرَّاقِدِينَ فَوْقَ أَسِرَّةٍ مِنْ عَاجٍ، الْمُسْتَرْخِينَ فَوْقَ الأَرَائِكِ، الآكِلِينَ لَحْمَ خَيْرَةِ الْحُمْلانِ وَالْعُجُولِ الْمُخْتَارَةِ مِنْ وَسَطِ الْمَعْلِفِ.</w:t>
       </w:r>
-      <w:r>
-        <w:rPr>
-          <w:lang w:val="ar_AE" w:bidi="ar_AE"/>
-        </w:rPr>
-      </w:r>
-      <w:r>
-        <w:rPr>
-          <w:lang w:val="ar_AE" w:bidi="ar_AE"/>
-        </w:rPr>
-      </w:r>
-    </w:p>
-    <w:p>
-      <w:pPr>
-        <w:bidi/>
-      </w:pPr>
-      <w:r>
-        <w:rPr>
-          <w:lang w:val="ar_AE" w:bidi="ar_AE"/>
-        </w:rPr>
-      </w:r>
-    </w:p>
-    <w:p>
-      <w:pPr>
-        <w:bidi/>
-      </w:pPr>
-      <w:r>
-        <w:rPr>
-          <w:lang w:val="ar_AE" w:bidi="ar_AE"/>
-        </w:rPr>
-      </w:r>
-      <w:r>
-        <w:rPr>
-          <w:vertAlign w:val="superscript"/>
+    </w:p>
+    <w:p>
+      <w:pPr>
+        <w:bidi/>
+      </w:pPr>
+      <w:r>
+        <w:rPr>
+          <w:rtl/>
+          <w:cs/>
+          <w:lang w:val="ar_AE" w:bidi="ar_AE"/>
+        </w:rPr>
+      </w:r>
+      <w:r>
+        <w:rPr>
+          <w:vertAlign w:val="superscript"/>
+          <w:rtl/>
+          <w:cs/>
           <w:lang w:val="ar_AE" w:bidi="ar_AE"/>
         </w:rPr>
         <w:t>5</w:t>
       </w:r>
       <w:r>
         <w:rPr>
+          <w:rtl/>
+          <w:cs/>
           <w:lang w:val="ar_AE" w:bidi="ar_AE"/>
         </w:rPr>
         <w:t xml:space="preserve"> الْمُغَنِّينَ عَلَى صَوْتِ الرَّبَابِ، الْمُخْتَرِعِينَ لأَنْفُسِهِمْ آلاتِ غِنَاءٍ كَدَاوُدَ.</w:t>
       </w:r>
-      <w:r>
-        <w:rPr>
-          <w:lang w:val="ar_AE" w:bidi="ar_AE"/>
-        </w:rPr>
-      </w:r>
-      <w:r>
-        <w:rPr>
-          <w:lang w:val="ar_AE" w:bidi="ar_AE"/>
-        </w:rPr>
-      </w:r>
-    </w:p>
-    <w:p>
-      <w:pPr>
-        <w:bidi/>
-      </w:pPr>
-      <w:r>
-        <w:rPr>
-          <w:lang w:val="ar_AE" w:bidi="ar_AE"/>
-        </w:rPr>
-      </w:r>
-    </w:p>
-    <w:p>
-      <w:pPr>
-        <w:bidi/>
-      </w:pPr>
-      <w:r>
-        <w:rPr>
-          <w:lang w:val="ar_AE" w:bidi="ar_AE"/>
-        </w:rPr>
-      </w:r>
-      <w:r>
-        <w:rPr>
-          <w:vertAlign w:val="superscript"/>
+    </w:p>
+    <w:p>
+      <w:pPr>
+        <w:bidi/>
+      </w:pPr>
+      <w:r>
+        <w:rPr>
+          <w:rtl/>
+          <w:cs/>
+          <w:lang w:val="ar_AE" w:bidi="ar_AE"/>
+        </w:rPr>
+      </w:r>
+      <w:r>
+        <w:rPr>
+          <w:vertAlign w:val="superscript"/>
+          <w:rtl/>
+          <w:cs/>
           <w:lang w:val="ar_AE" w:bidi="ar_AE"/>
         </w:rPr>
         <w:t>6</w:t>
       </w:r>
       <w:r>
         <w:rPr>
+          <w:rtl/>
+          <w:cs/>
           <w:lang w:val="ar_AE" w:bidi="ar_AE"/>
         </w:rPr>
         <w:t xml:space="preserve"> الشَّارِبِينَ خَمْراً فِي كُؤُوسٍ، الْمُتَطَيِّبِينَ بِأَفْضَلِ الْعُطُورِ، وَلا يَكْتَئِبُونَ عَلَى خَرَابِ يُوسُفَ.</w:t>
       </w:r>
-      <w:r>
-        <w:rPr>
-          <w:lang w:val="ar_AE" w:bidi="ar_AE"/>
-        </w:rPr>
-      </w:r>
-      <w:r>
-        <w:rPr>
-          <w:lang w:val="ar_AE" w:bidi="ar_AE"/>
-        </w:rPr>
-      </w:r>
-    </w:p>
-    <w:p>
-      <w:pPr>
-        <w:bidi/>
-      </w:pPr>
-      <w:r>
-        <w:rPr>
-          <w:lang w:val="ar_AE" w:bidi="ar_AE"/>
-        </w:rPr>
-      </w:r>
-    </w:p>
-    <w:p>
-      <w:pPr>
-        <w:bidi/>
-      </w:pPr>
-      <w:r>
-        <w:rPr>
-          <w:lang w:val="ar_AE" w:bidi="ar_AE"/>
-        </w:rPr>
-      </w:r>
-      <w:r>
-        <w:rPr>
-          <w:vertAlign w:val="superscript"/>
+    </w:p>
+    <w:p>
+      <w:pPr>
+        <w:bidi/>
+      </w:pPr>
+      <w:r>
+        <w:rPr>
+          <w:rtl/>
+          <w:cs/>
+          <w:lang w:val="ar_AE" w:bidi="ar_AE"/>
+        </w:rPr>
+      </w:r>
+      <w:r>
+        <w:rPr>
+          <w:vertAlign w:val="superscript"/>
+          <w:rtl/>
+          <w:cs/>
           <w:lang w:val="ar_AE" w:bidi="ar_AE"/>
         </w:rPr>
         <w:t>7</w:t>
       </w:r>
       <w:r>
         <w:rPr>
+          <w:rtl/>
+          <w:cs/>
           <w:lang w:val="ar_AE" w:bidi="ar_AE"/>
         </w:rPr>
         <w:t xml:space="preserve"> لِهَذَا سَيَكُونُونَ أَوَّلَ الذَّاهِبِينَ إِلَى السَّبْيِ، وَيَزُولُ مَا أَنْتُمْ عَلَيْهِ مِنْ لَهْوٍ وَعَبَثٍ.</w:t>
       </w:r>
-      <w:r>
-        <w:rPr>
-          <w:lang w:val="ar_AE" w:bidi="ar_AE"/>
-        </w:rPr>
-      </w:r>
-      <w:r>
-        <w:rPr>
-          <w:lang w:val="ar_AE" w:bidi="ar_AE"/>
-        </w:rPr>
-      </w:r>
-    </w:p>
-    <w:p>
-      <w:pPr>
-        <w:bidi/>
-      </w:pPr>
-      <w:r>
-        <w:rPr>
-          <w:lang w:val="ar_AE" w:bidi="ar_AE"/>
-        </w:rPr>
-      </w:r>
-    </w:p>
-    <w:p>
-      <w:pPr>
-        <w:bidi/>
-      </w:pPr>
-      <w:r>
-        <w:rPr>
-          <w:lang w:val="ar_AE" w:bidi="ar_AE"/>
-        </w:rPr>
-      </w:r>
-      <w:r>
-        <w:rPr>
-          <w:vertAlign w:val="superscript"/>
+    </w:p>
+    <w:p>
+      <w:pPr>
+        <w:bidi/>
+      </w:pPr>
+      <w:r>
+        <w:rPr>
+          <w:rtl/>
+          <w:cs/>
+          <w:lang w:val="ar_AE" w:bidi="ar_AE"/>
+        </w:rPr>
+      </w:r>
+      <w:r>
+        <w:rPr>
+          <w:vertAlign w:val="superscript"/>
+          <w:rtl/>
+          <w:cs/>
           <w:lang w:val="ar_AE" w:bidi="ar_AE"/>
         </w:rPr>
         <w:t>8</w:t>
       </w:r>
       <w:r>
         <w:rPr>
+          <w:rtl/>
+          <w:cs/>
           <w:lang w:val="ar_AE" w:bidi="ar_AE"/>
         </w:rPr>
         <w:t xml:space="preserve"> وَيَقُولُ الرَّبُّ الْقَدِيرُ: قَدْ أَقْسَمْتُ بِذَاتِي، أَنْ أَمْقُتَ زَهْوَ يَعْقُوبَ، وَأُبْغِضَ قُصُورَهُ، فَأُسَلِّمُ الْمَدِينَةَ بِكُلِّ مَا فِيهَا.</w:t>
       </w:r>
-      <w:r>
-        <w:rPr>
-          <w:lang w:val="ar_AE" w:bidi="ar_AE"/>
-        </w:rPr>
-      </w:r>
-      <w:r>
-        <w:rPr>
-          <w:lang w:val="ar_AE" w:bidi="ar_AE"/>
-        </w:rPr>
-      </w:r>
-    </w:p>
-    <w:p>
-      <w:pPr>
-        <w:bidi/>
-      </w:pPr>
-      <w:r>
-        <w:rPr>
-          <w:lang w:val="ar_AE" w:bidi="ar_AE"/>
-        </w:rPr>
-      </w:r>
-    </w:p>
-    <w:p>
-      <w:pPr>
-        <w:bidi/>
-      </w:pPr>
-      <w:r>
-        <w:rPr>
-          <w:lang w:val="ar_AE" w:bidi="ar_AE"/>
-        </w:rPr>
-      </w:r>
-      <w:r>
-        <w:rPr>
-          <w:vertAlign w:val="superscript"/>
+    </w:p>
+    <w:p>
+      <w:pPr>
+        <w:bidi/>
+      </w:pPr>
+      <w:r>
+        <w:rPr>
+          <w:rtl/>
+          <w:cs/>
+          <w:lang w:val="ar_AE" w:bidi="ar_AE"/>
+        </w:rPr>
+      </w:r>
+      <w:r>
+        <w:rPr>
+          <w:vertAlign w:val="superscript"/>
+          <w:rtl/>
+          <w:cs/>
           <w:lang w:val="ar_AE" w:bidi="ar_AE"/>
         </w:rPr>
         <w:t>9</w:t>
       </w:r>
       <w:r>
         <w:rPr>
+          <w:rtl/>
+          <w:cs/>
           <w:lang w:val="ar_AE" w:bidi="ar_AE"/>
         </w:rPr>
         <w:t xml:space="preserve"> فَيَكُونُ إِذَا بَقِيَ عَشَرَةُ رِجَالٍ فِي بَيْتٍ وَاحِدٍ، أَنَّهُمْ يَلْقَوْنَ حَتْفَهُمْ.</w:t>
       </w:r>
-      <w:r>
-        <w:rPr>
-          <w:lang w:val="ar_AE" w:bidi="ar_AE"/>
-        </w:rPr>
-      </w:r>
-      <w:r>
-        <w:rPr>
-          <w:lang w:val="ar_AE" w:bidi="ar_AE"/>
-        </w:rPr>
-      </w:r>
-    </w:p>
-    <w:p>
-      <w:pPr>
-        <w:bidi/>
-      </w:pPr>
-      <w:r>
-        <w:rPr>
-          <w:lang w:val="ar_AE" w:bidi="ar_AE"/>
-        </w:rPr>
-      </w:r>
-    </w:p>
-    <w:p>
-      <w:pPr>
-        <w:bidi/>
-      </w:pPr>
-      <w:r>
-        <w:rPr>
-          <w:lang w:val="ar_AE" w:bidi="ar_AE"/>
-        </w:rPr>
-      </w:r>
-      <w:r>
-        <w:rPr>
-          <w:vertAlign w:val="superscript"/>
+    </w:p>
+    <w:p>
+      <w:pPr>
+        <w:bidi/>
+      </w:pPr>
+      <w:r>
+        <w:rPr>
+          <w:rtl/>
+          <w:cs/>
+          <w:lang w:val="ar_AE" w:bidi="ar_AE"/>
+        </w:rPr>
+      </w:r>
+      <w:r>
+        <w:rPr>
+          <w:vertAlign w:val="superscript"/>
+          <w:rtl/>
+          <w:cs/>
           <w:lang w:val="ar_AE" w:bidi="ar_AE"/>
         </w:rPr>
         <w:t>10</w:t>
       </w:r>
       <w:r>
         <w:rPr>
+          <w:rtl/>
+          <w:cs/>
           <w:lang w:val="ar_AE" w:bidi="ar_AE"/>
         </w:rPr>
         <w:t xml:space="preserve"> وَعِنْدَمَا يُقْبِلُ عَمُّ الْمَيْتِ الْمُشْرِفُ عَلَى إِحْرَاقِ الْجُثَثِ لِيُخْرِجَ عِظَامَهُ مِنَ الْبَيْتِ، وَيَسْأَلُ مَنْ هُوَ مُخْتَبِئٌ فِي أَقْصَى الْمَنْزِلِ: أَمَا بَقِيَ وَاحِدٌ مَعَكَ؟ فَيُجِيبُ: لا، ثُمَّ يُضِيفُ: اصْمُتْ وَلا تَذْكُرِ اسْمَ الرَّبِّ.</w:t>
       </w:r>
-      <w:r>
-        <w:rPr>
-          <w:lang w:val="ar_AE" w:bidi="ar_AE"/>
-        </w:rPr>
-      </w:r>
-      <w:r>
-        <w:rPr>
-          <w:lang w:val="ar_AE" w:bidi="ar_AE"/>
-        </w:rPr>
-      </w:r>
-    </w:p>
-    <w:p>
-      <w:pPr>
-        <w:bidi/>
-      </w:pPr>
-      <w:r>
-        <w:rPr>
-          <w:lang w:val="ar_AE" w:bidi="ar_AE"/>
-        </w:rPr>
-      </w:r>
-    </w:p>
-    <w:p>
-      <w:pPr>
-        <w:bidi/>
-      </w:pPr>
-      <w:r>
-        <w:rPr>
-          <w:lang w:val="ar_AE" w:bidi="ar_AE"/>
-        </w:rPr>
-      </w:r>
-      <w:r>
-        <w:rPr>
-          <w:vertAlign w:val="superscript"/>
+    </w:p>
+    <w:p>
+      <w:pPr>
+        <w:bidi/>
+      </w:pPr>
+      <w:r>
+        <w:rPr>
+          <w:rtl/>
+          <w:cs/>
+          <w:lang w:val="ar_AE" w:bidi="ar_AE"/>
+        </w:rPr>
+      </w:r>
+      <w:r>
+        <w:rPr>
+          <w:vertAlign w:val="superscript"/>
+          <w:rtl/>
+          <w:cs/>
           <w:lang w:val="ar_AE" w:bidi="ar_AE"/>
         </w:rPr>
         <w:t>11</w:t>
       </w:r>
       <w:r>
         <w:rPr>
+          <w:rtl/>
+          <w:cs/>
           <w:lang w:val="ar_AE" w:bidi="ar_AE"/>
         </w:rPr>
         <w:t xml:space="preserve"> لأَنَّهُ هَا الرَّبُّ يَأْمُرُ، فَيَهْدِمُ الْبَيْتَ الْكَبِيرَ فَيَصِيرُ رُكَاماً، وَالْبَيْتَ الصَّغِيرَ حُطَاماً.</w:t>
       </w:r>
-      <w:r>
-        <w:rPr>
-          <w:lang w:val="ar_AE" w:bidi="ar_AE"/>
-        </w:rPr>
-      </w:r>
-      <w:r>
-        <w:rPr>
-          <w:lang w:val="ar_AE" w:bidi="ar_AE"/>
-        </w:rPr>
-      </w:r>
-    </w:p>
-    <w:p>
-      <w:pPr>
-        <w:bidi/>
-      </w:pPr>
-      <w:r>
-        <w:rPr>
-          <w:lang w:val="ar_AE" w:bidi="ar_AE"/>
-        </w:rPr>
-      </w:r>
-    </w:p>
-    <w:p>
-      <w:pPr>
-        <w:bidi/>
-      </w:pPr>
-      <w:r>
-        <w:rPr>
-          <w:lang w:val="ar_AE" w:bidi="ar_AE"/>
-        </w:rPr>
-      </w:r>
-      <w:r>
-        <w:rPr>
-          <w:vertAlign w:val="superscript"/>
+    </w:p>
+    <w:p>
+      <w:pPr>
+        <w:bidi/>
+      </w:pPr>
+      <w:r>
+        <w:rPr>
+          <w:rtl/>
+          <w:cs/>
+          <w:lang w:val="ar_AE" w:bidi="ar_AE"/>
+        </w:rPr>
+      </w:r>
+      <w:r>
+        <w:rPr>
+          <w:vertAlign w:val="superscript"/>
+          <w:rtl/>
+          <w:cs/>
           <w:lang w:val="ar_AE" w:bidi="ar_AE"/>
         </w:rPr>
         <w:t>12</w:t>
       </w:r>
       <w:r>
         <w:rPr>
+          <w:rtl/>
+          <w:cs/>
           <w:lang w:val="ar_AE" w:bidi="ar_AE"/>
         </w:rPr>
         <w:t xml:space="preserve"> أَتَجْرِي الْخُيُولُ عَلَى الصُّخُورِ؟ وَهَلْ يُحْرَثُ الْبَحْرُ بِثِيرَانٍ؟ لَقَدْ حَوَّلْتُمُ الْحَقَّ سُمّاً زُعَافاً، وَثِمَارَ الْبِرِّ مَرَارَةً.</w:t>
       </w:r>
-      <w:r>
-        <w:rPr>
-          <w:lang w:val="ar_AE" w:bidi="ar_AE"/>
-        </w:rPr>
-      </w:r>
-      <w:r>
-        <w:rPr>
-          <w:lang w:val="ar_AE" w:bidi="ar_AE"/>
-        </w:rPr>
-      </w:r>
-    </w:p>
-    <w:p>
-      <w:pPr>
-        <w:bidi/>
-      </w:pPr>
-      <w:r>
-        <w:rPr>
-          <w:lang w:val="ar_AE" w:bidi="ar_AE"/>
-        </w:rPr>
-      </w:r>
-    </w:p>
-    <w:p>
-      <w:pPr>
-        <w:bidi/>
-      </w:pPr>
-      <w:r>
-        <w:rPr>
-          <w:lang w:val="ar_AE" w:bidi="ar_AE"/>
-        </w:rPr>
-      </w:r>
-      <w:r>
-        <w:rPr>
-          <w:vertAlign w:val="superscript"/>
+    </w:p>
+    <w:p>
+      <w:pPr>
+        <w:bidi/>
+      </w:pPr>
+      <w:r>
+        <w:rPr>
+          <w:rtl/>
+          <w:cs/>
+          <w:lang w:val="ar_AE" w:bidi="ar_AE"/>
+        </w:rPr>
+      </w:r>
+      <w:r>
+        <w:rPr>
+          <w:vertAlign w:val="superscript"/>
+          <w:rtl/>
+          <w:cs/>
           <w:lang w:val="ar_AE" w:bidi="ar_AE"/>
         </w:rPr>
         <w:t>13</w:t>
       </w:r>
       <w:r>
         <w:rPr>
+          <w:rtl/>
+          <w:cs/>
           <w:lang w:val="ar_AE" w:bidi="ar_AE"/>
         </w:rPr>
         <w:t xml:space="preserve"> أَنْتُمْ أَيُّهَا الْمُبْتَهِجُونَ بِالْعَدَمِ الْقَائِلُونَ: أَلَيْسَ بِقُوَّتِنَا ظَفِرْنَا؟</w:t>
       </w:r>
-      <w:r>
-        <w:rPr>
-          <w:lang w:val="ar_AE" w:bidi="ar_AE"/>
-        </w:rPr>
-      </w:r>
-      <w:r>
-        <w:rPr>
-          <w:lang w:val="ar_AE" w:bidi="ar_AE"/>
-        </w:rPr>
-      </w:r>
-    </w:p>
-    <w:p>
-      <w:pPr>
-        <w:bidi/>
-      </w:pPr>
-      <w:r>
-        <w:rPr>
-          <w:lang w:val="ar_AE" w:bidi="ar_AE"/>
-        </w:rPr>
-      </w:r>
-    </w:p>
-    <w:p>
-      <w:pPr>
-        <w:bidi/>
-      </w:pPr>
-      <w:r>
-        <w:rPr>
-          <w:lang w:val="ar_AE" w:bidi="ar_AE"/>
-        </w:rPr>
-      </w:r>
-      <w:r>
-        <w:rPr>
-          <w:vertAlign w:val="superscript"/>
+    </w:p>
+    <w:p>
+      <w:pPr>
+        <w:bidi/>
+      </w:pPr>
+      <w:r>
+        <w:rPr>
+          <w:rtl/>
+          <w:cs/>
+          <w:lang w:val="ar_AE" w:bidi="ar_AE"/>
+        </w:rPr>
+      </w:r>
+      <w:r>
+        <w:rPr>
+          <w:vertAlign w:val="superscript"/>
+          <w:rtl/>
+          <w:cs/>
           <w:lang w:val="ar_AE" w:bidi="ar_AE"/>
         </w:rPr>
         <w:t>14</w:t>
       </w:r>
       <w:r>
         <w:rPr>
+          <w:rtl/>
+          <w:cs/>
           <w:lang w:val="ar_AE" w:bidi="ar_AE"/>
         </w:rPr>
         <w:t xml:space="preserve"> هَا أَنَا أُثِيرُ عَلَيْكُمْ أُمَّةً يَا بَيْتَ إِسْرَائِيلَ، يَقُولُ السَّيِّدُ الرَّبُّ الْقَدِيرُ، فَيَسُومُونَكُمُ الْعَذَابَ مِنْ مَدْخَلِ حَمَاةَ إِلَى وَادِي الْعَرَبَةِ».</w:t>
       </w:r>
-      <w:r>
-        <w:rPr>
-          <w:lang w:val="ar_AE" w:bidi="ar_AE"/>
-        </w:rPr>
-      </w:r>
-      <w:r>
-        <w:rPr>
-          <w:lang w:val="ar_AE" w:bidi="ar_AE"/>
-        </w:rPr>
-      </w:r>
-    </w:p>
-    <w:p>
-      <w:pPr>
-        <w:bidi/>
-      </w:pPr>
-      <w:r>
-        <w:rPr>
-          <w:lang w:val="ar_AE" w:bidi="ar_AE"/>
-        </w:rPr>
-      </w:r>
     </w:p>
     <w:p>
       <w:pPr>
@@ -4643,746 +3262,512 @@
       </w:pPr>
       <w:r>
         <w:rPr>
-          <w:lang w:val="ar_AE" w:bidi="ar_AE"/>
-        </w:rPr>
-        <w:t>Amos 7:1</w:t>
-      </w:r>
-      <w:r>
-        <w:rPr>
-          <w:lang w:val="ar_AE" w:bidi="ar_AE"/>
-        </w:rPr>
-      </w:r>
-    </w:p>
-    <w:p>
-      <w:pPr>
-        <w:bidi/>
-      </w:pPr>
-      <w:r>
-        <w:rPr>
-          <w:lang w:val="ar_AE" w:bidi="ar_AE"/>
-        </w:rPr>
-      </w:r>
-      <w:r>
-        <w:rPr>
-          <w:vertAlign w:val="superscript"/>
+          <w:rtl/>
+          <w:cs/>
+          <w:lang w:val="ar_AE" w:bidi="ar_AE"/>
+        </w:rPr>
+        <w:t>عاموس 7:1</w:t>
+      </w:r>
+      <w:r>
+        <w:rPr>
+          <w:rtl/>
+          <w:cs/>
+          <w:lang w:val="ar_AE" w:bidi="ar_AE"/>
+        </w:rPr>
+      </w:r>
+    </w:p>
+    <w:p>
+      <w:pPr>
+        <w:bidi/>
+      </w:pPr>
+      <w:r>
+        <w:rPr>
+          <w:rtl/>
+          <w:cs/>
+          <w:lang w:val="ar_AE" w:bidi="ar_AE"/>
+        </w:rPr>
+      </w:r>
+      <w:r>
+        <w:rPr>
+          <w:vertAlign w:val="superscript"/>
+          <w:rtl/>
+          <w:cs/>
           <w:lang w:val="ar_AE" w:bidi="ar_AE"/>
         </w:rPr>
         <w:t>1</w:t>
       </w:r>
       <w:r>
         <w:rPr>
+          <w:rtl/>
+          <w:cs/>
           <w:lang w:val="ar_AE" w:bidi="ar_AE"/>
         </w:rPr>
         <w:t xml:space="preserve"> وَهَذَا مَا أَرَانِي السَّيِّدُ الرَّبُّ: هَا هُوَ يُعِدُّ أَسْرَابَ جَرَادٍ فِي بَدْءِ نُمُوِّ الأَعْشَابِ الْمُتَأَخِّرَةِ بَعْدَ أَنْ تَمَّ جَزُّ نَصِيبِ الْمَلِكِ مِنْهَا.</w:t>
       </w:r>
-      <w:r>
-        <w:rPr>
-          <w:lang w:val="ar_AE" w:bidi="ar_AE"/>
-        </w:rPr>
-      </w:r>
-      <w:r>
-        <w:rPr>
-          <w:lang w:val="ar_AE" w:bidi="ar_AE"/>
-        </w:rPr>
-      </w:r>
-    </w:p>
-    <w:p>
-      <w:pPr>
-        <w:bidi/>
-      </w:pPr>
-      <w:r>
-        <w:rPr>
-          <w:lang w:val="ar_AE" w:bidi="ar_AE"/>
-        </w:rPr>
-      </w:r>
-    </w:p>
-    <w:p>
-      <w:pPr>
-        <w:bidi/>
-      </w:pPr>
-      <w:r>
-        <w:rPr>
-          <w:lang w:val="ar_AE" w:bidi="ar_AE"/>
-        </w:rPr>
-      </w:r>
-      <w:r>
-        <w:rPr>
-          <w:vertAlign w:val="superscript"/>
+    </w:p>
+    <w:p>
+      <w:pPr>
+        <w:bidi/>
+      </w:pPr>
+      <w:r>
+        <w:rPr>
+          <w:rtl/>
+          <w:cs/>
+          <w:lang w:val="ar_AE" w:bidi="ar_AE"/>
+        </w:rPr>
+      </w:r>
+      <w:r>
+        <w:rPr>
+          <w:vertAlign w:val="superscript"/>
+          <w:rtl/>
+          <w:cs/>
           <w:lang w:val="ar_AE" w:bidi="ar_AE"/>
         </w:rPr>
         <w:t>2</w:t>
       </w:r>
       <w:r>
         <w:rPr>
+          <w:rtl/>
+          <w:cs/>
           <w:lang w:val="ar_AE" w:bidi="ar_AE"/>
         </w:rPr>
         <w:t xml:space="preserve"> وَبَعْدَ أَنْ فَرَغَ الْجَرَادُ مِنِ الْتِهَامِ عُشْبِ الأَرْضِ، قُلْتُ: «أَيُّهَا السَّيِّدُ الرَّبُّ، اصْفَحْ عَنْ شَعْبِكَ. إِذْ كَيْفَ يُمْكِنُ لِيَعْقُوبَ أَنْ يَنْهَضَ، فَإِنَّهُ صَغِيرٌ؟»</w:t>
       </w:r>
-      <w:r>
-        <w:rPr>
-          <w:lang w:val="ar_AE" w:bidi="ar_AE"/>
-        </w:rPr>
-      </w:r>
-      <w:r>
-        <w:rPr>
-          <w:lang w:val="ar_AE" w:bidi="ar_AE"/>
-        </w:rPr>
-      </w:r>
-    </w:p>
-    <w:p>
-      <w:pPr>
-        <w:bidi/>
-      </w:pPr>
-      <w:r>
-        <w:rPr>
-          <w:lang w:val="ar_AE" w:bidi="ar_AE"/>
-        </w:rPr>
-      </w:r>
-    </w:p>
-    <w:p>
-      <w:pPr>
-        <w:bidi/>
-      </w:pPr>
-      <w:r>
-        <w:rPr>
-          <w:lang w:val="ar_AE" w:bidi="ar_AE"/>
-        </w:rPr>
-      </w:r>
-      <w:r>
-        <w:rPr>
-          <w:vertAlign w:val="superscript"/>
+    </w:p>
+    <w:p>
+      <w:pPr>
+        <w:bidi/>
+      </w:pPr>
+      <w:r>
+        <w:rPr>
+          <w:rtl/>
+          <w:cs/>
+          <w:lang w:val="ar_AE" w:bidi="ar_AE"/>
+        </w:rPr>
+      </w:r>
+      <w:r>
+        <w:rPr>
+          <w:vertAlign w:val="superscript"/>
+          <w:rtl/>
+          <w:cs/>
           <w:lang w:val="ar_AE" w:bidi="ar_AE"/>
         </w:rPr>
         <w:t>3</w:t>
       </w:r>
       <w:r>
         <w:rPr>
+          <w:rtl/>
+          <w:cs/>
           <w:lang w:val="ar_AE" w:bidi="ar_AE"/>
         </w:rPr>
         <w:t xml:space="preserve"> فَعَفَا الرَّبُّ عَنْ هَذَا وَقَالَ: «لَنْ يَحْدُثَ مَا رَأَيْتَهُ».</w:t>
       </w:r>
-      <w:r>
-        <w:rPr>
-          <w:lang w:val="ar_AE" w:bidi="ar_AE"/>
-        </w:rPr>
-      </w:r>
-      <w:r>
-        <w:rPr>
-          <w:lang w:val="ar_AE" w:bidi="ar_AE"/>
-        </w:rPr>
-      </w:r>
-    </w:p>
-    <w:p>
-      <w:pPr>
-        <w:bidi/>
-      </w:pPr>
-      <w:r>
-        <w:rPr>
-          <w:lang w:val="ar_AE" w:bidi="ar_AE"/>
-        </w:rPr>
-      </w:r>
-    </w:p>
-    <w:p>
-      <w:pPr>
-        <w:bidi/>
-      </w:pPr>
-      <w:r>
-        <w:rPr>
-          <w:lang w:val="ar_AE" w:bidi="ar_AE"/>
-        </w:rPr>
-      </w:r>
-      <w:r>
-        <w:rPr>
-          <w:vertAlign w:val="superscript"/>
+    </w:p>
+    <w:p>
+      <w:pPr>
+        <w:bidi/>
+      </w:pPr>
+      <w:r>
+        <w:rPr>
+          <w:rtl/>
+          <w:cs/>
+          <w:lang w:val="ar_AE" w:bidi="ar_AE"/>
+        </w:rPr>
+      </w:r>
+      <w:r>
+        <w:rPr>
+          <w:vertAlign w:val="superscript"/>
+          <w:rtl/>
+          <w:cs/>
           <w:lang w:val="ar_AE" w:bidi="ar_AE"/>
         </w:rPr>
         <w:t>4</w:t>
       </w:r>
       <w:r>
         <w:rPr>
+          <w:rtl/>
+          <w:cs/>
           <w:lang w:val="ar_AE" w:bidi="ar_AE"/>
         </w:rPr>
         <w:t xml:space="preserve"> ثُمَّ هَذَا مَا أَرَانِي السَّيِّدُ الرَّبُّ: شَاهَدْتُ السَّيِّدَ الرَّبَّ يَدْعُو لِلْمُحَاكَمَةِ بِالنَّارِ الَّتِي لَعَقَتِ الْبَحْرَ الْعَظِيمَ فَجَفَّ، وَأَكَلَتِ الْحُقُولَ.</w:t>
       </w:r>
-      <w:r>
-        <w:rPr>
-          <w:lang w:val="ar_AE" w:bidi="ar_AE"/>
-        </w:rPr>
-      </w:r>
-      <w:r>
-        <w:rPr>
-          <w:lang w:val="ar_AE" w:bidi="ar_AE"/>
-        </w:rPr>
-      </w:r>
-    </w:p>
-    <w:p>
-      <w:pPr>
-        <w:bidi/>
-      </w:pPr>
-      <w:r>
-        <w:rPr>
-          <w:lang w:val="ar_AE" w:bidi="ar_AE"/>
-        </w:rPr>
-      </w:r>
-    </w:p>
-    <w:p>
-      <w:pPr>
-        <w:bidi/>
-      </w:pPr>
-      <w:r>
-        <w:rPr>
-          <w:lang w:val="ar_AE" w:bidi="ar_AE"/>
-        </w:rPr>
-      </w:r>
-      <w:r>
-        <w:rPr>
-          <w:vertAlign w:val="superscript"/>
+    </w:p>
+    <w:p>
+      <w:pPr>
+        <w:bidi/>
+      </w:pPr>
+      <w:r>
+        <w:rPr>
+          <w:rtl/>
+          <w:cs/>
+          <w:lang w:val="ar_AE" w:bidi="ar_AE"/>
+        </w:rPr>
+      </w:r>
+      <w:r>
+        <w:rPr>
+          <w:vertAlign w:val="superscript"/>
+          <w:rtl/>
+          <w:cs/>
           <w:lang w:val="ar_AE" w:bidi="ar_AE"/>
         </w:rPr>
         <w:t>5</w:t>
       </w:r>
       <w:r>
         <w:rPr>
+          <w:rtl/>
+          <w:cs/>
           <w:lang w:val="ar_AE" w:bidi="ar_AE"/>
         </w:rPr>
         <w:t xml:space="preserve"> عِنْدَئِذٍ قُلْتُ: «أَيُّهَا السَّيِّدُ الرَّبُّ، كُفَّ عَنْ هَذَا، إِذْ كَيْفَ يُمْكِنُ لِيَعْقُوبَ أَنْ يَنْهَضَ، فَإِنَّهُ صَغِيرٌ؟»</w:t>
       </w:r>
-      <w:r>
-        <w:rPr>
-          <w:lang w:val="ar_AE" w:bidi="ar_AE"/>
-        </w:rPr>
-      </w:r>
-      <w:r>
-        <w:rPr>
-          <w:lang w:val="ar_AE" w:bidi="ar_AE"/>
-        </w:rPr>
-      </w:r>
-    </w:p>
-    <w:p>
-      <w:pPr>
-        <w:bidi/>
-      </w:pPr>
-      <w:r>
-        <w:rPr>
-          <w:lang w:val="ar_AE" w:bidi="ar_AE"/>
-        </w:rPr>
-      </w:r>
-    </w:p>
-    <w:p>
-      <w:pPr>
-        <w:bidi/>
-      </w:pPr>
-      <w:r>
-        <w:rPr>
-          <w:lang w:val="ar_AE" w:bidi="ar_AE"/>
-        </w:rPr>
-      </w:r>
-      <w:r>
-        <w:rPr>
-          <w:vertAlign w:val="superscript"/>
+    </w:p>
+    <w:p>
+      <w:pPr>
+        <w:bidi/>
+      </w:pPr>
+      <w:r>
+        <w:rPr>
+          <w:rtl/>
+          <w:cs/>
+          <w:lang w:val="ar_AE" w:bidi="ar_AE"/>
+        </w:rPr>
+      </w:r>
+      <w:r>
+        <w:rPr>
+          <w:vertAlign w:val="superscript"/>
+          <w:rtl/>
+          <w:cs/>
           <w:lang w:val="ar_AE" w:bidi="ar_AE"/>
         </w:rPr>
         <w:t>6</w:t>
       </w:r>
       <w:r>
         <w:rPr>
+          <w:rtl/>
+          <w:cs/>
           <w:lang w:val="ar_AE" w:bidi="ar_AE"/>
         </w:rPr>
         <w:t xml:space="preserve"> فَعَفَا الرَّبُّ عَنْ هَذَا، وَقَالَ: «لَنْ يَحْدُثَ مَا رَأَيْتَهُ».</w:t>
       </w:r>
-      <w:r>
-        <w:rPr>
-          <w:lang w:val="ar_AE" w:bidi="ar_AE"/>
-        </w:rPr>
-      </w:r>
-      <w:r>
-        <w:rPr>
-          <w:lang w:val="ar_AE" w:bidi="ar_AE"/>
-        </w:rPr>
-      </w:r>
-    </w:p>
-    <w:p>
-      <w:pPr>
-        <w:bidi/>
-      </w:pPr>
-      <w:r>
-        <w:rPr>
-          <w:lang w:val="ar_AE" w:bidi="ar_AE"/>
-        </w:rPr>
-      </w:r>
-    </w:p>
-    <w:p>
-      <w:pPr>
-        <w:bidi/>
-      </w:pPr>
-      <w:r>
-        <w:rPr>
-          <w:lang w:val="ar_AE" w:bidi="ar_AE"/>
-        </w:rPr>
-      </w:r>
-      <w:r>
-        <w:rPr>
-          <w:vertAlign w:val="superscript"/>
+    </w:p>
+    <w:p>
+      <w:pPr>
+        <w:bidi/>
+      </w:pPr>
+      <w:r>
+        <w:rPr>
+          <w:rtl/>
+          <w:cs/>
+          <w:lang w:val="ar_AE" w:bidi="ar_AE"/>
+        </w:rPr>
+      </w:r>
+      <w:r>
+        <w:rPr>
+          <w:vertAlign w:val="superscript"/>
+          <w:rtl/>
+          <w:cs/>
           <w:lang w:val="ar_AE" w:bidi="ar_AE"/>
         </w:rPr>
         <w:t>7</w:t>
       </w:r>
       <w:r>
         <w:rPr>
+          <w:rtl/>
+          <w:cs/>
           <w:lang w:val="ar_AE" w:bidi="ar_AE"/>
         </w:rPr>
         <w:t xml:space="preserve"> ثُمَّ رَأَيْتُ، وَإذَا الرَّبُّ وَاقِفٌ بِجِوَارِ حَائِطٍ مَبْنِيٍّ، وَفِي يَدِهِ مِيزَانُ الْبِنَاءِ.</w:t>
       </w:r>
-      <w:r>
-        <w:rPr>
-          <w:lang w:val="ar_AE" w:bidi="ar_AE"/>
-        </w:rPr>
-      </w:r>
-      <w:r>
-        <w:rPr>
-          <w:lang w:val="ar_AE" w:bidi="ar_AE"/>
-        </w:rPr>
-      </w:r>
-    </w:p>
-    <w:p>
-      <w:pPr>
-        <w:bidi/>
-      </w:pPr>
-      <w:r>
-        <w:rPr>
-          <w:lang w:val="ar_AE" w:bidi="ar_AE"/>
-        </w:rPr>
-      </w:r>
-    </w:p>
-    <w:p>
-      <w:pPr>
-        <w:bidi/>
-      </w:pPr>
-      <w:r>
-        <w:rPr>
-          <w:lang w:val="ar_AE" w:bidi="ar_AE"/>
-        </w:rPr>
-      </w:r>
-      <w:r>
-        <w:rPr>
-          <w:vertAlign w:val="superscript"/>
+    </w:p>
+    <w:p>
+      <w:pPr>
+        <w:bidi/>
+      </w:pPr>
+      <w:r>
+        <w:rPr>
+          <w:rtl/>
+          <w:cs/>
+          <w:lang w:val="ar_AE" w:bidi="ar_AE"/>
+        </w:rPr>
+      </w:r>
+      <w:r>
+        <w:rPr>
+          <w:vertAlign w:val="superscript"/>
+          <w:rtl/>
+          <w:cs/>
           <w:lang w:val="ar_AE" w:bidi="ar_AE"/>
         </w:rPr>
         <w:t>8</w:t>
       </w:r>
       <w:r>
         <w:rPr>
+          <w:rtl/>
+          <w:cs/>
           <w:lang w:val="ar_AE" w:bidi="ar_AE"/>
         </w:rPr>
         <w:t xml:space="preserve"> فَقَالَ لِي الرَّبُّ: «يَا عَامُوسُ، مَاذَا تَرَى؟» فَأَجَبْتُ: «مِيزَانَ الْبِنَاءِ». فَقَالَ الرَّبُّ: «هَا أَنَا أَمُدُّ مِيزَانَ الْبِنَاءِ فِي وَسَطِ شَعْبِي إِسْرَائِيلَ، وَلَنْ أَعْفُوَ عَنْهُمْ.</w:t>
       </w:r>
-      <w:r>
-        <w:rPr>
-          <w:lang w:val="ar_AE" w:bidi="ar_AE"/>
-        </w:rPr>
-      </w:r>
-      <w:r>
-        <w:rPr>
-          <w:lang w:val="ar_AE" w:bidi="ar_AE"/>
-        </w:rPr>
-      </w:r>
-    </w:p>
-    <w:p>
-      <w:pPr>
-        <w:bidi/>
-      </w:pPr>
-      <w:r>
-        <w:rPr>
-          <w:lang w:val="ar_AE" w:bidi="ar_AE"/>
-        </w:rPr>
-      </w:r>
-    </w:p>
-    <w:p>
-      <w:pPr>
-        <w:bidi/>
-      </w:pPr>
-      <w:r>
-        <w:rPr>
-          <w:lang w:val="ar_AE" w:bidi="ar_AE"/>
-        </w:rPr>
-      </w:r>
-      <w:r>
-        <w:rPr>
-          <w:vertAlign w:val="superscript"/>
+    </w:p>
+    <w:p>
+      <w:pPr>
+        <w:bidi/>
+      </w:pPr>
+      <w:r>
+        <w:rPr>
+          <w:rtl/>
+          <w:cs/>
+          <w:lang w:val="ar_AE" w:bidi="ar_AE"/>
+        </w:rPr>
+      </w:r>
+      <w:r>
+        <w:rPr>
+          <w:vertAlign w:val="superscript"/>
+          <w:rtl/>
+          <w:cs/>
           <w:lang w:val="ar_AE" w:bidi="ar_AE"/>
         </w:rPr>
         <w:t>9</w:t>
       </w:r>
       <w:r>
         <w:rPr>
+          <w:rtl/>
+          <w:cs/>
           <w:lang w:val="ar_AE" w:bidi="ar_AE"/>
         </w:rPr>
         <w:t xml:space="preserve"> فَتُقْفِرُ مُرْتَفَعَاتُ إِسْحَاقَ وَيَعْتَرِي الْخَرَابُ مَقَادِسَ إِسْرَائِيلَ، وَأَثُورُ عَلَى بَيْتِ يَرُبْعَامَ بِالسَّيْفِ».</w:t>
       </w:r>
-      <w:r>
-        <w:rPr>
-          <w:lang w:val="ar_AE" w:bidi="ar_AE"/>
-        </w:rPr>
-      </w:r>
-      <w:r>
-        <w:rPr>
-          <w:lang w:val="ar_AE" w:bidi="ar_AE"/>
-        </w:rPr>
-      </w:r>
-    </w:p>
-    <w:p>
-      <w:pPr>
-        <w:bidi/>
-      </w:pPr>
-      <w:r>
-        <w:rPr>
-          <w:lang w:val="ar_AE" w:bidi="ar_AE"/>
-        </w:rPr>
-      </w:r>
-    </w:p>
-    <w:p>
-      <w:pPr>
-        <w:bidi/>
-      </w:pPr>
-      <w:r>
-        <w:rPr>
-          <w:lang w:val="ar_AE" w:bidi="ar_AE"/>
-        </w:rPr>
-      </w:r>
-      <w:r>
-        <w:rPr>
-          <w:vertAlign w:val="superscript"/>
+    </w:p>
+    <w:p>
+      <w:pPr>
+        <w:bidi/>
+      </w:pPr>
+      <w:r>
+        <w:rPr>
+          <w:rtl/>
+          <w:cs/>
+          <w:lang w:val="ar_AE" w:bidi="ar_AE"/>
+        </w:rPr>
+      </w:r>
+      <w:r>
+        <w:rPr>
+          <w:vertAlign w:val="superscript"/>
+          <w:rtl/>
+          <w:cs/>
           <w:lang w:val="ar_AE" w:bidi="ar_AE"/>
         </w:rPr>
         <w:t>10</w:t>
       </w:r>
       <w:r>
         <w:rPr>
+          <w:rtl/>
+          <w:cs/>
           <w:lang w:val="ar_AE" w:bidi="ar_AE"/>
         </w:rPr>
         <w:t xml:space="preserve"> فَأَرْسَلَ أَمَصْيَا كَاهِنُ بَيْتِ إِيلَ إِلَى يَرُبْعَامَ مَلِكِ إِسْرَائِيلَ قَائِلاً: «قَدْ تَآمَرَ عَلَيْكَ عَامُوسُ فِي وَسَطِ بَيْتِ إِسْرَائِيلَ، وَلا تُطِيقُ الأَرْضُ تَحَمُّلَ كُلِّ تَنَبُّؤَاتِهِ</w:t>
       </w:r>
-      <w:r>
-        <w:rPr>
-          <w:lang w:val="ar_AE" w:bidi="ar_AE"/>
-        </w:rPr>
-      </w:r>
-      <w:r>
-        <w:rPr>
-          <w:lang w:val="ar_AE" w:bidi="ar_AE"/>
-        </w:rPr>
-      </w:r>
-    </w:p>
-    <w:p>
-      <w:pPr>
-        <w:bidi/>
-      </w:pPr>
-      <w:r>
-        <w:rPr>
-          <w:lang w:val="ar_AE" w:bidi="ar_AE"/>
-        </w:rPr>
-      </w:r>
-    </w:p>
-    <w:p>
-      <w:pPr>
-        <w:bidi/>
-      </w:pPr>
-      <w:r>
-        <w:rPr>
-          <w:lang w:val="ar_AE" w:bidi="ar_AE"/>
-        </w:rPr>
-      </w:r>
-      <w:r>
-        <w:rPr>
-          <w:vertAlign w:val="superscript"/>
+    </w:p>
+    <w:p>
+      <w:pPr>
+        <w:bidi/>
+      </w:pPr>
+      <w:r>
+        <w:rPr>
+          <w:rtl/>
+          <w:cs/>
+          <w:lang w:val="ar_AE" w:bidi="ar_AE"/>
+        </w:rPr>
+      </w:r>
+      <w:r>
+        <w:rPr>
+          <w:vertAlign w:val="superscript"/>
+          <w:rtl/>
+          <w:cs/>
           <w:lang w:val="ar_AE" w:bidi="ar_AE"/>
         </w:rPr>
         <w:t>11</w:t>
       </w:r>
       <w:r>
         <w:rPr>
+          <w:rtl/>
+          <w:cs/>
           <w:lang w:val="ar_AE" w:bidi="ar_AE"/>
         </w:rPr>
         <w:t xml:space="preserve"> لأَنَّ هَذَا مَا يَقُولُهُ عَامُوسُ: إِنَّ يَرُبْعَامَ يَمُوتُ بِحَدِّ السَّيْفِ، وَيُسْبَى إِسْرَائِيلُ بَعِيداً عَنْ دِيَارِهِ».</w:t>
       </w:r>
-      <w:r>
-        <w:rPr>
-          <w:lang w:val="ar_AE" w:bidi="ar_AE"/>
-        </w:rPr>
-      </w:r>
-      <w:r>
-        <w:rPr>
-          <w:lang w:val="ar_AE" w:bidi="ar_AE"/>
-        </w:rPr>
-      </w:r>
-    </w:p>
-    <w:p>
-      <w:pPr>
-        <w:bidi/>
-      </w:pPr>
-      <w:r>
-        <w:rPr>
-          <w:lang w:val="ar_AE" w:bidi="ar_AE"/>
-        </w:rPr>
-      </w:r>
-    </w:p>
-    <w:p>
-      <w:pPr>
-        <w:bidi/>
-      </w:pPr>
-      <w:r>
-        <w:rPr>
-          <w:lang w:val="ar_AE" w:bidi="ar_AE"/>
-        </w:rPr>
-      </w:r>
-      <w:r>
-        <w:rPr>
-          <w:vertAlign w:val="superscript"/>
+    </w:p>
+    <w:p>
+      <w:pPr>
+        <w:bidi/>
+      </w:pPr>
+      <w:r>
+        <w:rPr>
+          <w:rtl/>
+          <w:cs/>
+          <w:lang w:val="ar_AE" w:bidi="ar_AE"/>
+        </w:rPr>
+      </w:r>
+      <w:r>
+        <w:rPr>
+          <w:vertAlign w:val="superscript"/>
+          <w:rtl/>
+          <w:cs/>
           <w:lang w:val="ar_AE" w:bidi="ar_AE"/>
         </w:rPr>
         <w:t>12</w:t>
       </w:r>
       <w:r>
         <w:rPr>
+          <w:rtl/>
+          <w:cs/>
           <w:lang w:val="ar_AE" w:bidi="ar_AE"/>
         </w:rPr>
         <w:t xml:space="preserve"> ثُمَّ قَالَ أَمَصْيَا لِعَامُوسَ: «اهْرُبْ أَيُّهَا الرَّائِي إِلَى أَرْضِ يَهُوذَا، وَكُلْ خُبْزاً هُنَاكَ وَتَنَبَّأْ فِيهَا.</w:t>
       </w:r>
-      <w:r>
-        <w:rPr>
-          <w:lang w:val="ar_AE" w:bidi="ar_AE"/>
-        </w:rPr>
-      </w:r>
-      <w:r>
-        <w:rPr>
-          <w:lang w:val="ar_AE" w:bidi="ar_AE"/>
-        </w:rPr>
-      </w:r>
-    </w:p>
-    <w:p>
-      <w:pPr>
-        <w:bidi/>
-      </w:pPr>
-      <w:r>
-        <w:rPr>
-          <w:lang w:val="ar_AE" w:bidi="ar_AE"/>
-        </w:rPr>
-      </w:r>
-    </w:p>
-    <w:p>
-      <w:pPr>
-        <w:bidi/>
-      </w:pPr>
-      <w:r>
-        <w:rPr>
-          <w:lang w:val="ar_AE" w:bidi="ar_AE"/>
-        </w:rPr>
-      </w:r>
-      <w:r>
-        <w:rPr>
-          <w:vertAlign w:val="superscript"/>
+    </w:p>
+    <w:p>
+      <w:pPr>
+        <w:bidi/>
+      </w:pPr>
+      <w:r>
+        <w:rPr>
+          <w:rtl/>
+          <w:cs/>
+          <w:lang w:val="ar_AE" w:bidi="ar_AE"/>
+        </w:rPr>
+      </w:r>
+      <w:r>
+        <w:rPr>
+          <w:vertAlign w:val="superscript"/>
+          <w:rtl/>
+          <w:cs/>
           <w:lang w:val="ar_AE" w:bidi="ar_AE"/>
         </w:rPr>
         <w:t>13</w:t>
       </w:r>
       <w:r>
         <w:rPr>
+          <w:rtl/>
+          <w:cs/>
           <w:lang w:val="ar_AE" w:bidi="ar_AE"/>
         </w:rPr>
         <w:t xml:space="preserve"> أَمَّا بَيْتُ إِيلَ فَلا تَعُدْ لِلتَّنَبُّؤِ فِيهَا، لأَنَّهَا مَقْدِسُ الْمَلِكِ وَمَقَرُّ الْمَمْلَكَةِ».</w:t>
       </w:r>
-      <w:r>
-        <w:rPr>
-          <w:lang w:val="ar_AE" w:bidi="ar_AE"/>
-        </w:rPr>
-      </w:r>
-      <w:r>
-        <w:rPr>
-          <w:lang w:val="ar_AE" w:bidi="ar_AE"/>
-        </w:rPr>
-      </w:r>
-    </w:p>
-    <w:p>
-      <w:pPr>
-        <w:bidi/>
-      </w:pPr>
-      <w:r>
-        <w:rPr>
-          <w:lang w:val="ar_AE" w:bidi="ar_AE"/>
-        </w:rPr>
-      </w:r>
-    </w:p>
-    <w:p>
-      <w:pPr>
-        <w:bidi/>
-      </w:pPr>
-      <w:r>
-        <w:rPr>
-          <w:lang w:val="ar_AE" w:bidi="ar_AE"/>
-        </w:rPr>
-      </w:r>
-      <w:r>
-        <w:rPr>
-          <w:vertAlign w:val="superscript"/>
+    </w:p>
+    <w:p>
+      <w:pPr>
+        <w:bidi/>
+      </w:pPr>
+      <w:r>
+        <w:rPr>
+          <w:rtl/>
+          <w:cs/>
+          <w:lang w:val="ar_AE" w:bidi="ar_AE"/>
+        </w:rPr>
+      </w:r>
+      <w:r>
+        <w:rPr>
+          <w:vertAlign w:val="superscript"/>
+          <w:rtl/>
+          <w:cs/>
           <w:lang w:val="ar_AE" w:bidi="ar_AE"/>
         </w:rPr>
         <w:t>14</w:t>
       </w:r>
       <w:r>
         <w:rPr>
+          <w:rtl/>
+          <w:cs/>
           <w:lang w:val="ar_AE" w:bidi="ar_AE"/>
         </w:rPr>
         <w:t xml:space="preserve"> فَأَجَابَ عَامُوسُ: «أَنَا لَمْ أَكُنْ نَبِيًّا وَلا ابْنَ نَبِيٍّ، إِنَّمَا أَنَا رَاعِي غَنَمٍ وَجَانِي جُمَّيْزٍ،</w:t>
       </w:r>
-      <w:r>
-        <w:rPr>
-          <w:lang w:val="ar_AE" w:bidi="ar_AE"/>
-        </w:rPr>
-      </w:r>
-      <w:r>
-        <w:rPr>
-          <w:lang w:val="ar_AE" w:bidi="ar_AE"/>
-        </w:rPr>
-      </w:r>
-    </w:p>
-    <w:p>
-      <w:pPr>
-        <w:bidi/>
-      </w:pPr>
-      <w:r>
-        <w:rPr>
-          <w:lang w:val="ar_AE" w:bidi="ar_AE"/>
-        </w:rPr>
-      </w:r>
-    </w:p>
-    <w:p>
-      <w:pPr>
-        <w:bidi/>
-      </w:pPr>
-      <w:r>
-        <w:rPr>
-          <w:lang w:val="ar_AE" w:bidi="ar_AE"/>
-        </w:rPr>
-      </w:r>
-      <w:r>
-        <w:rPr>
-          <w:vertAlign w:val="superscript"/>
+    </w:p>
+    <w:p>
+      <w:pPr>
+        <w:bidi/>
+      </w:pPr>
+      <w:r>
+        <w:rPr>
+          <w:rtl/>
+          <w:cs/>
+          <w:lang w:val="ar_AE" w:bidi="ar_AE"/>
+        </w:rPr>
+      </w:r>
+      <w:r>
+        <w:rPr>
+          <w:vertAlign w:val="superscript"/>
+          <w:rtl/>
+          <w:cs/>
           <w:lang w:val="ar_AE" w:bidi="ar_AE"/>
         </w:rPr>
         <w:t>15</w:t>
       </w:r>
       <w:r>
         <w:rPr>
+          <w:rtl/>
+          <w:cs/>
           <w:lang w:val="ar_AE" w:bidi="ar_AE"/>
         </w:rPr>
         <w:t xml:space="preserve"> فَاصْطَفَانِي الرَّبُّ مِنْ وَرَاءِ الْغَنَمِ وَأَمَرَنِي قَائِلاً: اذْهَبْ تَنَبَّأْ لِشَعْبِي إِسْرَائِيلَ.</w:t>
       </w:r>
-      <w:r>
-        <w:rPr>
-          <w:lang w:val="ar_AE" w:bidi="ar_AE"/>
-        </w:rPr>
-      </w:r>
-      <w:r>
-        <w:rPr>
-          <w:lang w:val="ar_AE" w:bidi="ar_AE"/>
-        </w:rPr>
-      </w:r>
-    </w:p>
-    <w:p>
-      <w:pPr>
-        <w:bidi/>
-      </w:pPr>
-      <w:r>
-        <w:rPr>
-          <w:lang w:val="ar_AE" w:bidi="ar_AE"/>
-        </w:rPr>
-      </w:r>
-    </w:p>
-    <w:p>
-      <w:pPr>
-        <w:bidi/>
-      </w:pPr>
-      <w:r>
-        <w:rPr>
-          <w:lang w:val="ar_AE" w:bidi="ar_AE"/>
-        </w:rPr>
-      </w:r>
-      <w:r>
-        <w:rPr>
-          <w:vertAlign w:val="superscript"/>
+    </w:p>
+    <w:p>
+      <w:pPr>
+        <w:bidi/>
+      </w:pPr>
+      <w:r>
+        <w:rPr>
+          <w:rtl/>
+          <w:cs/>
+          <w:lang w:val="ar_AE" w:bidi="ar_AE"/>
+        </w:rPr>
+      </w:r>
+      <w:r>
+        <w:rPr>
+          <w:vertAlign w:val="superscript"/>
+          <w:rtl/>
+          <w:cs/>
           <w:lang w:val="ar_AE" w:bidi="ar_AE"/>
         </w:rPr>
         <w:t>16</w:t>
       </w:r>
       <w:r>
         <w:rPr>
+          <w:rtl/>
+          <w:cs/>
           <w:lang w:val="ar_AE" w:bidi="ar_AE"/>
         </w:rPr>
         <w:t xml:space="preserve"> لِذَلِكَ اسْمَعِ الآنَ كَلِمَةَ الرَّبِّ: أَنْتَ تَقُولُ لَا تَتَنَبَّأْ ضِدَّ إِسْرَائِيلَ وَلا تُهَاجِمْ بَيْتَ إِسْحَاقَ.</w:t>
       </w:r>
-      <w:r>
-        <w:rPr>
-          <w:lang w:val="ar_AE" w:bidi="ar_AE"/>
-        </w:rPr>
-      </w:r>
-      <w:r>
-        <w:rPr>
-          <w:lang w:val="ar_AE" w:bidi="ar_AE"/>
-        </w:rPr>
-      </w:r>
-    </w:p>
-    <w:p>
-      <w:pPr>
-        <w:bidi/>
-      </w:pPr>
-      <w:r>
-        <w:rPr>
-          <w:lang w:val="ar_AE" w:bidi="ar_AE"/>
-        </w:rPr>
-      </w:r>
-    </w:p>
-    <w:p>
-      <w:pPr>
-        <w:bidi/>
-      </w:pPr>
-      <w:r>
-        <w:rPr>
-          <w:lang w:val="ar_AE" w:bidi="ar_AE"/>
-        </w:rPr>
-      </w:r>
-      <w:r>
-        <w:rPr>
-          <w:vertAlign w:val="superscript"/>
+    </w:p>
+    <w:p>
+      <w:pPr>
+        <w:bidi/>
+      </w:pPr>
+      <w:r>
+        <w:rPr>
+          <w:rtl/>
+          <w:cs/>
+          <w:lang w:val="ar_AE" w:bidi="ar_AE"/>
+        </w:rPr>
+      </w:r>
+      <w:r>
+        <w:rPr>
+          <w:vertAlign w:val="superscript"/>
+          <w:rtl/>
+          <w:cs/>
           <w:lang w:val="ar_AE" w:bidi="ar_AE"/>
         </w:rPr>
         <w:t>17</w:t>
       </w:r>
       <w:r>
         <w:rPr>
+          <w:rtl/>
+          <w:cs/>
           <w:lang w:val="ar_AE" w:bidi="ar_AE"/>
         </w:rPr>
         <w:t xml:space="preserve"> لِهَذَا يَقُولُ الرَّبُّ: سَتُصْبِحُ امْرَأَتُكَ عَاهِرَةً فِي الْمَدِينَةِ، وَيُقْتَلُ أَبْنَاؤُكَ وَبَنَاتُكَ بِالسَّيْفِ، وَتُقْسَمُ أَرْضُكَ بِالْحَبْلِ. أَمَّا أَنْتَ فَتَمُوتُ فِي أَرْضِ الأُمَمِ الْوَثَنِيَّةِ، وَيُسْبَى إِسْرَائِيلُ إِلَى أَرْضٍ بَعِيدَةٍ عَنْ دِيَارِهِ».</w:t>
       </w:r>
-      <w:r>
-        <w:rPr>
-          <w:lang w:val="ar_AE" w:bidi="ar_AE"/>
-        </w:rPr>
-      </w:r>
-      <w:r>
-        <w:rPr>
-          <w:lang w:val="ar_AE" w:bidi="ar_AE"/>
-        </w:rPr>
-      </w:r>
-    </w:p>
-    <w:p>
-      <w:pPr>
-        <w:bidi/>
-      </w:pPr>
-      <w:r>
-        <w:rPr>
-          <w:lang w:val="ar_AE" w:bidi="ar_AE"/>
-        </w:rPr>
-      </w:r>
     </w:p>
     <w:p>
       <w:pPr>
@@ -5391,617 +3776,425 @@
       </w:pPr>
       <w:r>
         <w:rPr>
-          <w:lang w:val="ar_AE" w:bidi="ar_AE"/>
-        </w:rPr>
-        <w:t>Amos 8:1</w:t>
-      </w:r>
-      <w:r>
-        <w:rPr>
-          <w:lang w:val="ar_AE" w:bidi="ar_AE"/>
-        </w:rPr>
-      </w:r>
-    </w:p>
-    <w:p>
-      <w:pPr>
-        <w:bidi/>
-      </w:pPr>
-      <w:r>
-        <w:rPr>
-          <w:lang w:val="ar_AE" w:bidi="ar_AE"/>
-        </w:rPr>
-      </w:r>
-      <w:r>
-        <w:rPr>
-          <w:vertAlign w:val="superscript"/>
+          <w:rtl/>
+          <w:cs/>
+          <w:lang w:val="ar_AE" w:bidi="ar_AE"/>
+        </w:rPr>
+        <w:t>عاموس 8:1</w:t>
+      </w:r>
+      <w:r>
+        <w:rPr>
+          <w:rtl/>
+          <w:cs/>
+          <w:lang w:val="ar_AE" w:bidi="ar_AE"/>
+        </w:rPr>
+      </w:r>
+    </w:p>
+    <w:p>
+      <w:pPr>
+        <w:bidi/>
+      </w:pPr>
+      <w:r>
+        <w:rPr>
+          <w:rtl/>
+          <w:cs/>
+          <w:lang w:val="ar_AE" w:bidi="ar_AE"/>
+        </w:rPr>
+      </w:r>
+      <w:r>
+        <w:rPr>
+          <w:vertAlign w:val="superscript"/>
+          <w:rtl/>
+          <w:cs/>
           <w:lang w:val="ar_AE" w:bidi="ar_AE"/>
         </w:rPr>
         <w:t>1</w:t>
       </w:r>
       <w:r>
         <w:rPr>
+          <w:rtl/>
+          <w:cs/>
           <w:lang w:val="ar_AE" w:bidi="ar_AE"/>
         </w:rPr>
         <w:t xml:space="preserve"> ثُمَّ أَرَانِي السَّيِّدُ الرَّبُّ فِي رُؤْيَا سَلَّةً لِقِطَافِ الثِّمَارِ.</w:t>
       </w:r>
-      <w:r>
-        <w:rPr>
-          <w:lang w:val="ar_AE" w:bidi="ar_AE"/>
-        </w:rPr>
-      </w:r>
-      <w:r>
-        <w:rPr>
-          <w:lang w:val="ar_AE" w:bidi="ar_AE"/>
-        </w:rPr>
-      </w:r>
-    </w:p>
-    <w:p>
-      <w:pPr>
-        <w:bidi/>
-      </w:pPr>
-      <w:r>
-        <w:rPr>
-          <w:lang w:val="ar_AE" w:bidi="ar_AE"/>
-        </w:rPr>
-      </w:r>
-    </w:p>
-    <w:p>
-      <w:pPr>
-        <w:bidi/>
-      </w:pPr>
-      <w:r>
-        <w:rPr>
-          <w:lang w:val="ar_AE" w:bidi="ar_AE"/>
-        </w:rPr>
-      </w:r>
-      <w:r>
-        <w:rPr>
-          <w:vertAlign w:val="superscript"/>
+    </w:p>
+    <w:p>
+      <w:pPr>
+        <w:bidi/>
+      </w:pPr>
+      <w:r>
+        <w:rPr>
+          <w:rtl/>
+          <w:cs/>
+          <w:lang w:val="ar_AE" w:bidi="ar_AE"/>
+        </w:rPr>
+      </w:r>
+      <w:r>
+        <w:rPr>
+          <w:vertAlign w:val="superscript"/>
+          <w:rtl/>
+          <w:cs/>
           <w:lang w:val="ar_AE" w:bidi="ar_AE"/>
         </w:rPr>
         <w:t>2</w:t>
       </w:r>
       <w:r>
         <w:rPr>
+          <w:rtl/>
+          <w:cs/>
           <w:lang w:val="ar_AE" w:bidi="ar_AE"/>
         </w:rPr>
         <w:t xml:space="preserve"> وَسَأَلَنِي: «مَاذَا تَرَى يَا عَامُوسُ؟» فَأَجَبْتُ: «سَلَّةً مَلِيئَةً بِثِمَارِ الصَّيْفِ النَّاضِجَةِ». فَقَالَ لِي الرَّبُّ: «لَقَدْ دَنَتْ نِهَايَةُ شَعْبِي إِسْرَائِيلَ وَلَنْ أَعْفُوَ عَنْهُمْ بَعْدُ.</w:t>
       </w:r>
-      <w:r>
-        <w:rPr>
-          <w:lang w:val="ar_AE" w:bidi="ar_AE"/>
-        </w:rPr>
-      </w:r>
-      <w:r>
-        <w:rPr>
-          <w:lang w:val="ar_AE" w:bidi="ar_AE"/>
-        </w:rPr>
-      </w:r>
-    </w:p>
-    <w:p>
-      <w:pPr>
-        <w:bidi/>
-      </w:pPr>
-      <w:r>
-        <w:rPr>
-          <w:lang w:val="ar_AE" w:bidi="ar_AE"/>
-        </w:rPr>
-      </w:r>
-    </w:p>
-    <w:p>
-      <w:pPr>
-        <w:bidi/>
-      </w:pPr>
-      <w:r>
-        <w:rPr>
-          <w:lang w:val="ar_AE" w:bidi="ar_AE"/>
-        </w:rPr>
-      </w:r>
-      <w:r>
-        <w:rPr>
-          <w:vertAlign w:val="superscript"/>
+    </w:p>
+    <w:p>
+      <w:pPr>
+        <w:bidi/>
+      </w:pPr>
+      <w:r>
+        <w:rPr>
+          <w:rtl/>
+          <w:cs/>
+          <w:lang w:val="ar_AE" w:bidi="ar_AE"/>
+        </w:rPr>
+      </w:r>
+      <w:r>
+        <w:rPr>
+          <w:vertAlign w:val="superscript"/>
+          <w:rtl/>
+          <w:cs/>
           <w:lang w:val="ar_AE" w:bidi="ar_AE"/>
         </w:rPr>
         <w:t>3</w:t>
       </w:r>
       <w:r>
         <w:rPr>
+          <w:rtl/>
+          <w:cs/>
           <w:lang w:val="ar_AE" w:bidi="ar_AE"/>
         </w:rPr>
         <w:t xml:space="preserve"> فَتَتَحَوَّلُ أَغَانِي قُصُورِهِمْ إِلَى عَوِيلٍ فِي ذَلِكَ الْيَوْمِ، وَتَكْثُرُ الْجُثَثُ وَيَطْرَحُونَهَا فِي كُلِّ مَكَانٍ بِصَمْتٍ».</w:t>
       </w:r>
-      <w:r>
-        <w:rPr>
-          <w:lang w:val="ar_AE" w:bidi="ar_AE"/>
-        </w:rPr>
-      </w:r>
-      <w:r>
-        <w:rPr>
-          <w:lang w:val="ar_AE" w:bidi="ar_AE"/>
-        </w:rPr>
-      </w:r>
-    </w:p>
-    <w:p>
-      <w:pPr>
-        <w:bidi/>
-      </w:pPr>
-      <w:r>
-        <w:rPr>
-          <w:lang w:val="ar_AE" w:bidi="ar_AE"/>
-        </w:rPr>
-      </w:r>
-    </w:p>
-    <w:p>
-      <w:pPr>
-        <w:bidi/>
-      </w:pPr>
-      <w:r>
-        <w:rPr>
-          <w:lang w:val="ar_AE" w:bidi="ar_AE"/>
-        </w:rPr>
-      </w:r>
-      <w:r>
-        <w:rPr>
-          <w:vertAlign w:val="superscript"/>
+    </w:p>
+    <w:p>
+      <w:pPr>
+        <w:bidi/>
+      </w:pPr>
+      <w:r>
+        <w:rPr>
+          <w:rtl/>
+          <w:cs/>
+          <w:lang w:val="ar_AE" w:bidi="ar_AE"/>
+        </w:rPr>
+      </w:r>
+      <w:r>
+        <w:rPr>
+          <w:vertAlign w:val="superscript"/>
+          <w:rtl/>
+          <w:cs/>
           <w:lang w:val="ar_AE" w:bidi="ar_AE"/>
         </w:rPr>
         <w:t>4</w:t>
       </w:r>
       <w:r>
         <w:rPr>
+          <w:rtl/>
+          <w:cs/>
           <w:lang w:val="ar_AE" w:bidi="ar_AE"/>
         </w:rPr>
         <w:t xml:space="preserve"> اسْتَمِعُوا هَذَا أَيُّهَا الدَّائِسُونَ عَلَى الْبَائِسِينَ، يَا مَنْ حَاوَلْتُمْ أَنْ تَقْضُوا عَلَى فُقَرَاءِ الأَرْضِ،</w:t>
       </w:r>
-      <w:r>
-        <w:rPr>
-          <w:lang w:val="ar_AE" w:bidi="ar_AE"/>
-        </w:rPr>
-      </w:r>
-      <w:r>
-        <w:rPr>
-          <w:lang w:val="ar_AE" w:bidi="ar_AE"/>
-        </w:rPr>
-      </w:r>
-    </w:p>
-    <w:p>
-      <w:pPr>
-        <w:bidi/>
-      </w:pPr>
-      <w:r>
-        <w:rPr>
-          <w:lang w:val="ar_AE" w:bidi="ar_AE"/>
-        </w:rPr>
-      </w:r>
-    </w:p>
-    <w:p>
-      <w:pPr>
-        <w:bidi/>
-      </w:pPr>
-      <w:r>
-        <w:rPr>
-          <w:lang w:val="ar_AE" w:bidi="ar_AE"/>
-        </w:rPr>
-      </w:r>
-      <w:r>
-        <w:rPr>
-          <w:vertAlign w:val="superscript"/>
+    </w:p>
+    <w:p>
+      <w:pPr>
+        <w:bidi/>
+      </w:pPr>
+      <w:r>
+        <w:rPr>
+          <w:rtl/>
+          <w:cs/>
+          <w:lang w:val="ar_AE" w:bidi="ar_AE"/>
+        </w:rPr>
+      </w:r>
+      <w:r>
+        <w:rPr>
+          <w:vertAlign w:val="superscript"/>
+          <w:rtl/>
+          <w:cs/>
           <w:lang w:val="ar_AE" w:bidi="ar_AE"/>
         </w:rPr>
         <w:t>5</w:t>
       </w:r>
       <w:r>
         <w:rPr>
+          <w:rtl/>
+          <w:cs/>
           <w:lang w:val="ar_AE" w:bidi="ar_AE"/>
         </w:rPr>
         <w:t xml:space="preserve"> قَائِلِينَ: «مَتَى يَنْقَضِي أَوَّلُ الشَّهْرِ حَتَّى نَبِيعَ الْقَمْحَ؟ مَتَى يَمْضِي السَّبْتُ لِنَعْرِضَ الْقَمْحَ فِي السُّوقِ، فَنَعْمَدَ إِلَى تَصْغِيرِ حَجْمِ مِكْيَالِ الإِيفَةِ وَنَرْفَعَ الأَسْعَارَ، وَنَسْتَعْمِلَ مِيزَاناً مَغْشُوشاً.</w:t>
       </w:r>
-      <w:r>
-        <w:rPr>
-          <w:lang w:val="ar_AE" w:bidi="ar_AE"/>
-        </w:rPr>
-      </w:r>
-      <w:r>
-        <w:rPr>
-          <w:lang w:val="ar_AE" w:bidi="ar_AE"/>
-        </w:rPr>
-      </w:r>
-    </w:p>
-    <w:p>
-      <w:pPr>
-        <w:bidi/>
-      </w:pPr>
-      <w:r>
-        <w:rPr>
-          <w:lang w:val="ar_AE" w:bidi="ar_AE"/>
-        </w:rPr>
-      </w:r>
-    </w:p>
-    <w:p>
-      <w:pPr>
-        <w:bidi/>
-      </w:pPr>
-      <w:r>
-        <w:rPr>
-          <w:lang w:val="ar_AE" w:bidi="ar_AE"/>
-        </w:rPr>
-      </w:r>
-      <w:r>
-        <w:rPr>
-          <w:vertAlign w:val="superscript"/>
+    </w:p>
+    <w:p>
+      <w:pPr>
+        <w:bidi/>
+      </w:pPr>
+      <w:r>
+        <w:rPr>
+          <w:rtl/>
+          <w:cs/>
+          <w:lang w:val="ar_AE" w:bidi="ar_AE"/>
+        </w:rPr>
+      </w:r>
+      <w:r>
+        <w:rPr>
+          <w:vertAlign w:val="superscript"/>
+          <w:rtl/>
+          <w:cs/>
           <w:lang w:val="ar_AE" w:bidi="ar_AE"/>
         </w:rPr>
         <w:t>6</w:t>
       </w:r>
       <w:r>
         <w:rPr>
+          <w:rtl/>
+          <w:cs/>
           <w:lang w:val="ar_AE" w:bidi="ar_AE"/>
         </w:rPr>
         <w:t xml:space="preserve"> لِنَشْتَرِيَ الْمِسْكِينَ بِقِطْعَةٍ مِنَ الْفِضَّةِ، وَالْبَائِسَ بِنَعْلَيْنِ، وَنَبِيعَ نُفَايَةَ الْقَمْحِ؟»</w:t>
       </w:r>
-      <w:r>
-        <w:rPr>
-          <w:lang w:val="ar_AE" w:bidi="ar_AE"/>
-        </w:rPr>
-      </w:r>
-      <w:r>
-        <w:rPr>
-          <w:lang w:val="ar_AE" w:bidi="ar_AE"/>
-        </w:rPr>
-      </w:r>
-    </w:p>
-    <w:p>
-      <w:pPr>
-        <w:bidi/>
-      </w:pPr>
-      <w:r>
-        <w:rPr>
-          <w:lang w:val="ar_AE" w:bidi="ar_AE"/>
-        </w:rPr>
-      </w:r>
-    </w:p>
-    <w:p>
-      <w:pPr>
-        <w:bidi/>
-      </w:pPr>
-      <w:r>
-        <w:rPr>
-          <w:lang w:val="ar_AE" w:bidi="ar_AE"/>
-        </w:rPr>
-      </w:r>
-      <w:r>
-        <w:rPr>
-          <w:vertAlign w:val="superscript"/>
+    </w:p>
+    <w:p>
+      <w:pPr>
+        <w:bidi/>
+      </w:pPr>
+      <w:r>
+        <w:rPr>
+          <w:rtl/>
+          <w:cs/>
+          <w:lang w:val="ar_AE" w:bidi="ar_AE"/>
+        </w:rPr>
+      </w:r>
+      <w:r>
+        <w:rPr>
+          <w:vertAlign w:val="superscript"/>
+          <w:rtl/>
+          <w:cs/>
           <w:lang w:val="ar_AE" w:bidi="ar_AE"/>
         </w:rPr>
         <w:t>7</w:t>
       </w:r>
       <w:r>
         <w:rPr>
+          <w:rtl/>
+          <w:cs/>
           <w:lang w:val="ar_AE" w:bidi="ar_AE"/>
         </w:rPr>
         <w:t xml:space="preserve"> قَدْ أَقْسَمَ الرَّبُّ بِعِزَّةِ يَعْقُوبَ قَائِلاً: «لَنْ أَنْسَى شَيْئاً مِنْ مَسَاوِئِهِمْ.</w:t>
       </w:r>
-      <w:r>
-        <w:rPr>
-          <w:lang w:val="ar_AE" w:bidi="ar_AE"/>
-        </w:rPr>
-      </w:r>
-      <w:r>
-        <w:rPr>
-          <w:lang w:val="ar_AE" w:bidi="ar_AE"/>
-        </w:rPr>
-      </w:r>
-    </w:p>
-    <w:p>
-      <w:pPr>
-        <w:bidi/>
-      </w:pPr>
-      <w:r>
-        <w:rPr>
-          <w:lang w:val="ar_AE" w:bidi="ar_AE"/>
-        </w:rPr>
-      </w:r>
-    </w:p>
-    <w:p>
-      <w:pPr>
-        <w:bidi/>
-      </w:pPr>
-      <w:r>
-        <w:rPr>
-          <w:lang w:val="ar_AE" w:bidi="ar_AE"/>
-        </w:rPr>
-      </w:r>
-      <w:r>
-        <w:rPr>
-          <w:vertAlign w:val="superscript"/>
+    </w:p>
+    <w:p>
+      <w:pPr>
+        <w:bidi/>
+      </w:pPr>
+      <w:r>
+        <w:rPr>
+          <w:rtl/>
+          <w:cs/>
+          <w:lang w:val="ar_AE" w:bidi="ar_AE"/>
+        </w:rPr>
+      </w:r>
+      <w:r>
+        <w:rPr>
+          <w:vertAlign w:val="superscript"/>
+          <w:rtl/>
+          <w:cs/>
           <w:lang w:val="ar_AE" w:bidi="ar_AE"/>
         </w:rPr>
         <w:t>8</w:t>
       </w:r>
       <w:r>
         <w:rPr>
+          <w:rtl/>
+          <w:cs/>
           <w:lang w:val="ar_AE" w:bidi="ar_AE"/>
         </w:rPr>
         <w:t xml:space="preserve"> ألا تَرْتَعِبُ الأَرْضُ مِنْ جَرَّاءِ ذَلِكَ، فَيَنُوحَ كُلُّ سَاكِنٍ فِيهَا، فَتَطْمُوَ كَنَهْرٍ، وَتَرْتَفِعَ وَتَنْخَفِضَ كَنِيلِ مِصْرَ؟</w:t>
       </w:r>
-      <w:r>
-        <w:rPr>
-          <w:lang w:val="ar_AE" w:bidi="ar_AE"/>
-        </w:rPr>
-      </w:r>
-      <w:r>
-        <w:rPr>
-          <w:lang w:val="ar_AE" w:bidi="ar_AE"/>
-        </w:rPr>
-      </w:r>
-    </w:p>
-    <w:p>
-      <w:pPr>
-        <w:bidi/>
-      </w:pPr>
-      <w:r>
-        <w:rPr>
-          <w:lang w:val="ar_AE" w:bidi="ar_AE"/>
-        </w:rPr>
-      </w:r>
-    </w:p>
-    <w:p>
-      <w:pPr>
-        <w:bidi/>
-      </w:pPr>
-      <w:r>
-        <w:rPr>
-          <w:lang w:val="ar_AE" w:bidi="ar_AE"/>
-        </w:rPr>
-      </w:r>
-      <w:r>
-        <w:rPr>
-          <w:vertAlign w:val="superscript"/>
+    </w:p>
+    <w:p>
+      <w:pPr>
+        <w:bidi/>
+      </w:pPr>
+      <w:r>
+        <w:rPr>
+          <w:rtl/>
+          <w:cs/>
+          <w:lang w:val="ar_AE" w:bidi="ar_AE"/>
+        </w:rPr>
+      </w:r>
+      <w:r>
+        <w:rPr>
+          <w:vertAlign w:val="superscript"/>
+          <w:rtl/>
+          <w:cs/>
           <w:lang w:val="ar_AE" w:bidi="ar_AE"/>
         </w:rPr>
         <w:t>9</w:t>
       </w:r>
       <w:r>
         <w:rPr>
+          <w:rtl/>
+          <w:cs/>
           <w:lang w:val="ar_AE" w:bidi="ar_AE"/>
         </w:rPr>
         <w:t xml:space="preserve"> وَيَقُولُ الرَّبُّ: فِي ذَلِكَ الْيَوْمِ أَجْعَلُ الشَّمْسَ تَغْرُبُ عِنْدَ الظَّهِيرَةِ، وَأَغْمُرُ الأَرْضَ بِالظُّلْمَةِ فِي رَابِعَةِ النَّهَارِ.</w:t>
       </w:r>
-      <w:r>
-        <w:rPr>
-          <w:lang w:val="ar_AE" w:bidi="ar_AE"/>
-        </w:rPr>
-      </w:r>
-      <w:r>
-        <w:rPr>
-          <w:lang w:val="ar_AE" w:bidi="ar_AE"/>
-        </w:rPr>
-      </w:r>
-    </w:p>
-    <w:p>
-      <w:pPr>
-        <w:bidi/>
-      </w:pPr>
-      <w:r>
-        <w:rPr>
-          <w:lang w:val="ar_AE" w:bidi="ar_AE"/>
-        </w:rPr>
-      </w:r>
-    </w:p>
-    <w:p>
-      <w:pPr>
-        <w:bidi/>
-      </w:pPr>
-      <w:r>
-        <w:rPr>
-          <w:lang w:val="ar_AE" w:bidi="ar_AE"/>
-        </w:rPr>
-      </w:r>
-      <w:r>
-        <w:rPr>
-          <w:vertAlign w:val="superscript"/>
+    </w:p>
+    <w:p>
+      <w:pPr>
+        <w:bidi/>
+      </w:pPr>
+      <w:r>
+        <w:rPr>
+          <w:rtl/>
+          <w:cs/>
+          <w:lang w:val="ar_AE" w:bidi="ar_AE"/>
+        </w:rPr>
+      </w:r>
+      <w:r>
+        <w:rPr>
+          <w:vertAlign w:val="superscript"/>
+          <w:rtl/>
+          <w:cs/>
           <w:lang w:val="ar_AE" w:bidi="ar_AE"/>
         </w:rPr>
         <w:t>10</w:t>
       </w:r>
       <w:r>
         <w:rPr>
+          <w:rtl/>
+          <w:cs/>
           <w:lang w:val="ar_AE" w:bidi="ar_AE"/>
         </w:rPr>
         <w:t xml:space="preserve"> أُحَوِّلُ أَعْيَادَكُمْ إِلَى مَآتِمَ، وَأَغَانِيَكُمْ إِلَى مَرَاثٍ، وَأُلْبِسُكُمُ الْمُسُوحَ عَلَى أَحْقَائِكُمْ، وَأُفْشِي الصَّلَعَ فِي كُلِّ رَأْسٍ، فَتُصْبِحُ أَعْيَادُكُمْ كَمَنَاحَةٍ عَلَى وَحِيدٍ، وَنِهَايَتُهَا كَيَوْمٍ مُفْعَمٍ بِالْمَرَارَةِ.</w:t>
       </w:r>
-      <w:r>
-        <w:rPr>
-          <w:lang w:val="ar_AE" w:bidi="ar_AE"/>
-        </w:rPr>
-      </w:r>
-      <w:r>
-        <w:rPr>
-          <w:lang w:val="ar_AE" w:bidi="ar_AE"/>
-        </w:rPr>
-      </w:r>
-    </w:p>
-    <w:p>
-      <w:pPr>
-        <w:bidi/>
-      </w:pPr>
-      <w:r>
-        <w:rPr>
-          <w:lang w:val="ar_AE" w:bidi="ar_AE"/>
-        </w:rPr>
-      </w:r>
-    </w:p>
-    <w:p>
-      <w:pPr>
-        <w:bidi/>
-      </w:pPr>
-      <w:r>
-        <w:rPr>
-          <w:lang w:val="ar_AE" w:bidi="ar_AE"/>
-        </w:rPr>
-      </w:r>
-      <w:r>
-        <w:rPr>
-          <w:vertAlign w:val="superscript"/>
+    </w:p>
+    <w:p>
+      <w:pPr>
+        <w:bidi/>
+      </w:pPr>
+      <w:r>
+        <w:rPr>
+          <w:rtl/>
+          <w:cs/>
+          <w:lang w:val="ar_AE" w:bidi="ar_AE"/>
+        </w:rPr>
+      </w:r>
+      <w:r>
+        <w:rPr>
+          <w:vertAlign w:val="superscript"/>
+          <w:rtl/>
+          <w:cs/>
           <w:lang w:val="ar_AE" w:bidi="ar_AE"/>
         </w:rPr>
         <w:t>11</w:t>
       </w:r>
       <w:r>
         <w:rPr>
+          <w:rtl/>
+          <w:cs/>
           <w:lang w:val="ar_AE" w:bidi="ar_AE"/>
         </w:rPr>
         <w:t xml:space="preserve"> سَتَأْتِي أَيَّامٌ أَجْعَلُ فِيهَا الْمَجَاعَةَ تَنْتَشِرُ فِي الأَرْضِ، لَا مَجَاعَةً إِلَى الْخُبْزِ، وَلا ظَمَأً إِلَى الْمَاءِ إِنَّمَا لِسَمَاعِ كَلامِ الرَّبِّ، يَقُولُ السَّيِّدُ الرَّبُّ.</w:t>
       </w:r>
-      <w:r>
-        <w:rPr>
-          <w:lang w:val="ar_AE" w:bidi="ar_AE"/>
-        </w:rPr>
-      </w:r>
-      <w:r>
-        <w:rPr>
-          <w:lang w:val="ar_AE" w:bidi="ar_AE"/>
-        </w:rPr>
-      </w:r>
-    </w:p>
-    <w:p>
-      <w:pPr>
-        <w:bidi/>
-      </w:pPr>
-      <w:r>
-        <w:rPr>
-          <w:lang w:val="ar_AE" w:bidi="ar_AE"/>
-        </w:rPr>
-      </w:r>
-    </w:p>
-    <w:p>
-      <w:pPr>
-        <w:bidi/>
-      </w:pPr>
-      <w:r>
-        <w:rPr>
-          <w:lang w:val="ar_AE" w:bidi="ar_AE"/>
-        </w:rPr>
-      </w:r>
-      <w:r>
-        <w:rPr>
-          <w:vertAlign w:val="superscript"/>
+    </w:p>
+    <w:p>
+      <w:pPr>
+        <w:bidi/>
+      </w:pPr>
+      <w:r>
+        <w:rPr>
+          <w:rtl/>
+          <w:cs/>
+          <w:lang w:val="ar_AE" w:bidi="ar_AE"/>
+        </w:rPr>
+      </w:r>
+      <w:r>
+        <w:rPr>
+          <w:vertAlign w:val="superscript"/>
+          <w:rtl/>
+          <w:cs/>
           <w:lang w:val="ar_AE" w:bidi="ar_AE"/>
         </w:rPr>
         <w:t>12</w:t>
       </w:r>
       <w:r>
         <w:rPr>
+          <w:rtl/>
+          <w:cs/>
           <w:lang w:val="ar_AE" w:bidi="ar_AE"/>
         </w:rPr>
         <w:t xml:space="preserve"> فَيَهِيمُونَ مِنْ بَحْرٍ إِلَى بَحْرٍ، وَمِنَ الشِّمَالِ إِلَى الشَّرْقِ. يَذْهَبُونَ وَيَجِيئُونَ بَحْثاً عَنْ كَلِمَةِ الرَّبِّ وَلا يَحْظَوْنَ بِها.</w:t>
       </w:r>
-      <w:r>
-        <w:rPr>
-          <w:lang w:val="ar_AE" w:bidi="ar_AE"/>
-        </w:rPr>
-      </w:r>
-      <w:r>
-        <w:rPr>
-          <w:lang w:val="ar_AE" w:bidi="ar_AE"/>
-        </w:rPr>
-      </w:r>
-    </w:p>
-    <w:p>
-      <w:pPr>
-        <w:bidi/>
-      </w:pPr>
-      <w:r>
-        <w:rPr>
-          <w:lang w:val="ar_AE" w:bidi="ar_AE"/>
-        </w:rPr>
-      </w:r>
-    </w:p>
-    <w:p>
-      <w:pPr>
-        <w:bidi/>
-      </w:pPr>
-      <w:r>
-        <w:rPr>
-          <w:lang w:val="ar_AE" w:bidi="ar_AE"/>
-        </w:rPr>
-      </w:r>
-      <w:r>
-        <w:rPr>
-          <w:vertAlign w:val="superscript"/>
+    </w:p>
+    <w:p>
+      <w:pPr>
+        <w:bidi/>
+      </w:pPr>
+      <w:r>
+        <w:rPr>
+          <w:rtl/>
+          <w:cs/>
+          <w:lang w:val="ar_AE" w:bidi="ar_AE"/>
+        </w:rPr>
+      </w:r>
+      <w:r>
+        <w:rPr>
+          <w:vertAlign w:val="superscript"/>
+          <w:rtl/>
+          <w:cs/>
           <w:lang w:val="ar_AE" w:bidi="ar_AE"/>
         </w:rPr>
         <w:t>13</w:t>
       </w:r>
       <w:r>
         <w:rPr>
+          <w:rtl/>
+          <w:cs/>
           <w:lang w:val="ar_AE" w:bidi="ar_AE"/>
         </w:rPr>
         <w:t xml:space="preserve"> فِي ذَلِكَ الْيَوْمِ يُغْشَى عَلَى العَذَارَى الْجَمِيلاتِ وَالْفِتْيَانِ مِنْ فَرْطِ الظَّمَإِ.</w:t>
       </w:r>
-      <w:r>
-        <w:rPr>
-          <w:lang w:val="ar_AE" w:bidi="ar_AE"/>
-        </w:rPr>
-      </w:r>
-      <w:r>
-        <w:rPr>
-          <w:lang w:val="ar_AE" w:bidi="ar_AE"/>
-        </w:rPr>
-      </w:r>
-    </w:p>
-    <w:p>
-      <w:pPr>
-        <w:bidi/>
-      </w:pPr>
-      <w:r>
-        <w:rPr>
-          <w:lang w:val="ar_AE" w:bidi="ar_AE"/>
-        </w:rPr>
-      </w:r>
-    </w:p>
-    <w:p>
-      <w:pPr>
-        <w:bidi/>
-      </w:pPr>
-      <w:r>
-        <w:rPr>
-          <w:lang w:val="ar_AE" w:bidi="ar_AE"/>
-        </w:rPr>
-      </w:r>
-      <w:r>
-        <w:rPr>
-          <w:vertAlign w:val="superscript"/>
+    </w:p>
+    <w:p>
+      <w:pPr>
+        <w:bidi/>
+      </w:pPr>
+      <w:r>
+        <w:rPr>
+          <w:rtl/>
+          <w:cs/>
+          <w:lang w:val="ar_AE" w:bidi="ar_AE"/>
+        </w:rPr>
+      </w:r>
+      <w:r>
+        <w:rPr>
+          <w:vertAlign w:val="superscript"/>
+          <w:rtl/>
+          <w:cs/>
           <w:lang w:val="ar_AE" w:bidi="ar_AE"/>
         </w:rPr>
         <w:t>14</w:t>
       </w:r>
       <w:r>
         <w:rPr>
+          <w:rtl/>
+          <w:cs/>
           <w:lang w:val="ar_AE" w:bidi="ar_AE"/>
         </w:rPr>
         <w:t xml:space="preserve"> أَمَّا الَّذِينَ يُقْسِمُونَ بِأَوْثَانِ السَّامِرَةِ قَائِلِينَ: حَيٌّ إِلَهُكَ يَا دَانُ، وَحَيٌّ مَعْبُودُ بِئْرِ سَبْعٍ. هَؤُلاءِ يَسْقُطُونَ وَلا يَنْهَضُونَ أَبَداً ثَانِيَةً».</w:t>
       </w:r>
-      <w:r>
-        <w:rPr>
-          <w:lang w:val="ar_AE" w:bidi="ar_AE"/>
-        </w:rPr>
-      </w:r>
-      <w:r>
-        <w:rPr>
-          <w:lang w:val="ar_AE" w:bidi="ar_AE"/>
-        </w:rPr>
-      </w:r>
-    </w:p>
-    <w:p>
-      <w:pPr>
-        <w:bidi/>
-      </w:pPr>
-      <w:r>
-        <w:rPr>
-          <w:lang w:val="ar_AE" w:bidi="ar_AE"/>
-        </w:rPr>
-      </w:r>
     </w:p>
     <w:p>
       <w:pPr>
@@ -6010,649 +4203,453 @@
       </w:pPr>
       <w:r>
         <w:rPr>
-          <w:lang w:val="ar_AE" w:bidi="ar_AE"/>
-        </w:rPr>
-        <w:t>Amos 9:1</w:t>
-      </w:r>
-      <w:r>
-        <w:rPr>
-          <w:lang w:val="ar_AE" w:bidi="ar_AE"/>
-        </w:rPr>
-      </w:r>
-    </w:p>
-    <w:p>
-      <w:pPr>
-        <w:bidi/>
-      </w:pPr>
-      <w:r>
-        <w:rPr>
-          <w:lang w:val="ar_AE" w:bidi="ar_AE"/>
-        </w:rPr>
-      </w:r>
-      <w:r>
-        <w:rPr>
-          <w:vertAlign w:val="superscript"/>
+          <w:rtl/>
+          <w:cs/>
+          <w:lang w:val="ar_AE" w:bidi="ar_AE"/>
+        </w:rPr>
+        <w:t>عاموس 9:1</w:t>
+      </w:r>
+      <w:r>
+        <w:rPr>
+          <w:rtl/>
+          <w:cs/>
+          <w:lang w:val="ar_AE" w:bidi="ar_AE"/>
+        </w:rPr>
+      </w:r>
+    </w:p>
+    <w:p>
+      <w:pPr>
+        <w:bidi/>
+      </w:pPr>
+      <w:r>
+        <w:rPr>
+          <w:rtl/>
+          <w:cs/>
+          <w:lang w:val="ar_AE" w:bidi="ar_AE"/>
+        </w:rPr>
+      </w:r>
+      <w:r>
+        <w:rPr>
+          <w:vertAlign w:val="superscript"/>
+          <w:rtl/>
+          <w:cs/>
           <w:lang w:val="ar_AE" w:bidi="ar_AE"/>
         </w:rPr>
         <w:t>1</w:t>
       </w:r>
       <w:r>
         <w:rPr>
+          <w:rtl/>
+          <w:cs/>
           <w:lang w:val="ar_AE" w:bidi="ar_AE"/>
         </w:rPr>
         <w:t xml:space="preserve"> وَرَأَيْتُ السَّيِّدَ وَاقِفاً إِلَى جُوَارِ الْمَذْبَحِ قَائِلاً: «اضْرِبْ تِيجَانَ الأَعْمِدَةِ حَتَّى تَهْتَزَّ الْعَتَبَاتُ، وَحَطِّمْهَا عَلَى رُؤُوسِ جَمِيعِ الشَّعْبِ. وَمَنْ يَنْجُو مِنْهُمْ أُهْلِكُهُ بِالسَّيْفِ، فَلا يَهْرُبُ مِنْهُمْ أَحَدٌ وَلا يُفْلِتُ مِنْهُمْ نَاجٍ.</w:t>
       </w:r>
-      <w:r>
-        <w:rPr>
-          <w:lang w:val="ar_AE" w:bidi="ar_AE"/>
-        </w:rPr>
-      </w:r>
-      <w:r>
-        <w:rPr>
-          <w:lang w:val="ar_AE" w:bidi="ar_AE"/>
-        </w:rPr>
-      </w:r>
-    </w:p>
-    <w:p>
-      <w:pPr>
-        <w:bidi/>
-      </w:pPr>
-      <w:r>
-        <w:rPr>
-          <w:lang w:val="ar_AE" w:bidi="ar_AE"/>
-        </w:rPr>
-      </w:r>
-    </w:p>
-    <w:p>
-      <w:pPr>
-        <w:bidi/>
-      </w:pPr>
-      <w:r>
-        <w:rPr>
-          <w:lang w:val="ar_AE" w:bidi="ar_AE"/>
-        </w:rPr>
-      </w:r>
-      <w:r>
-        <w:rPr>
-          <w:vertAlign w:val="superscript"/>
+    </w:p>
+    <w:p>
+      <w:pPr>
+        <w:bidi/>
+      </w:pPr>
+      <w:r>
+        <w:rPr>
+          <w:rtl/>
+          <w:cs/>
+          <w:lang w:val="ar_AE" w:bidi="ar_AE"/>
+        </w:rPr>
+      </w:r>
+      <w:r>
+        <w:rPr>
+          <w:vertAlign w:val="superscript"/>
+          <w:rtl/>
+          <w:cs/>
           <w:lang w:val="ar_AE" w:bidi="ar_AE"/>
         </w:rPr>
         <w:t>2</w:t>
       </w:r>
       <w:r>
         <w:rPr>
+          <w:rtl/>
+          <w:cs/>
           <w:lang w:val="ar_AE" w:bidi="ar_AE"/>
         </w:rPr>
         <w:t xml:space="preserve"> وَإِنْ نَقَبُوا لأَنْفُسِهِمْ مَلْجَأً فِي أَعْمَاقِ الْهَاوِيَةِ، فَإِنَّ يَدِي تَطُولُهُمْ هُنَاكَ، وَإِنِ ارْتَقَوْا إِلَى السَّمَاوَاتِ فَمِنْ هُنَاكَ أُنْزِلُهُمْ.</w:t>
       </w:r>
-      <w:r>
-        <w:rPr>
-          <w:lang w:val="ar_AE" w:bidi="ar_AE"/>
-        </w:rPr>
-      </w:r>
-      <w:r>
-        <w:rPr>
-          <w:lang w:val="ar_AE" w:bidi="ar_AE"/>
-        </w:rPr>
-      </w:r>
-    </w:p>
-    <w:p>
-      <w:pPr>
-        <w:bidi/>
-      </w:pPr>
-      <w:r>
-        <w:rPr>
-          <w:lang w:val="ar_AE" w:bidi="ar_AE"/>
-        </w:rPr>
-      </w:r>
-    </w:p>
-    <w:p>
-      <w:pPr>
-        <w:bidi/>
-      </w:pPr>
-      <w:r>
-        <w:rPr>
-          <w:lang w:val="ar_AE" w:bidi="ar_AE"/>
-        </w:rPr>
-      </w:r>
-      <w:r>
-        <w:rPr>
-          <w:vertAlign w:val="superscript"/>
+    </w:p>
+    <w:p>
+      <w:pPr>
+        <w:bidi/>
+      </w:pPr>
+      <w:r>
+        <w:rPr>
+          <w:rtl/>
+          <w:cs/>
+          <w:lang w:val="ar_AE" w:bidi="ar_AE"/>
+        </w:rPr>
+      </w:r>
+      <w:r>
+        <w:rPr>
+          <w:vertAlign w:val="superscript"/>
+          <w:rtl/>
+          <w:cs/>
           <w:lang w:val="ar_AE" w:bidi="ar_AE"/>
         </w:rPr>
         <w:t>3</w:t>
       </w:r>
       <w:r>
         <w:rPr>
+          <w:rtl/>
+          <w:cs/>
           <w:lang w:val="ar_AE" w:bidi="ar_AE"/>
         </w:rPr>
         <w:t xml:space="preserve"> وَإِنِ اخْتَبَأُوا فِي أَعَالِي الْكَرْمَلِ فَهُنَاكَ أَبْحَثُ عَنْهُمْ وَأَعْتَقِلُهُمْ. وَإِنْ تَوَارَوْا عَنِّي فِي أَعْمَاقِ الْبَحْرِ فَإِنِّي آمُرُ هُنَاكَ الْحَيَّةَ فَتَلْدَغُهُمْ.</w:t>
       </w:r>
-      <w:r>
-        <w:rPr>
-          <w:lang w:val="ar_AE" w:bidi="ar_AE"/>
-        </w:rPr>
-      </w:r>
-      <w:r>
-        <w:rPr>
-          <w:lang w:val="ar_AE" w:bidi="ar_AE"/>
-        </w:rPr>
-      </w:r>
-    </w:p>
-    <w:p>
-      <w:pPr>
-        <w:bidi/>
-      </w:pPr>
-      <w:r>
-        <w:rPr>
-          <w:lang w:val="ar_AE" w:bidi="ar_AE"/>
-        </w:rPr>
-      </w:r>
-    </w:p>
-    <w:p>
-      <w:pPr>
-        <w:bidi/>
-      </w:pPr>
-      <w:r>
-        <w:rPr>
-          <w:lang w:val="ar_AE" w:bidi="ar_AE"/>
-        </w:rPr>
-      </w:r>
-      <w:r>
-        <w:rPr>
-          <w:vertAlign w:val="superscript"/>
+    </w:p>
+    <w:p>
+      <w:pPr>
+        <w:bidi/>
+      </w:pPr>
+      <w:r>
+        <w:rPr>
+          <w:rtl/>
+          <w:cs/>
+          <w:lang w:val="ar_AE" w:bidi="ar_AE"/>
+        </w:rPr>
+      </w:r>
+      <w:r>
+        <w:rPr>
+          <w:vertAlign w:val="superscript"/>
+          <w:rtl/>
+          <w:cs/>
           <w:lang w:val="ar_AE" w:bidi="ar_AE"/>
         </w:rPr>
         <w:t>4</w:t>
       </w:r>
       <w:r>
         <w:rPr>
+          <w:rtl/>
+          <w:cs/>
           <w:lang w:val="ar_AE" w:bidi="ar_AE"/>
         </w:rPr>
         <w:t xml:space="preserve"> وَإِنْ سِيقُوا إِلَى السَّبْيِ أَمَامَ أَعْدَائِهِمْ أُلاحِقُهُمْ بِالسَّيْفِ لأَفْنِيَهُمْ، وَأَتَعَقَّبُهُمْ لأَبْتَلِيَهُمْ بِالشَّرِّ لَا بِالْخَيْرِ».</w:t>
       </w:r>
-      <w:r>
-        <w:rPr>
-          <w:lang w:val="ar_AE" w:bidi="ar_AE"/>
-        </w:rPr>
-      </w:r>
-      <w:r>
-        <w:rPr>
-          <w:lang w:val="ar_AE" w:bidi="ar_AE"/>
-        </w:rPr>
-      </w:r>
-    </w:p>
-    <w:p>
-      <w:pPr>
-        <w:bidi/>
-      </w:pPr>
-      <w:r>
-        <w:rPr>
-          <w:lang w:val="ar_AE" w:bidi="ar_AE"/>
-        </w:rPr>
-      </w:r>
-    </w:p>
-    <w:p>
-      <w:pPr>
-        <w:bidi/>
-      </w:pPr>
-      <w:r>
-        <w:rPr>
-          <w:lang w:val="ar_AE" w:bidi="ar_AE"/>
-        </w:rPr>
-      </w:r>
-      <w:r>
-        <w:rPr>
-          <w:vertAlign w:val="superscript"/>
+    </w:p>
+    <w:p>
+      <w:pPr>
+        <w:bidi/>
+      </w:pPr>
+      <w:r>
+        <w:rPr>
+          <w:rtl/>
+          <w:cs/>
+          <w:lang w:val="ar_AE" w:bidi="ar_AE"/>
+        </w:rPr>
+      </w:r>
+      <w:r>
+        <w:rPr>
+          <w:vertAlign w:val="superscript"/>
+          <w:rtl/>
+          <w:cs/>
           <w:lang w:val="ar_AE" w:bidi="ar_AE"/>
         </w:rPr>
         <w:t>5</w:t>
       </w:r>
       <w:r>
         <w:rPr>
+          <w:rtl/>
+          <w:cs/>
           <w:lang w:val="ar_AE" w:bidi="ar_AE"/>
         </w:rPr>
         <w:t xml:space="preserve"> إِنَّ الرَّبَّ الإِلَهَ الْقَدِيرَ هُوَ الَّذِي يَلْمَسُ الأَرْضَ فَتَذُوبُ، وَيَنُوحُ كُلُّ الْمُقِيمِينَ فِيهَا، وَيَرْتَفِعُ كُلُّ مَا فِيهَا وَيَنْخَفِضُ كَنَهْرِ نِيلِ مِصْرَ.</w:t>
       </w:r>
-      <w:r>
-        <w:rPr>
-          <w:lang w:val="ar_AE" w:bidi="ar_AE"/>
-        </w:rPr>
-      </w:r>
-      <w:r>
-        <w:rPr>
-          <w:lang w:val="ar_AE" w:bidi="ar_AE"/>
-        </w:rPr>
-      </w:r>
-    </w:p>
-    <w:p>
-      <w:pPr>
-        <w:bidi/>
-      </w:pPr>
-      <w:r>
-        <w:rPr>
-          <w:lang w:val="ar_AE" w:bidi="ar_AE"/>
-        </w:rPr>
-      </w:r>
-    </w:p>
-    <w:p>
-      <w:pPr>
-        <w:bidi/>
-      </w:pPr>
-      <w:r>
-        <w:rPr>
-          <w:lang w:val="ar_AE" w:bidi="ar_AE"/>
-        </w:rPr>
-      </w:r>
-      <w:r>
-        <w:rPr>
-          <w:vertAlign w:val="superscript"/>
+    </w:p>
+    <w:p>
+      <w:pPr>
+        <w:bidi/>
+      </w:pPr>
+      <w:r>
+        <w:rPr>
+          <w:rtl/>
+          <w:cs/>
+          <w:lang w:val="ar_AE" w:bidi="ar_AE"/>
+        </w:rPr>
+      </w:r>
+      <w:r>
+        <w:rPr>
+          <w:vertAlign w:val="superscript"/>
+          <w:rtl/>
+          <w:cs/>
           <w:lang w:val="ar_AE" w:bidi="ar_AE"/>
         </w:rPr>
         <w:t>6</w:t>
       </w:r>
       <w:r>
         <w:rPr>
+          <w:rtl/>
+          <w:cs/>
           <w:lang w:val="ar_AE" w:bidi="ar_AE"/>
         </w:rPr>
         <w:t xml:space="preserve"> هُوَ الَّذِي يَبْنِي مَخَادِعَهُ الْعُلْيَا فِي السَّمَاوَاتِ وَيُؤَسِّسُ قُبَّتَهُ عَلَى الأَرْضِ، الَّذِي يَدْعُو مِيَاهَ الْبَحْرِ وَيَسْكُبُهَا عَلَى وَجْهِ الثَّرَى، الرَّبُّ اسْمُهُ.</w:t>
       </w:r>
-      <w:r>
-        <w:rPr>
-          <w:lang w:val="ar_AE" w:bidi="ar_AE"/>
-        </w:rPr>
-      </w:r>
-      <w:r>
-        <w:rPr>
-          <w:lang w:val="ar_AE" w:bidi="ar_AE"/>
-        </w:rPr>
-      </w:r>
-    </w:p>
-    <w:p>
-      <w:pPr>
-        <w:bidi/>
-      </w:pPr>
-      <w:r>
-        <w:rPr>
-          <w:lang w:val="ar_AE" w:bidi="ar_AE"/>
-        </w:rPr>
-      </w:r>
-    </w:p>
-    <w:p>
-      <w:pPr>
-        <w:bidi/>
-      </w:pPr>
-      <w:r>
-        <w:rPr>
-          <w:lang w:val="ar_AE" w:bidi="ar_AE"/>
-        </w:rPr>
-      </w:r>
-      <w:r>
-        <w:rPr>
-          <w:vertAlign w:val="superscript"/>
+    </w:p>
+    <w:p>
+      <w:pPr>
+        <w:bidi/>
+      </w:pPr>
+      <w:r>
+        <w:rPr>
+          <w:rtl/>
+          <w:cs/>
+          <w:lang w:val="ar_AE" w:bidi="ar_AE"/>
+        </w:rPr>
+      </w:r>
+      <w:r>
+        <w:rPr>
+          <w:vertAlign w:val="superscript"/>
+          <w:rtl/>
+          <w:cs/>
           <w:lang w:val="ar_AE" w:bidi="ar_AE"/>
         </w:rPr>
         <w:t>7</w:t>
       </w:r>
       <w:r>
         <w:rPr>
+          <w:rtl/>
+          <w:cs/>
           <w:lang w:val="ar_AE" w:bidi="ar_AE"/>
         </w:rPr>
         <w:t xml:space="preserve"> أَلَسْتُمْ لِي يَا بَنِي إِسْرَائِيلَ مِثْلَ الْكُوشِيِّينَ يَقُولُ الرَّبُّ؟ أَلَمْ أُخْرِجْ إِسْرَائِيلَ مِنْ دِيَارِ مِصْرَ وَالْفِلِسْطِينِيِّينَ مِنْ كَفْتُورَ وَالأَرَامِيِّينَ مِنْ قِيرٍ.</w:t>
       </w:r>
-      <w:r>
-        <w:rPr>
-          <w:lang w:val="ar_AE" w:bidi="ar_AE"/>
-        </w:rPr>
-      </w:r>
-      <w:r>
-        <w:rPr>
-          <w:lang w:val="ar_AE" w:bidi="ar_AE"/>
-        </w:rPr>
-      </w:r>
-    </w:p>
-    <w:p>
-      <w:pPr>
-        <w:bidi/>
-      </w:pPr>
-      <w:r>
-        <w:rPr>
-          <w:lang w:val="ar_AE" w:bidi="ar_AE"/>
-        </w:rPr>
-      </w:r>
-    </w:p>
-    <w:p>
-      <w:pPr>
-        <w:bidi/>
-      </w:pPr>
-      <w:r>
-        <w:rPr>
-          <w:lang w:val="ar_AE" w:bidi="ar_AE"/>
-        </w:rPr>
-      </w:r>
-      <w:r>
-        <w:rPr>
-          <w:vertAlign w:val="superscript"/>
+    </w:p>
+    <w:p>
+      <w:pPr>
+        <w:bidi/>
+      </w:pPr>
+      <w:r>
+        <w:rPr>
+          <w:rtl/>
+          <w:cs/>
+          <w:lang w:val="ar_AE" w:bidi="ar_AE"/>
+        </w:rPr>
+      </w:r>
+      <w:r>
+        <w:rPr>
+          <w:vertAlign w:val="superscript"/>
+          <w:rtl/>
+          <w:cs/>
           <w:lang w:val="ar_AE" w:bidi="ar_AE"/>
         </w:rPr>
         <w:t>8</w:t>
       </w:r>
       <w:r>
         <w:rPr>
+          <w:rtl/>
+          <w:cs/>
           <w:lang w:val="ar_AE" w:bidi="ar_AE"/>
         </w:rPr>
         <w:t xml:space="preserve"> هَا إِنَّ عَيْنَيِ الرَّبِّ مُسَلَّطَتَانِ عَلَى الْمَمْلَكَةِ الْخَاطِئَةِ لأَمْحُوَهَا عَنْ وَجْهِ الأَرْضِ، إِلّا أَنِّي لَنْ أَسْتَأْصِلَ بَيْتَ يَعْقُوبَ قَاطِبَةً يَقُولُ الرَّبُّ.</w:t>
       </w:r>
-      <w:r>
-        <w:rPr>
-          <w:lang w:val="ar_AE" w:bidi="ar_AE"/>
-        </w:rPr>
-      </w:r>
-      <w:r>
-        <w:rPr>
-          <w:lang w:val="ar_AE" w:bidi="ar_AE"/>
-        </w:rPr>
-      </w:r>
-    </w:p>
-    <w:p>
-      <w:pPr>
-        <w:bidi/>
-      </w:pPr>
-      <w:r>
-        <w:rPr>
-          <w:lang w:val="ar_AE" w:bidi="ar_AE"/>
-        </w:rPr>
-      </w:r>
-    </w:p>
-    <w:p>
-      <w:pPr>
-        <w:bidi/>
-      </w:pPr>
-      <w:r>
-        <w:rPr>
-          <w:lang w:val="ar_AE" w:bidi="ar_AE"/>
-        </w:rPr>
-      </w:r>
-      <w:r>
-        <w:rPr>
-          <w:vertAlign w:val="superscript"/>
+    </w:p>
+    <w:p>
+      <w:pPr>
+        <w:bidi/>
+      </w:pPr>
+      <w:r>
+        <w:rPr>
+          <w:rtl/>
+          <w:cs/>
+          <w:lang w:val="ar_AE" w:bidi="ar_AE"/>
+        </w:rPr>
+      </w:r>
+      <w:r>
+        <w:rPr>
+          <w:vertAlign w:val="superscript"/>
+          <w:rtl/>
+          <w:cs/>
           <w:lang w:val="ar_AE" w:bidi="ar_AE"/>
         </w:rPr>
         <w:t>9</w:t>
       </w:r>
       <w:r>
         <w:rPr>
+          <w:rtl/>
+          <w:cs/>
           <w:lang w:val="ar_AE" w:bidi="ar_AE"/>
         </w:rPr>
         <w:t xml:space="preserve"> أُغَرْبِلُ بَيْتَ إِسْرَائِيلَ بَيْنَ جَمِيعِ الأُمَمِ كَمَا تُغَرْبَلُ الْحِنْطَةُ فِي غُرْبَالٍ، فَلا تَسْقُطُ حَبَّةٌ عَلَى الأَرْضِ.</w:t>
       </w:r>
-      <w:r>
-        <w:rPr>
-          <w:lang w:val="ar_AE" w:bidi="ar_AE"/>
-        </w:rPr>
-      </w:r>
-      <w:r>
-        <w:rPr>
-          <w:lang w:val="ar_AE" w:bidi="ar_AE"/>
-        </w:rPr>
-      </w:r>
-    </w:p>
-    <w:p>
-      <w:pPr>
-        <w:bidi/>
-      </w:pPr>
-      <w:r>
-        <w:rPr>
-          <w:lang w:val="ar_AE" w:bidi="ar_AE"/>
-        </w:rPr>
-      </w:r>
-    </w:p>
-    <w:p>
-      <w:pPr>
-        <w:bidi/>
-      </w:pPr>
-      <w:r>
-        <w:rPr>
-          <w:lang w:val="ar_AE" w:bidi="ar_AE"/>
-        </w:rPr>
-      </w:r>
-      <w:r>
-        <w:rPr>
-          <w:vertAlign w:val="superscript"/>
+    </w:p>
+    <w:p>
+      <w:pPr>
+        <w:bidi/>
+      </w:pPr>
+      <w:r>
+        <w:rPr>
+          <w:rtl/>
+          <w:cs/>
+          <w:lang w:val="ar_AE" w:bidi="ar_AE"/>
+        </w:rPr>
+      </w:r>
+      <w:r>
+        <w:rPr>
+          <w:vertAlign w:val="superscript"/>
+          <w:rtl/>
+          <w:cs/>
           <w:lang w:val="ar_AE" w:bidi="ar_AE"/>
         </w:rPr>
         <w:t>10</w:t>
       </w:r>
       <w:r>
         <w:rPr>
+          <w:rtl/>
+          <w:cs/>
           <w:lang w:val="ar_AE" w:bidi="ar_AE"/>
         </w:rPr>
         <w:t xml:space="preserve"> وَيَمُوتُ جَمِيعُ خُطَاةِ شَعْبِي بِالسَّيْفِ مِمَّنْ يَقُولُونَ: لَنْ يُدْرِكَنَا الشَّرُّ أَوْ يَلْقَانَا.</w:t>
       </w:r>
-      <w:r>
-        <w:rPr>
-          <w:lang w:val="ar_AE" w:bidi="ar_AE"/>
-        </w:rPr>
-      </w:r>
-      <w:r>
-        <w:rPr>
-          <w:lang w:val="ar_AE" w:bidi="ar_AE"/>
-        </w:rPr>
-      </w:r>
-    </w:p>
-    <w:p>
-      <w:pPr>
-        <w:bidi/>
-      </w:pPr>
-      <w:r>
-        <w:rPr>
-          <w:lang w:val="ar_AE" w:bidi="ar_AE"/>
-        </w:rPr>
-      </w:r>
-    </w:p>
-    <w:p>
-      <w:pPr>
-        <w:bidi/>
-      </w:pPr>
-      <w:r>
-        <w:rPr>
-          <w:lang w:val="ar_AE" w:bidi="ar_AE"/>
-        </w:rPr>
-      </w:r>
-      <w:r>
-        <w:rPr>
-          <w:vertAlign w:val="superscript"/>
+    </w:p>
+    <w:p>
+      <w:pPr>
+        <w:bidi/>
+      </w:pPr>
+      <w:r>
+        <w:rPr>
+          <w:rtl/>
+          <w:cs/>
+          <w:lang w:val="ar_AE" w:bidi="ar_AE"/>
+        </w:rPr>
+      </w:r>
+      <w:r>
+        <w:rPr>
+          <w:vertAlign w:val="superscript"/>
+          <w:rtl/>
+          <w:cs/>
           <w:lang w:val="ar_AE" w:bidi="ar_AE"/>
         </w:rPr>
         <w:t>11</w:t>
       </w:r>
       <w:r>
         <w:rPr>
+          <w:rtl/>
+          <w:cs/>
           <w:lang w:val="ar_AE" w:bidi="ar_AE"/>
         </w:rPr>
         <w:t xml:space="preserve"> فِي ذَلِكَ الْيَوْمِ أُقِيمُ مَسْكَنَ دَاوُدَ الَّذِي تَهَاوَى، وَأَسُدُّ ثُغْرَاتِهِ وَأُعَمِّرُ خَرَائِبَهُ وَأُعِيدُ بِنَاءَهُ كَالْعَهْدِ بِهِ فِي الأَيَّامِ الْغَابِرَةِ.</w:t>
       </w:r>
-      <w:r>
-        <w:rPr>
-          <w:lang w:val="ar_AE" w:bidi="ar_AE"/>
-        </w:rPr>
-      </w:r>
-      <w:r>
-        <w:rPr>
-          <w:lang w:val="ar_AE" w:bidi="ar_AE"/>
-        </w:rPr>
-      </w:r>
-    </w:p>
-    <w:p>
-      <w:pPr>
-        <w:bidi/>
-      </w:pPr>
-      <w:r>
-        <w:rPr>
-          <w:lang w:val="ar_AE" w:bidi="ar_AE"/>
-        </w:rPr>
-      </w:r>
-    </w:p>
-    <w:p>
-      <w:pPr>
-        <w:bidi/>
-      </w:pPr>
-      <w:r>
-        <w:rPr>
-          <w:lang w:val="ar_AE" w:bidi="ar_AE"/>
-        </w:rPr>
-      </w:r>
-      <w:r>
-        <w:rPr>
-          <w:vertAlign w:val="superscript"/>
+    </w:p>
+    <w:p>
+      <w:pPr>
+        <w:bidi/>
+      </w:pPr>
+      <w:r>
+        <w:rPr>
+          <w:rtl/>
+          <w:cs/>
+          <w:lang w:val="ar_AE" w:bidi="ar_AE"/>
+        </w:rPr>
+      </w:r>
+      <w:r>
+        <w:rPr>
+          <w:vertAlign w:val="superscript"/>
+          <w:rtl/>
+          <w:cs/>
           <w:lang w:val="ar_AE" w:bidi="ar_AE"/>
         </w:rPr>
         <w:t>12</w:t>
       </w:r>
       <w:r>
         <w:rPr>
+          <w:rtl/>
+          <w:cs/>
           <w:lang w:val="ar_AE" w:bidi="ar_AE"/>
         </w:rPr>
         <w:t xml:space="preserve"> لِكَيْ يَرِثَ إِسْرَائِيلُ مَا تَبَقَّى مِنْ أَدُومَ وَجَمِيعَ الأُمَمِ الَّتِي دُعِيَ اسْمِي عَلَيْهَا، يَقُولُ الرَّبُّ صَانِعُ هَذِهِ الأُمُورِ.</w:t>
       </w:r>
-      <w:r>
-        <w:rPr>
-          <w:lang w:val="ar_AE" w:bidi="ar_AE"/>
-        </w:rPr>
-      </w:r>
-      <w:r>
-        <w:rPr>
-          <w:lang w:val="ar_AE" w:bidi="ar_AE"/>
-        </w:rPr>
-      </w:r>
-    </w:p>
-    <w:p>
-      <w:pPr>
-        <w:bidi/>
-      </w:pPr>
-      <w:r>
-        <w:rPr>
-          <w:lang w:val="ar_AE" w:bidi="ar_AE"/>
-        </w:rPr>
-      </w:r>
-    </w:p>
-    <w:p>
-      <w:pPr>
-        <w:bidi/>
-      </w:pPr>
-      <w:r>
-        <w:rPr>
-          <w:lang w:val="ar_AE" w:bidi="ar_AE"/>
-        </w:rPr>
-      </w:r>
-      <w:r>
-        <w:rPr>
-          <w:vertAlign w:val="superscript"/>
+    </w:p>
+    <w:p>
+      <w:pPr>
+        <w:bidi/>
+      </w:pPr>
+      <w:r>
+        <w:rPr>
+          <w:rtl/>
+          <w:cs/>
+          <w:lang w:val="ar_AE" w:bidi="ar_AE"/>
+        </w:rPr>
+      </w:r>
+      <w:r>
+        <w:rPr>
+          <w:vertAlign w:val="superscript"/>
+          <w:rtl/>
+          <w:cs/>
           <w:lang w:val="ar_AE" w:bidi="ar_AE"/>
         </w:rPr>
         <w:t>13</w:t>
       </w:r>
       <w:r>
         <w:rPr>
+          <w:rtl/>
+          <w:cs/>
           <w:lang w:val="ar_AE" w:bidi="ar_AE"/>
         </w:rPr>
         <w:t xml:space="preserve"> هَا أَيَّامٌ تَأْتِي يَقُولُ الرَّبُّ، يُدْرِكُ فِيهَا الْحَارِثُ الْحَاصِدَ، وَدَائِسُ الْعِنَبِ بَاذِرَ الْحَبِّ، وَتَسِيلُ الْخُمورُ الطَّيِّبَةُ مِنْ كُرُومِ الْجِبَالِ وَتَفِيضُ بِها التِّلالُ كُلُّهَا.</w:t>
       </w:r>
-      <w:r>
-        <w:rPr>
-          <w:lang w:val="ar_AE" w:bidi="ar_AE"/>
-        </w:rPr>
-      </w:r>
-      <w:r>
-        <w:rPr>
-          <w:lang w:val="ar_AE" w:bidi="ar_AE"/>
-        </w:rPr>
-      </w:r>
-    </w:p>
-    <w:p>
-      <w:pPr>
-        <w:bidi/>
-      </w:pPr>
-      <w:r>
-        <w:rPr>
-          <w:lang w:val="ar_AE" w:bidi="ar_AE"/>
-        </w:rPr>
-      </w:r>
-    </w:p>
-    <w:p>
-      <w:pPr>
-        <w:bidi/>
-      </w:pPr>
-      <w:r>
-        <w:rPr>
-          <w:lang w:val="ar_AE" w:bidi="ar_AE"/>
-        </w:rPr>
-      </w:r>
-      <w:r>
-        <w:rPr>
-          <w:vertAlign w:val="superscript"/>
+    </w:p>
+    <w:p>
+      <w:pPr>
+        <w:bidi/>
+      </w:pPr>
+      <w:r>
+        <w:rPr>
+          <w:rtl/>
+          <w:cs/>
+          <w:lang w:val="ar_AE" w:bidi="ar_AE"/>
+        </w:rPr>
+      </w:r>
+      <w:r>
+        <w:rPr>
+          <w:vertAlign w:val="superscript"/>
+          <w:rtl/>
+          <w:cs/>
           <w:lang w:val="ar_AE" w:bidi="ar_AE"/>
         </w:rPr>
         <w:t>14</w:t>
       </w:r>
       <w:r>
         <w:rPr>
+          <w:rtl/>
+          <w:cs/>
           <w:lang w:val="ar_AE" w:bidi="ar_AE"/>
         </w:rPr>
         <w:t xml:space="preserve"> وَأَرُدُّ سَبْيَ شَعْبِي إِسْرَائِيلَ فَيُعِيدُونَ بِنَاءَ الْمُدُنِ الْخَرِبَةِ وَيَسْكُنُونَهَا، وَيَزْرَعُونَ كُرُوماً وَيَشْرَبُونَ مِنْ خَمْرِهَا، وَيَغْرِسُونَ جَنَّاتٍ وَيَأْكُلُونَ مِنْ ثِمَارِهَا.</w:t>
       </w:r>
-      <w:r>
-        <w:rPr>
-          <w:lang w:val="ar_AE" w:bidi="ar_AE"/>
-        </w:rPr>
-      </w:r>
-      <w:r>
-        <w:rPr>
-          <w:lang w:val="ar_AE" w:bidi="ar_AE"/>
-        </w:rPr>
-      </w:r>
-    </w:p>
-    <w:p>
-      <w:pPr>
-        <w:bidi/>
-      </w:pPr>
-      <w:r>
-        <w:rPr>
-          <w:lang w:val="ar_AE" w:bidi="ar_AE"/>
-        </w:rPr>
-      </w:r>
-    </w:p>
-    <w:p>
-      <w:pPr>
-        <w:bidi/>
-      </w:pPr>
-      <w:r>
-        <w:rPr>
-          <w:lang w:val="ar_AE" w:bidi="ar_AE"/>
-        </w:rPr>
-      </w:r>
-      <w:r>
-        <w:rPr>
-          <w:vertAlign w:val="superscript"/>
+    </w:p>
+    <w:p>
+      <w:pPr>
+        <w:bidi/>
+      </w:pPr>
+      <w:r>
+        <w:rPr>
+          <w:rtl/>
+          <w:cs/>
+          <w:lang w:val="ar_AE" w:bidi="ar_AE"/>
+        </w:rPr>
+      </w:r>
+      <w:r>
+        <w:rPr>
+          <w:vertAlign w:val="superscript"/>
+          <w:rtl/>
+          <w:cs/>
           <w:lang w:val="ar_AE" w:bidi="ar_AE"/>
         </w:rPr>
         <w:t>15</w:t>
       </w:r>
       <w:r>
         <w:rPr>
+          <w:rtl/>
+          <w:cs/>
           <w:lang w:val="ar_AE" w:bidi="ar_AE"/>
         </w:rPr>
         <w:t xml:space="preserve"> وَأَغْرِسُ شَعْبِي فِي أَرْضِهِمْ فَلا يُسْتَأْصَلُونَ ثَانِيَةً أَبَداً مِنَ الأَرْضِ الَّتِي وَهَبْتُهَا لَهُمْ، يَقُولُ الرَّبُّ إِلَهُكُمْ.</w:t>
-      </w:r>
-      <w:r>
-        <w:rPr>
-          <w:lang w:val="ar_AE" w:bidi="ar_AE"/>
-        </w:rPr>
-      </w:r>
-      <w:r>
-        <w:rPr>
-          <w:lang w:val="ar_AE" w:bidi="ar_AE"/>
-        </w:rPr>
       </w:r>
     </w:p>
     <w:sectPr>
